--- a/downloads/student/ai-1-week-08.docx
+++ b/downloads/student/ai-1-week-08.docx
@@ -1975,6 +1975,16 @@
       </w:r>
     </w:p>
     <w:p>
+      <w:r>
+        <w:t>Read the labelled picture: Point to the pair that tests pattern, then explain why the sticker is a bad early input.</w:t>
+      </w:r>
+    </w:p>
+    <w:p>
+      <w:r>
+        <w:t>Change one thing: Change Q’s width to 6 without changing its height. Predict the result before checking the explanation. What remains the same?</w:t>
+      </w:r>
+    </w:p>
+    <w:p>
       <w:pPr>
         <w:pStyle w:val="Heading1"/>
       </w:pPr>
@@ -3701,6 +3711,187 @@
     <w:p>
       <w:r>
         <w:t>Attempt the independent case before hints. Record whether you worked alone, used a hint or followed a model. After feedback, fix the first unsupported step and explain why it changed. A later check uses a changed case, not a copied answer.</w:t>
+      </w:r>
+    </w:p>
+    <w:p>
+      <w:pPr>
+        <w:pStyle w:val="Heading1"/>
+      </w:pPr>
+      <w:r>
+        <w:t>15. Your lesson route</w:t>
+      </w:r>
+    </w:p>
+    <w:p>
+      <w:r>
+        <w:t>Start with this question: A fictional shelf accepts a craft box only if width is at most 6 cm and height at most 4 cm.</w:t>
+      </w:r>
+    </w:p>
+    <w:tbl>
+      <w:tblPr>
+        <w:tblStyle w:val="LightShading-Accent1"/>
+        <w:tblW w:type="auto" w:w="0"/>
+        <w:tblLook w:firstColumn="1" w:firstRow="1" w:lastColumn="0" w:lastRow="0" w:noHBand="0" w:noVBand="1" w:val="04A0"/>
+      </w:tblPr>
+      <w:tblGrid>
+        <w:gridCol w:w="5112"/>
+        <w:gridCol w:w="5112"/>
+      </w:tblGrid>
+      <w:tr>
+        <w:trPr>
+          <w:tblHeader/>
+        </w:trPr>
+        <w:tc>
+          <w:tcPr>
+            <w:tcW w:type="dxa" w:w="5112"/>
+          </w:tcPr>
+          <w:p>
+            <w:r>
+              <w:t>By the end, I can</w:t>
+            </w:r>
+          </w:p>
+        </w:tc>
+        <w:tc>
+          <w:tcPr>
+            <w:tcW w:type="dxa" w:w="5112"/>
+          </w:tcPr>
+          <w:p>
+            <w:r>
+              <w:t>How I will show it</w:t>
+            </w:r>
+          </w:p>
+        </w:tc>
+      </w:tr>
+      <w:tr>
+        <w:tc>
+          <w:tcPr>
+            <w:tcW w:type="dxa" w:w="5112"/>
+          </w:tcPr>
+          <w:p>
+            <w:r>
+              <w:t>Choose recorded properties that preserve distinctions needed for a stated task</w:t>
+            </w:r>
+          </w:p>
+        </w:tc>
+        <w:tc>
+          <w:tcPr>
+            <w:tcW w:type="dxa" w:w="5112"/>
+          </w:tcPr>
+          <w:p>
+            <w:r>
+              <w:t>Explain the deciding step, show a trace or test, and state one limit.</w:t>
+            </w:r>
+          </w:p>
+        </w:tc>
+      </w:tr>
+      <w:tr>
+        <w:tc>
+          <w:tcPr>
+            <w:tcW w:type="dxa" w:w="5112"/>
+          </w:tcPr>
+          <w:p>
+            <w:r>
+              <w:t>Show why identical feature records can hide examples with different target labels</w:t>
+            </w:r>
+          </w:p>
+        </w:tc>
+        <w:tc>
+          <w:tcPr>
+            <w:tcW w:type="dxa" w:w="5112"/>
+          </w:tcPr>
+          <w:p>
+            <w:r>
+              <w:t>Explain the deciding step, show a trace or test, and state one limit.</w:t>
+            </w:r>
+          </w:p>
+        </w:tc>
+      </w:tr>
+      <w:tr>
+        <w:tc>
+          <w:tcPr>
+            <w:tcW w:type="dxa" w:w="5112"/>
+          </w:tcPr>
+          <w:p>
+            <w:r>
+              <w:t>Reject an answer copied into the inputs and test a proposed feature with a new case</w:t>
+            </w:r>
+          </w:p>
+        </w:tc>
+        <w:tc>
+          <w:tcPr>
+            <w:tcW w:type="dxa" w:w="5112"/>
+          </w:tcPr>
+          <w:p>
+            <w:r>
+              <w:t>Explain the deciding step, show a trace or test, and state one limit.</w:t>
+            </w:r>
+          </w:p>
+        </w:tc>
+      </w:tr>
+    </w:tbl>
+    <w:p>
+      <w:r>
+        <w:t>Remember → watch and explain → try with help → investigate → try independently → keep project evidence. Your teacher may spread this lesson across several classes.</w:t>
+      </w:r>
+    </w:p>
+    <w:p>
+      <w:r>
+        <w:t>Keep your first prediction. Compare it with what the evidence shows and explain any change.</w:t>
+      </w:r>
+    </w:p>
+    <w:p>
+      <w:pPr>
+        <w:pStyle w:val="Heading1"/>
+      </w:pPr>
+      <w:r>
+        <w:t>16. Finish and return</w:t>
+      </w:r>
+    </w:p>
+    <w:p>
+      <w:r>
+        <w:t>Close your notes. Explain this goal in your own words: Choose recorded properties that preserve distinctions needed for a stated task</w:t>
+      </w:r>
+    </w:p>
+    <w:p>
+      <w:pPr>
+        <w:pStyle w:val="Heading3"/>
+      </w:pPr>
+      <w:r>
+        <w:t>My deciding step, evidence and one remaining question</w:t>
+      </w:r>
+    </w:p>
+    <w:p>
+      <w:r>
+        <w:t>________________________________________________________________</w:t>
+      </w:r>
+    </w:p>
+    <w:p>
+      <w:r>
+        <w:t>________________________________________________________________</w:t>
+      </w:r>
+    </w:p>
+    <w:p>
+      <w:r>
+        <w:t>________________________________________________________________</w:t>
+      </w:r>
+    </w:p>
+    <w:p>
+      <w:r>
+        <w:t>________________________________________________________________</w:t>
+      </w:r>
+    </w:p>
+    <w:p>
+      <w:r>
+        <w:t>________________________________________________________________</w:t>
+      </w:r>
+    </w:p>
+    <w:p>
+      <w:r>
+        <w:t>If you are unsure, return to the worked picture and explain one arrow. If you are ready, change an input or assumption and justify your prediction.</w:t>
+      </w:r>
+    </w:p>
+    <w:p>
+      <w:r>
+        <w:t>Save your workbook evidence. At the next review, try a different case before opening your old answer.</w:t>
       </w:r>
     </w:p>
     <w:sectPr>

--- a/downloads/student/ai-1-week-08.docx
+++ b/downloads/student/ai-1-week-08.docx
@@ -3892,6 +3892,207 @@
     <w:p>
       <w:r>
         <w:t>Save your workbook evidence. At the next review, try a different case before opening your old answer.</w:t>
+      </w:r>
+    </w:p>
+    <w:p>
+      <w:pPr>
+        <w:pStyle w:val="Heading1"/>
+      </w:pPr>
+      <w:r>
+        <w:t>17. Supported practice, repair and portfolio</w:t>
+      </w:r>
+    </w:p>
+    <w:p>
+      <w:r>
+        <w:t>Use this supported practice once, in the browser or on paper. Keep the reserved independent assessment for a separate first attempt before teacher feedback.</w:t>
+      </w:r>
+    </w:p>
+    <w:p>
+      <w:r>
+        <w:t>A fictional shelf accepts a craft box only if width is at most 6 cm and height at most 4 cm.</w:t>
+      </w:r>
+    </w:p>
+    <w:p>
+      <w:pPr>
+        <w:pStyle w:val="Heading3"/>
+      </w:pPr>
+      <w:r>
+        <w:t>Practice 1: explain the deciding evidence</w:t>
+      </w:r>
+    </w:p>
+    <w:p>
+      <w:r>
+        <w:t>Which labelled step matches this detail? The later sticker cannot be an input available before checking.</w:t>
+      </w:r>
+    </w:p>
+    <w:p>
+      <w:r>
+        <w:t>1. Apply both limits</w:t>
+      </w:r>
+    </w:p>
+    <w:p>
+      <w:r>
+        <w:t>2. Reject a shortcut</w:t>
+      </w:r>
+    </w:p>
+    <w:p>
+      <w:r>
+        <w:t>3. Height check</w:t>
+      </w:r>
+    </w:p>
+    <w:p>
+      <w:r>
+        <w:t>4. Width check</w:t>
+      </w:r>
+    </w:p>
+    <w:p>
+      <w:pPr>
+        <w:pStyle w:val="Heading3"/>
+      </w:pPr>
+      <w:r>
+        <w:t>My selected conclusion, deciding fact and explanation</w:t>
+      </w:r>
+    </w:p>
+    <w:p>
+      <w:r>
+        <w:t>________________________________________________________________</w:t>
+      </w:r>
+    </w:p>
+    <w:p>
+      <w:r>
+        <w:t>________________________________________________________________</w:t>
+      </w:r>
+    </w:p>
+    <w:p>
+      <w:r>
+        <w:t>________________________________________________________________</w:t>
+      </w:r>
+    </w:p>
+    <w:p>
+      <w:r>
+        <w:t>________________________________________________________________</w:t>
+      </w:r>
+    </w:p>
+    <w:p>
+      <w:r>
+        <w:t>________________________________________________________________</w:t>
+      </w:r>
+    </w:p>
+    <w:p>
+      <w:r>
+        <w:t>Hint if needed: Read the steps in the pictorial case. Match the supplied detail to the stage that performs or records it.</w:t>
+      </w:r>
+    </w:p>
+    <w:p>
+      <w:r>
+        <w:t>After your attempt, compare with the supported explanation: Reject a shortcut The later sticker cannot be an input available before checking. Comparing P with Q isolates width; comparing P with R isolates height. Comparing P with S changes pattern while both remain accepted. Under this declared policy, pattern is not a deciding feature. A later acceptance sticker leaks the very answer the system should produce.</w:t>
+      </w:r>
+    </w:p>
+    <w:p>
+      <w:pPr>
+        <w:pStyle w:val="Heading3"/>
+      </w:pPr>
+      <w:r>
+        <w:t>Practice 2: explain the deciding evidence</w:t>
+      </w:r>
+    </w:p>
+    <w:p>
+      <w:r>
+        <w:t>Changed-case practice: Change Q’s width to 6 without changing its height. Which conclusion is supported by the supplied facts?</w:t>
+      </w:r>
+    </w:p>
+    <w:p>
+      <w:r>
+        <w:t>1. We can decide the result without examining the changed input or the procedure.</w:t>
+      </w:r>
+    </w:p>
+    <w:p>
+      <w:r>
+        <w:t>2. This one example guarantees correct results for every future input.</w:t>
+      </w:r>
+    </w:p>
+    <w:p>
+      <w:r>
+        <w:t>3. Q fits the shelf.</w:t>
+      </w:r>
+    </w:p>
+    <w:p>
+      <w:pPr>
+        <w:pStyle w:val="Heading3"/>
+      </w:pPr>
+      <w:r>
+        <w:t>My selected conclusion, deciding fact and explanation</w:t>
+      </w:r>
+    </w:p>
+    <w:p>
+      <w:r>
+        <w:t>________________________________________________________________</w:t>
+      </w:r>
+    </w:p>
+    <w:p>
+      <w:r>
+        <w:t>________________________________________________________________</w:t>
+      </w:r>
+    </w:p>
+    <w:p>
+      <w:r>
+        <w:t>________________________________________________________________</w:t>
+      </w:r>
+    </w:p>
+    <w:p>
+      <w:r>
+        <w:t>________________________________________________________________</w:t>
+      </w:r>
+    </w:p>
+    <w:p>
+      <w:r>
+        <w:t>________________________________________________________________</w:t>
+      </w:r>
+    </w:p>
+    <w:p>
+      <w:r>
+        <w:t>Hint if needed: Use the changed condition and the deciding step in the pictorial trace. The answer must say what follows from those facts.</w:t>
+      </w:r>
+    </w:p>
+    <w:p>
+      <w:r>
+        <w:t>After your attempt, compare with the supported explanation: Q fits the shelf. Both dimensions now meet their including equality limits; stripe pattern does not change the rule.</w:t>
+      </w:r>
+    </w:p>
+    <w:p>
+      <w:pPr>
+        <w:pStyle w:val="Heading3"/>
+      </w:pPr>
+      <w:r>
+        <w:t>Repair a missing building block</w:t>
+      </w:r>
+    </w:p>
+    <w:p>
+      <w:r>
+        <w:t>Review Categories and Labels (ai-1/7). Goal: Apply a category definition using explicit evidence and boundary rules. Short practice: Explain why B originally was revise rather than review, then label its changed version.. Return to this week and explain what you changed.</w:t>
+      </w:r>
+    </w:p>
+    <w:p>
+      <w:r>
+        <w:t>Review Pictures Become Numbers (ai-1/5). Goal: Encode and reconstruct a small image using an explicit grid convention. Short practice: Find a position where the original badges differ, then read the changed A back as a picture.. Return to this week and explain what you changed.</w:t>
+      </w:r>
+    </w:p>
+    <w:p>
+      <w:r>
+        <w:t>Review Input, Process, Output (ai-1/2). Goal: Trace information through a system without confusing information with a physical action. Short practice: Use the richer record to find blue pencils in Box B. Explain why total alone was insufficient.. Return to this week and explain what you changed.</w:t>
+      </w:r>
+    </w:p>
+    <w:p>
+      <w:pPr>
+        <w:pStyle w:val="Heading3"/>
+      </w:pPr>
+      <w:r>
+        <w:t>Keep your completed work</w:t>
+      </w:r>
+    </w:p>
+    <w:p>
+      <w:r>
+        <w:t>Use Download completed work in the hosted lesson to export your answers, reflections, practice feedback and code-run evidence. Open the HTML copy to read or print it. Drafts stay in this browser when storage is available; clear drafts on a shared device.</w:t>
       </w:r>
     </w:p>
     <w:sectPr>

--- a/downloads/student/ai-1-week-08.docx
+++ b/downloads/student/ai-1-week-08.docx
@@ -42,6 +42,11 @@
       </w:r>
     </w:p>
     <w:p>
+      <w:r>
+        <w:t>Start with the target: Choose recorded properties that preserve distinctions needed for a stated task. Try the recall before opening notes.</w:t>
+      </w:r>
+    </w:p>
+    <w:p>
       <w:pPr>
         <w:pStyle w:val="Heading3"/>
       </w:pPr>
@@ -50,18 +55,84 @@
       </w:r>
     </w:p>
     <w:p>
-      <w:r>
+      <w:pPr>
+        <w:spacing w:line="336" w:lineRule="auto" w:after="180"/>
+      </w:pPr>
+      <w:r>
+        <w:rPr>
+          <w:b w:val="0"/>
+        </w:rPr>
         <w:t>I can choose recorded properties that preserve distinctions needed for a stated task.</w:t>
       </w:r>
     </w:p>
     <w:p>
-      <w:r>
-        <w:t>I can show why identical feature records can hide examples with different target labels.</w:t>
-      </w:r>
-    </w:p>
-    <w:p>
-      <w:r>
-        <w:t>I can reject an answer copied into the inputs and test a proposed feature with a new case.</w:t>
+      <w:pPr>
+        <w:spacing w:line="336" w:lineRule="auto" w:after="180"/>
+      </w:pPr>
+      <w:r>
+        <w:rPr>
+          <w:b w:val="0"/>
+        </w:rPr>
+        <w:t xml:space="preserve">I can show why identical </w:t>
+      </w:r>
+      <w:r>
+        <w:rPr>
+          <w:b/>
+        </w:rPr>
+        <w:t>feature record</w:t>
+      </w:r>
+      <w:r>
+        <w:rPr>
+          <w:b w:val="0"/>
+        </w:rPr>
+        <w:t xml:space="preserve">s can hide examples with different </w:t>
+      </w:r>
+      <w:r>
+        <w:rPr>
+          <w:b/>
+        </w:rPr>
+        <w:t>target label</w:t>
+      </w:r>
+      <w:r>
+        <w:rPr>
+          <w:b w:val="0"/>
+        </w:rPr>
+        <w:t>s.</w:t>
+      </w:r>
+    </w:p>
+    <w:p>
+      <w:pPr>
+        <w:spacing w:line="336" w:lineRule="auto" w:after="180"/>
+      </w:pPr>
+      <w:r>
+        <w:rPr>
+          <w:b w:val="0"/>
+        </w:rPr>
+        <w:t xml:space="preserve">I can reject an answer copied into the </w:t>
+      </w:r>
+      <w:r>
+        <w:rPr>
+          <w:b/>
+        </w:rPr>
+        <w:t>input</w:t>
+      </w:r>
+      <w:r>
+        <w:rPr>
+          <w:b w:val="0"/>
+        </w:rPr>
+        <w:t xml:space="preserve">s and test a proposed </w:t>
+      </w:r>
+      <w:r>
+        <w:rPr>
+          <w:b/>
+        </w:rPr>
+        <w:t>feature</w:t>
+      </w:r>
+      <w:r>
+        <w:rPr>
+          <w:b w:val="0"/>
+        </w:rPr>
+        <w:t xml:space="preserve"> with a new case.</w:t>
       </w:r>
     </w:p>
     <w:p>
@@ -73,32 +144,128 @@
       </w:r>
     </w:p>
     <w:p>
-      <w:r>
+      <w:pPr>
+        <w:spacing w:line="336" w:lineRule="auto" w:after="180"/>
+      </w:pPr>
+      <w:r>
+        <w:rPr>
+          <w:b w:val="0"/>
+        </w:rPr>
         <w:t>Close your notes first. A rough first answer helps us choose the right starting point; it is not a score for your ability.</w:t>
       </w:r>
     </w:p>
     <w:p>
-      <w:r>
+      <w:pPr>
+        <w:spacing w:line="336" w:lineRule="auto" w:after="180"/>
+      </w:pPr>
+      <w:r>
+        <w:rPr>
+          <w:b w:val="0"/>
+        </w:rPr>
         <w:t>Without opening the old lesson, explain one key idea from Categories and Labels. Give an example and a mistake that the idea helps you avoid.</w:t>
       </w:r>
     </w:p>
     <w:p>
-      <w:r>
+      <w:pPr>
+        <w:spacing w:line="336" w:lineRule="auto" w:after="180"/>
+      </w:pPr>
+      <w:r>
+        <w:rPr>
+          <w:b w:val="0"/>
+        </w:rPr>
         <w:t>Without opening the old lesson, explain one key idea from Pictures Become Numbers. Give an example and a mistake that the idea helps you avoid.</w:t>
       </w:r>
     </w:p>
     <w:p>
-      <w:r>
-        <w:t>Without opening the old lesson, explain one key idea from Input, Process, Output. Give an example and a mistake that the idea helps you avoid.</w:t>
-      </w:r>
-    </w:p>
-    <w:p>
-      <w:r>
-        <w:t>After trying, check the relevant lesson or ask your teacher. Change the part of your explanation that the evidence shows was wrong.</w:t>
-      </w:r>
-    </w:p>
-    <w:p>
-      <w:r>
+      <w:pPr>
+        <w:spacing w:line="336" w:lineRule="auto" w:after="180"/>
+      </w:pPr>
+      <w:r>
+        <w:rPr>
+          <w:b w:val="0"/>
+        </w:rPr>
+        <w:t xml:space="preserve">Without opening the old lesson, explain one key idea from </w:t>
+      </w:r>
+      <w:r>
+        <w:rPr>
+          <w:b/>
+        </w:rPr>
+        <w:t>Input</w:t>
+      </w:r>
+      <w:r>
+        <w:rPr>
+          <w:b w:val="0"/>
+        </w:rPr>
+        <w:t xml:space="preserve">, </w:t>
+      </w:r>
+      <w:r>
+        <w:rPr>
+          <w:b/>
+        </w:rPr>
+        <w:t>Process</w:t>
+      </w:r>
+      <w:r>
+        <w:rPr>
+          <w:b w:val="0"/>
+        </w:rPr>
+        <w:t xml:space="preserve">, </w:t>
+      </w:r>
+      <w:r>
+        <w:rPr>
+          <w:b/>
+        </w:rPr>
+        <w:t>Output</w:t>
+      </w:r>
+      <w:r>
+        <w:rPr>
+          <w:b w:val="0"/>
+        </w:rPr>
+        <w:t>. Give an example and a mistake that the idea helps you avoid.</w:t>
+      </w:r>
+    </w:p>
+    <w:p>
+      <w:pPr>
+        <w:spacing w:line="336" w:lineRule="auto" w:after="180"/>
+      </w:pPr>
+      <w:r>
+        <w:rPr>
+          <w:b w:val="0"/>
+        </w:rPr>
+        <w:t xml:space="preserve">After trying, check the </w:t>
+      </w:r>
+      <w:r>
+        <w:rPr>
+          <w:b/>
+        </w:rPr>
+        <w:t>relevant</w:t>
+      </w:r>
+      <w:r>
+        <w:rPr>
+          <w:b w:val="0"/>
+        </w:rPr>
+        <w:t xml:space="preserve"> lesson or ask your teacher. Change the part of your explanation that the </w:t>
+      </w:r>
+      <w:r>
+        <w:rPr>
+          <w:b/>
+        </w:rPr>
+        <w:t>evidence</w:t>
+      </w:r>
+      <w:r>
+        <w:rPr>
+          <w:b w:val="0"/>
+        </w:rPr>
+        <w:t xml:space="preserve"> shows was wrong.</w:t>
+      </w:r>
+    </w:p>
+    <w:p>
+      <w:pPr>
+        <w:spacing w:line="336" w:lineRule="auto" w:after="180"/>
+      </w:pPr>
+      <w:r>
+        <w:rPr>
+          <w:b w:val="0"/>
+        </w:rPr>
         <w:t>Some observable clues help a decision more than others.</w:t>
       </w:r>
     </w:p>
@@ -139,12 +306,33 @@
       </w:r>
     </w:p>
     <w:p>
-      <w:r>
+      <w:pPr>
+        <w:pStyle w:val="Heading3"/>
+      </w:pPr>
+      <w:r>
+        <w:t>Your target</w:t>
+      </w:r>
+    </w:p>
+    <w:p>
+      <w:pPr>
+        <w:spacing w:line="336" w:lineRule="auto" w:after="180"/>
+        <w:shd w:fill="EDF7F3"/>
+      </w:pPr>
+      <w:r>
+        <w:rPr>
+          <w:b w:val="0"/>
+        </w:rPr>
         <w:t>LEARNING TARGET  A dataset contains only small smooth leaves and large toothed leaves. A model separates them by size. Design two fresh examples that distinguish a size shortcut from an edge-based rule.</w:t>
       </w:r>
     </w:p>
     <w:p>
-      <w:r>
+      <w:pPr>
+        <w:spacing w:line="336" w:lineRule="auto" w:after="180"/>
+      </w:pPr>
+      <w:r>
+        <w:rPr>
+          <w:b w:val="0"/>
+        </w:rPr>
         <w:t>Learner name:</w:t>
       </w:r>
     </w:p>
@@ -157,7 +345,14 @@
       </w:r>
     </w:p>
     <w:p>
-      <w:r>
+      <w:pPr>
+        <w:spacing w:line="336" w:lineRule="auto" w:after="180"/>
+        <w:shd w:fill="F5F1FB"/>
+      </w:pPr>
+      <w:r>
+        <w:rPr>
+          <w:b w:val="0"/>
+        </w:rPr>
         <w:t>Two annotators agree that a calendar card is ready. What must you still check before treating that label as correct?</w:t>
       </w:r>
     </w:p>
@@ -170,8 +365,26 @@
       </w:r>
     </w:p>
     <w:p>
-      <w:r>
-        <w:t>By the end, I can choose task-relevant features and avoid a clue created after the decision.</w:t>
+      <w:pPr>
+        <w:spacing w:line="336" w:lineRule="auto" w:after="180"/>
+      </w:pPr>
+      <w:r>
+        <w:rPr>
+          <w:b w:val="0"/>
+        </w:rPr>
+        <w:t>By the end, I can choose task-</w:t>
+      </w:r>
+      <w:r>
+        <w:rPr>
+          <w:b/>
+        </w:rPr>
+        <w:t>relevant feature</w:t>
+      </w:r>
+      <w:r>
+        <w:rPr>
+          <w:b w:val="0"/>
+        </w:rPr>
+        <w:t>s and avoid a clue created after the decision.</w:t>
       </w:r>
     </w:p>
     <w:p>
@@ -184,6 +397,17 @@
     </w:p>
     <w:p>
       <w:r>
+        <w:t>Investigate the supplied Features: Useful Clues case. Separate observations, given facts and assumptions before choosing an explanation.</w:t>
+      </w:r>
+    </w:p>
+    <w:p>
+      <w:pPr>
+        <w:spacing w:line="336" w:lineRule="auto" w:after="180"/>
+      </w:pPr>
+      <w:r>
+        <w:rPr>
+          <w:b/>
+        </w:rPr>
         <w:t>PICTURE STORY</w:t>
       </w:r>
     </w:p>
@@ -196,8 +420,26 @@
       </w:r>
     </w:p>
     <w:p>
-      <w:r>
-        <w:t>Pictures give clues; evidence tells us what the clues mean.</w:t>
+      <w:pPr>
+        <w:spacing w:line="336" w:lineRule="auto" w:after="180"/>
+      </w:pPr>
+      <w:r>
+        <w:rPr>
+          <w:b w:val="0"/>
+        </w:rPr>
+        <w:t xml:space="preserve">Pictures give clues; </w:t>
+      </w:r>
+      <w:r>
+        <w:rPr>
+          <w:b/>
+        </w:rPr>
+        <w:t>evidence</w:t>
+      </w:r>
+      <w:r>
+        <w:rPr>
+          <w:b w:val="0"/>
+        </w:rPr>
+        <w:t xml:space="preserve"> tells us what the clues mean.</w:t>
       </w:r>
     </w:p>
     <w:p>
@@ -237,7 +479,22 @@
       </w:r>
     </w:p>
     <w:p>
-      <w:r>
+      <w:pPr>
+        <w:pStyle w:val="Heading3"/>
+      </w:pPr>
+      <w:r>
+        <w:t>Start with this puzzle</w:t>
+      </w:r>
+    </w:p>
+    <w:p>
+      <w:pPr>
+        <w:spacing w:line="336" w:lineRule="auto" w:after="180"/>
+        <w:shd w:fill="F1F6FC"/>
+      </w:pPr>
+      <w:r>
+        <w:rPr>
+          <w:b w:val="0"/>
+        </w:rPr>
         <w:t>MYSTERY  Ear shape, muzzle length, and paw shape may help distinguish cats from dogs; background color and photo border usually do not.</w:t>
       </w:r>
     </w:p>
@@ -250,33 +507,118 @@
       </w:r>
     </w:p>
     <w:p>
-      <w:r>
+      <w:pPr>
+        <w:spacing w:line="336" w:lineRule="auto" w:after="180"/>
+      </w:pPr>
+      <w:r>
+        <w:rPr>
+          <w:b w:val="0"/>
+        </w:rPr>
         <w:t>Name three visible details without explaining them yet.</w:t>
       </w:r>
     </w:p>
     <w:p>
-      <w:r>
+      <w:pPr>
+        <w:spacing w:line="336" w:lineRule="auto" w:after="180"/>
+      </w:pPr>
+      <w:r>
+        <w:rPr>
+          <w:b w:val="0"/>
+        </w:rPr>
         <w:t>Circle the detail most connected to the system's decision.</w:t>
       </w:r>
     </w:p>
     <w:p>
-      <w:r>
-        <w:t>Name one detail that may be decoration or distraction.</w:t>
-      </w:r>
-    </w:p>
-    <w:p>
-      <w:r>
-        <w:t>Make a first prediction and state the clue that supports it.</w:t>
-      </w:r>
-    </w:p>
-    <w:p>
-      <w:r>
-        <w:t>My observations, prediction, and evidence:</w:t>
-      </w:r>
-    </w:p>
-    <w:p>
-      <w:r>
-        <w:t>GOOD THINKING  A prediction can change when stronger evidence appears.</w:t>
+      <w:pPr>
+        <w:spacing w:line="336" w:lineRule="auto" w:after="180"/>
+      </w:pPr>
+      <w:r>
+        <w:rPr>
+          <w:b w:val="0"/>
+        </w:rPr>
+        <w:t xml:space="preserve">Name one detail that may be decoration or </w:t>
+      </w:r>
+      <w:r>
+        <w:rPr>
+          <w:b/>
+        </w:rPr>
+        <w:t>distraction</w:t>
+      </w:r>
+      <w:r>
+        <w:rPr>
+          <w:b w:val="0"/>
+        </w:rPr>
+        <w:t>.</w:t>
+      </w:r>
+    </w:p>
+    <w:p>
+      <w:pPr>
+        <w:spacing w:line="336" w:lineRule="auto" w:after="180"/>
+      </w:pPr>
+      <w:r>
+        <w:rPr>
+          <w:b w:val="0"/>
+        </w:rPr>
+        <w:t xml:space="preserve">Make a first </w:t>
+      </w:r>
+      <w:r>
+        <w:rPr>
+          <w:b/>
+        </w:rPr>
+        <w:t>prediction</w:t>
+      </w:r>
+      <w:r>
+        <w:rPr>
+          <w:b w:val="0"/>
+        </w:rPr>
+        <w:t xml:space="preserve"> and state the clue that supports it.</w:t>
+      </w:r>
+    </w:p>
+    <w:p>
+      <w:pPr>
+        <w:spacing w:line="336" w:lineRule="auto" w:after="180"/>
+      </w:pPr>
+      <w:r>
+        <w:rPr>
+          <w:b w:val="0"/>
+        </w:rPr>
+        <w:t xml:space="preserve">My </w:t>
+      </w:r>
+      <w:r>
+        <w:rPr>
+          <w:b/>
+        </w:rPr>
+        <w:t>observation</w:t>
+      </w:r>
+      <w:r>
+        <w:rPr>
+          <w:b w:val="0"/>
+        </w:rPr>
+        <w:t xml:space="preserve">s, </w:t>
+      </w:r>
+      <w:r>
+        <w:rPr>
+          <w:b/>
+        </w:rPr>
+        <w:t>prediction</w:t>
+      </w:r>
+      <w:r>
+        <w:rPr>
+          <w:b w:val="0"/>
+        </w:rPr>
+        <w:t xml:space="preserve">, and </w:t>
+      </w:r>
+      <w:r>
+        <w:rPr>
+          <w:b/>
+        </w:rPr>
+        <w:t>evidence</w:t>
+      </w:r>
+      <w:r>
+        <w:rPr>
+          <w:b w:val="0"/>
+        </w:rPr>
+        <w:t>:</w:t>
       </w:r>
     </w:p>
     <w:p>
@@ -284,22 +626,188 @@
         <w:pStyle w:val="Heading3"/>
       </w:pPr>
       <w:r>
+        <w:t>Thinking habit</w:t>
+      </w:r>
+    </w:p>
+    <w:p>
+      <w:pPr>
+        <w:spacing w:line="336" w:lineRule="auto" w:after="180"/>
+        <w:shd w:fill="EDF7F3"/>
+      </w:pPr>
+      <w:r>
+        <w:rPr>
+          <w:b w:val="0"/>
+        </w:rPr>
+        <w:t xml:space="preserve">GOOD THINKING  A </w:t>
+      </w:r>
+      <w:r>
+        <w:rPr>
+          <w:b/>
+        </w:rPr>
+        <w:t>prediction</w:t>
+      </w:r>
+      <w:r>
+        <w:rPr>
+          <w:b w:val="0"/>
+        </w:rPr>
+        <w:t xml:space="preserve"> can change when stronger </w:t>
+      </w:r>
+      <w:r>
+        <w:rPr>
+          <w:b/>
+        </w:rPr>
+        <w:t>evidence</w:t>
+      </w:r>
+      <w:r>
+        <w:rPr>
+          <w:b w:val="0"/>
+        </w:rPr>
+        <w:t xml:space="preserve"> appears.</w:t>
+      </w:r>
+    </w:p>
+    <w:p>
+      <w:pPr>
+        <w:pStyle w:val="Heading3"/>
+      </w:pPr>
+      <w:r>
         <w:t>A closer explanation</w:t>
       </w:r>
     </w:p>
     <w:p>
-      <w:r>
-        <w:t>Imagine a paper sorting task for a model delivery station. Each rectangular card has a length, width, colour and card number. The station labels a card fits if its length is at most 12 centimetres and its width is at most 8 centimetres. Both limits include equality. Cards stay flat in the marked orientation; turning, bending and thickness are outside this paper task. All measurements in the first examples are known positive whole numbers.</w:t>
-      </w:r>
-    </w:p>
-    <w:p>
-      <w:r>
-        <w:t>A feature is a recorded input property, such as width in centimetres. The target label is the answer we want to produce: fits or too large under this guide. Decide what the answer means before choosing the inputs. A card number can help us find a record, but knowing its number does not tell us its dimensions.</w:t>
-      </w:r>
-    </w:p>
-    <w:p>
-      <w:r>
-        <w:t>This guide already gives us a direct rule, so we do not need to train a model to solve it. We use the task to investigate the information that either a rule or a learned model would need. Later, when relationships are learned from examples, the same question remains: did we supply the distinctions the task requires?</w:t>
+      <w:pPr>
+        <w:spacing w:line="336" w:lineRule="auto" w:after="180"/>
+      </w:pPr>
+      <w:r>
+        <w:rPr>
+          <w:b w:val="0"/>
+        </w:rPr>
+        <w:t>Imagine a paper sorting task for a model delivery station. Each rectangular card has a length, width, colour and card number.</w:t>
+      </w:r>
+    </w:p>
+    <w:p>
+      <w:pPr>
+        <w:spacing w:line="336" w:lineRule="auto" w:after="180"/>
+      </w:pPr>
+      <w:r>
+        <w:rPr>
+          <w:b w:val="0"/>
+        </w:rPr>
+        <w:t>The station labels a card fits if its length is at most 12 centimetres and its width is at most 8 centimetres. Both limits include equality.</w:t>
+      </w:r>
+    </w:p>
+    <w:p>
+      <w:pPr>
+        <w:spacing w:line="336" w:lineRule="auto" w:after="180"/>
+      </w:pPr>
+      <w:r>
+        <w:rPr>
+          <w:b w:val="0"/>
+        </w:rPr>
+        <w:t>Cards stay flat in the marked orientation; turning, bending and thickness are outside this paper task. All measurements in the first examples are known positive whole numbers.</w:t>
+      </w:r>
+    </w:p>
+    <w:p>
+      <w:pPr>
+        <w:spacing w:line="336" w:lineRule="auto" w:after="180"/>
+      </w:pPr>
+      <w:r>
+        <w:rPr>
+          <w:b w:val="0"/>
+        </w:rPr>
+        <w:t xml:space="preserve">A </w:t>
+      </w:r>
+      <w:r>
+        <w:rPr>
+          <w:b/>
+        </w:rPr>
+        <w:t>feature</w:t>
+      </w:r>
+      <w:r>
+        <w:rPr>
+          <w:b w:val="0"/>
+        </w:rPr>
+        <w:t xml:space="preserve"> is a recorded </w:t>
+      </w:r>
+      <w:r>
+        <w:rPr>
+          <w:b/>
+        </w:rPr>
+        <w:t>input</w:t>
+      </w:r>
+      <w:r>
+        <w:rPr>
+          <w:b w:val="0"/>
+        </w:rPr>
+        <w:t xml:space="preserve"> property, such as width in centimetres. The </w:t>
+      </w:r>
+      <w:r>
+        <w:rPr>
+          <w:b/>
+        </w:rPr>
+        <w:t>target label</w:t>
+      </w:r>
+      <w:r>
+        <w:rPr>
+          <w:b w:val="0"/>
+        </w:rPr>
+        <w:t xml:space="preserve"> is the answer we want to produce: fits or too large under this guide. Decide what the answer means before choosing the </w:t>
+      </w:r>
+      <w:r>
+        <w:rPr>
+          <w:b/>
+        </w:rPr>
+        <w:t>input</w:t>
+      </w:r>
+      <w:r>
+        <w:rPr>
+          <w:b w:val="0"/>
+        </w:rPr>
+        <w:t>s.</w:t>
+      </w:r>
+    </w:p>
+    <w:p>
+      <w:pPr>
+        <w:spacing w:line="336" w:lineRule="auto" w:after="180"/>
+      </w:pPr>
+      <w:r>
+        <w:rPr>
+          <w:b w:val="0"/>
+        </w:rPr>
+        <w:t>A card number can help us find a record, but knowing its number does not tell us its dimensions.</w:t>
+      </w:r>
+    </w:p>
+    <w:p>
+      <w:pPr>
+        <w:spacing w:line="336" w:lineRule="auto" w:after="180"/>
+      </w:pPr>
+      <w:r>
+        <w:rPr>
+          <w:b w:val="0"/>
+        </w:rPr>
+        <w:t xml:space="preserve">This guide already gives us a direct rule, so we do not need to train a model to solve it. We use the task to investigate the information that either a rule or a </w:t>
+      </w:r>
+      <w:r>
+        <w:rPr>
+          <w:b/>
+        </w:rPr>
+        <w:t>learned model</w:t>
+      </w:r>
+      <w:r>
+        <w:rPr>
+          <w:b w:val="0"/>
+        </w:rPr>
+        <w:t xml:space="preserve"> would need.</w:t>
+      </w:r>
+    </w:p>
+    <w:p>
+      <w:pPr>
+        <w:spacing w:line="336" w:lineRule="auto" w:after="180"/>
+      </w:pPr>
+      <w:r>
+        <w:rPr>
+          <w:b w:val="0"/>
+        </w:rPr>
+        <w:t>Later, when relationships are learned from examples, the same question remains: did we supply the distinctions the task requires?</w:t>
       </w:r>
     </w:p>
     <w:p>
@@ -312,7 +820,24 @@
     </w:p>
     <w:p>
       <w:r>
-        <w:t>VISUAL MECHANISM</w:t>
+        <w:t>Follow the mechanism for Features: Useful Clues. Connect each labelled input, deciding step and result.</w:t>
+      </w:r>
+    </w:p>
+    <w:p>
+      <w:pPr>
+        <w:spacing w:line="336" w:lineRule="auto" w:after="180"/>
+      </w:pPr>
+      <w:r>
+        <w:rPr>
+          <w:b/>
+        </w:rPr>
+        <w:t xml:space="preserve">VISUAL </w:t>
+      </w:r>
+      <w:r>
+        <w:rPr>
+          <w:b/>
+        </w:rPr>
+        <w:t>MECHANISM</w:t>
       </w:r>
     </w:p>
     <w:p>
@@ -324,7 +849,13 @@
       </w:r>
     </w:p>
     <w:p>
-      <w:r>
+      <w:pPr>
+        <w:spacing w:line="336" w:lineRule="auto" w:after="180"/>
+      </w:pPr>
+      <w:r>
+        <w:rPr>
+          <w:b w:val="0"/>
+        </w:rPr>
         <w:t>Follow the information instead of imagining magic inside the machine.</w:t>
       </w:r>
     </w:p>
@@ -437,32 +968,170 @@
       </w:r>
     </w:p>
     <w:p>
-      <w:r>
-        <w:t>INPUT  measured candidate clues</w:t>
-      </w:r>
-    </w:p>
-    <w:p>
-      <w:r>
-        <w:t>PROCESS  compare useful patterns and ignore distractions</w:t>
-      </w:r>
-    </w:p>
-    <w:p>
-      <w:r>
-        <w:t>OUTPUT  predicted cat/dog label with evidence</w:t>
-      </w:r>
-    </w:p>
-    <w:p>
-      <w:r>
+      <w:pPr>
+        <w:spacing w:line="336" w:lineRule="auto" w:after="180"/>
+      </w:pPr>
+      <w:r>
+        <w:rPr>
+          <w:b/>
+        </w:rPr>
+        <w:t>INPUT</w:t>
+      </w:r>
+      <w:r>
+        <w:rPr>
+          <w:b w:val="0"/>
+        </w:rPr>
+        <w:t xml:space="preserve">  measured candidate clues</w:t>
+      </w:r>
+    </w:p>
+    <w:p>
+      <w:pPr>
+        <w:spacing w:line="336" w:lineRule="auto" w:after="180"/>
+      </w:pPr>
+      <w:r>
+        <w:rPr>
+          <w:b/>
+        </w:rPr>
+        <w:t>PROCESS</w:t>
+      </w:r>
+      <w:r>
+        <w:rPr>
+          <w:b w:val="0"/>
+        </w:rPr>
+        <w:t xml:space="preserve">  compare useful patterns and ignore </w:t>
+      </w:r>
+      <w:r>
+        <w:rPr>
+          <w:b/>
+        </w:rPr>
+        <w:t>distraction</w:t>
+      </w:r>
+      <w:r>
+        <w:rPr>
+          <w:b w:val="0"/>
+        </w:rPr>
+        <w:t>s</w:t>
+      </w:r>
+    </w:p>
+    <w:p>
+      <w:pPr>
+        <w:spacing w:line="336" w:lineRule="auto" w:after="180"/>
+      </w:pPr>
+      <w:r>
+        <w:rPr>
+          <w:b/>
+        </w:rPr>
+        <w:t>OUTPUT</w:t>
+      </w:r>
+      <w:r>
+        <w:rPr>
+          <w:b w:val="0"/>
+        </w:rPr>
+        <w:t xml:space="preserve">  predicted cat/dog label with </w:t>
+      </w:r>
+      <w:r>
+        <w:rPr>
+          <w:b/>
+        </w:rPr>
+        <w:t>evidence</w:t>
+      </w:r>
+    </w:p>
+    <w:p>
+      <w:pPr>
+        <w:pStyle w:val="Heading3"/>
+      </w:pPr>
+      <w:r>
+        <w:t>Key idea</w:t>
+      </w:r>
+    </w:p>
+    <w:p>
+      <w:pPr>
+        <w:spacing w:line="336" w:lineRule="auto" w:after="180"/>
+        <w:shd w:fill="EDF7F3"/>
+      </w:pPr>
+      <w:r>
+        <w:rPr>
+          <w:b w:val="0"/>
+        </w:rPr>
         <w:t>CORE IDEA  Some observable clues help a decision more than others.</w:t>
       </w:r>
     </w:p>
     <w:p>
-      <w:r>
-        <w:t>UNDER THE HOOD  A feature is a represented property used by a decision process. Predictive usefulness depends on the task and data. Spurious features correlate in a sample without reflecting the intended concept and often fail when conditions change.</w:t>
-      </w:r>
-    </w:p>
-    <w:p>
-      <w:r>
+      <w:pPr>
+        <w:pStyle w:val="Heading3"/>
+      </w:pPr>
+      <w:r>
+        <w:t>How the mechanism works</w:t>
+      </w:r>
+    </w:p>
+    <w:p>
+      <w:pPr>
+        <w:spacing w:line="336" w:lineRule="auto" w:after="180"/>
+        <w:shd w:fill="F1F6F8"/>
+      </w:pPr>
+      <w:r>
+        <w:rPr>
+          <w:b w:val="0"/>
+        </w:rPr>
+        <w:t xml:space="preserve">UNDER THE HOOD  A </w:t>
+      </w:r>
+      <w:r>
+        <w:rPr>
+          <w:b/>
+        </w:rPr>
+        <w:t>feature</w:t>
+      </w:r>
+      <w:r>
+        <w:rPr>
+          <w:b w:val="0"/>
+        </w:rPr>
+        <w:t xml:space="preserve"> is a represented property used by a decision </w:t>
+      </w:r>
+      <w:r>
+        <w:rPr>
+          <w:b/>
+        </w:rPr>
+        <w:t>process</w:t>
+      </w:r>
+      <w:r>
+        <w:rPr>
+          <w:b w:val="0"/>
+        </w:rPr>
+        <w:t>. Predictive usefulness depends on the task and data.</w:t>
+      </w:r>
+    </w:p>
+    <w:p>
+      <w:pPr>
+        <w:spacing w:line="336" w:lineRule="auto" w:after="180"/>
+        <w:shd w:fill="F1F6F8"/>
+      </w:pPr>
+      <w:r>
+        <w:rPr>
+          <w:b w:val="0"/>
+        </w:rPr>
+        <w:t xml:space="preserve">Spurious </w:t>
+      </w:r>
+      <w:r>
+        <w:rPr>
+          <w:b/>
+        </w:rPr>
+        <w:t>feature</w:t>
+      </w:r>
+      <w:r>
+        <w:rPr>
+          <w:b w:val="0"/>
+        </w:rPr>
+        <w:t>s correlate in a sample without reflecting the intended concept and often fail when conditions change.</w:t>
+      </w:r>
+    </w:p>
+    <w:p>
+      <w:pPr>
+        <w:spacing w:line="336" w:lineRule="auto" w:after="180"/>
+      </w:pPr>
+      <w:r>
+        <w:rPr>
+          <w:b w:val="0"/>
+        </w:rPr>
         <w:t>Draw a fresh example with all three stages:</w:t>
       </w:r>
     </w:p>
@@ -475,7 +1144,13 @@
       </w:r>
     </w:p>
     <w:p>
-      <w:r>
+      <w:pPr>
+        <w:spacing w:line="336" w:lineRule="auto" w:after="180"/>
+      </w:pPr>
+      <w:r>
+        <w:rPr>
+          <w:b w:val="0"/>
+        </w:rPr>
         <w:t>Card A is 10 centimetres long and 7 centimetres wide. Card B is 10 centimetres long and 9 centimetres wide. A fits; B is too large because its width exceeds 8. Compare two ways of recording these cards.</w:t>
       </w:r>
     </w:p>
@@ -668,13 +1343,83 @@
       </w:r>
     </w:p>
     <w:p>
-      <w:r>
-        <w:t>A system receiving only the length cannot use the hidden width to tell these two cards apart. The same input, 10, is paired with two different correct answers. It may guess, return an uncertainty, or use a usual answer, but length alone cannot guarantee the right label for both. A more complicated model cannot reconstruct this missing distinction with certainty from that input alone.</w:t>
-      </w:r>
-    </w:p>
-    <w:p>
-      <w:r>
-        <w:t>A feature record needs a consistent order and units. Here we write length in centimetres first, then width in centimetres. The record 10, 7 means something different if someone silently switches the order or records millimetres. Write the definitions alongside the data.</w:t>
+      <w:pPr>
+        <w:spacing w:line="336" w:lineRule="auto" w:after="180"/>
+      </w:pPr>
+      <w:r>
+        <w:rPr>
+          <w:b w:val="0"/>
+        </w:rPr>
+        <w:t xml:space="preserve">A system receiving only the length cannot use the hidden width to tell these two cards apart. The same </w:t>
+      </w:r>
+      <w:r>
+        <w:rPr>
+          <w:b/>
+        </w:rPr>
+        <w:t>input</w:t>
+      </w:r>
+      <w:r>
+        <w:rPr>
+          <w:b w:val="0"/>
+        </w:rPr>
+        <w:t>, 10, is paired with two different correct answers.</w:t>
+      </w:r>
+    </w:p>
+    <w:p>
+      <w:pPr>
+        <w:spacing w:line="336" w:lineRule="auto" w:after="180"/>
+      </w:pPr>
+      <w:r>
+        <w:rPr>
+          <w:b w:val="0"/>
+        </w:rPr>
+        <w:t xml:space="preserve">It may guess, return an uncertainty, or use a usual answer, but length alone cannot guarantee the right label for both. A more complicated model cannot reconstruct this missing distinction with certainty from that </w:t>
+      </w:r>
+      <w:r>
+        <w:rPr>
+          <w:b/>
+        </w:rPr>
+        <w:t>input</w:t>
+      </w:r>
+      <w:r>
+        <w:rPr>
+          <w:b w:val="0"/>
+        </w:rPr>
+        <w:t xml:space="preserve"> alone.</w:t>
+      </w:r>
+    </w:p>
+    <w:p>
+      <w:pPr>
+        <w:spacing w:line="336" w:lineRule="auto" w:after="180"/>
+      </w:pPr>
+      <w:r>
+        <w:rPr>
+          <w:b w:val="0"/>
+        </w:rPr>
+        <w:t xml:space="preserve">A </w:t>
+      </w:r>
+      <w:r>
+        <w:rPr>
+          <w:b/>
+        </w:rPr>
+        <w:t>feature record</w:t>
+      </w:r>
+      <w:r>
+        <w:rPr>
+          <w:b w:val="0"/>
+        </w:rPr>
+        <w:t xml:space="preserve"> needs a consistent order and units. Here we write length in centimetres first, then width in centimetres.</w:t>
+      </w:r>
+    </w:p>
+    <w:p>
+      <w:pPr>
+        <w:spacing w:line="336" w:lineRule="auto" w:after="180"/>
+      </w:pPr>
+      <w:r>
+        <w:rPr>
+          <w:b w:val="0"/>
+        </w:rPr>
+        <w:t>The record 10, 7 means something different if someone silently switches the order or records millimetres. Write the definitions alongside the data.</w:t>
       </w:r>
     </w:p>
     <w:p>
@@ -686,8 +1431,26 @@
       </w:r>
     </w:p>
     <w:p>
-      <w:r>
-        <w:t>Point to the input, the deciding step and the result in this week’s visual. Explain the same step in ordinary words. A picture helps when you can say what each part represents.</w:t>
+      <w:pPr>
+        <w:spacing w:line="336" w:lineRule="auto" w:after="180"/>
+      </w:pPr>
+      <w:r>
+        <w:rPr>
+          <w:b w:val="0"/>
+        </w:rPr>
+        <w:t xml:space="preserve">Point to the </w:t>
+      </w:r>
+      <w:r>
+        <w:rPr>
+          <w:b/>
+        </w:rPr>
+        <w:t>input</w:t>
+      </w:r>
+      <w:r>
+        <w:rPr>
+          <w:b w:val="0"/>
+        </w:rPr>
+        <w:t>, the deciding step and the result in this week’s visual. Explain the same step in ordinary words. A picture helps when you can say what each part represents.</w:t>
       </w:r>
     </w:p>
     <w:p>
@@ -700,6 +1463,17 @@
     </w:p>
     <w:p>
       <w:r>
+        <w:t>Compare the supplied cases for Features: Useful Clues. Identify the detail that changes the conclusion.</w:t>
+      </w:r>
+    </w:p>
+    <w:p>
+      <w:pPr>
+        <w:spacing w:line="336" w:lineRule="auto" w:after="180"/>
+      </w:pPr>
+      <w:r>
+        <w:rPr>
+          <w:b/>
+        </w:rPr>
         <w:t>PICTURE GALLERY</w:t>
       </w:r>
     </w:p>
@@ -712,8 +1486,26 @@
       </w:r>
     </w:p>
     <w:p>
-      <w:r>
-        <w:t>Use the visual cue, then read the evidence carefully.</w:t>
+      <w:pPr>
+        <w:spacing w:line="336" w:lineRule="auto" w:after="180"/>
+      </w:pPr>
+      <w:r>
+        <w:rPr>
+          <w:b w:val="0"/>
+        </w:rPr>
+        <w:t xml:space="preserve">Use the visual cue, then read the </w:t>
+      </w:r>
+      <w:r>
+        <w:rPr>
+          <w:b/>
+        </w:rPr>
+        <w:t>evidence</w:t>
+      </w:r>
+      <w:r>
+        <w:rPr>
+          <w:b w:val="0"/>
+        </w:rPr>
+        <w:t xml:space="preserve"> carefully.</w:t>
       </w:r>
     </w:p>
     <w:p>
@@ -861,55 +1653,236 @@
       </w:r>
     </w:p>
     <w:p>
-      <w:r>
+      <w:pPr>
+        <w:pStyle w:val="Heading3"/>
+      </w:pPr>
+      <w:r>
+        <w:t>The case to investigate</w:t>
+      </w:r>
+    </w:p>
+    <w:p>
+      <w:pPr>
+        <w:spacing w:line="336" w:lineRule="auto" w:after="180"/>
+        <w:shd w:fill="F1F6FC"/>
+      </w:pPr>
+      <w:r>
+        <w:rPr>
+          <w:b w:val="0"/>
+        </w:rPr>
         <w:t>CASE 1 — Ear shape  Clue: may differ across many examples. Meaning: potentially useful.</w:t>
       </w:r>
     </w:p>
     <w:p>
-      <w:r>
+      <w:pPr>
+        <w:pStyle w:val="Heading3"/>
+      </w:pPr>
+      <w:r>
+        <w:t>The case to investigate</w:t>
+      </w:r>
+    </w:p>
+    <w:p>
+      <w:pPr>
+        <w:spacing w:line="336" w:lineRule="auto" w:after="180"/>
+        <w:shd w:fill="F1F6FC"/>
+      </w:pPr>
+      <w:r>
+        <w:rPr>
+          <w:b w:val="0"/>
+        </w:rPr>
         <w:t>CASE 2 — Muzzle length  Clue: observable animal trait. Meaning: potentially useful.</w:t>
       </w:r>
     </w:p>
     <w:p>
-      <w:r>
-        <w:t>CASE 3 — Photo border  Clue: added by the photographer. Meaning: distraction.</w:t>
-      </w:r>
-    </w:p>
-    <w:p>
-      <w:r>
-        <w:t>CASE 4 — Grass background  Clue: accidental setting pattern. Meaning: spurious clue.</w:t>
-      </w:r>
-    </w:p>
-    <w:p>
-      <w:r>
-        <w:t>BOUNDARY  A clue can be observable yet still be irrelevant, unfair, or fragile.</w:t>
-      </w:r>
-    </w:p>
-    <w:p>
-      <w:r>
-        <w:t>Which two pictures are easiest to confuse? What evidence separates them?</w:t>
-      </w:r>
-    </w:p>
-    <w:p>
       <w:pPr>
         <w:pStyle w:val="Heading3"/>
       </w:pPr>
       <w:r>
+        <w:t>The case to investigate</w:t>
+      </w:r>
+    </w:p>
+    <w:p>
+      <w:pPr>
+        <w:spacing w:line="336" w:lineRule="auto" w:after="180"/>
+        <w:shd w:fill="F1F6FC"/>
+      </w:pPr>
+      <w:r>
+        <w:rPr>
+          <w:b w:val="0"/>
+        </w:rPr>
+        <w:t xml:space="preserve">CASE 3 — Photo border  Clue: added by the photographer. Meaning: </w:t>
+      </w:r>
+      <w:r>
+        <w:rPr>
+          <w:b/>
+        </w:rPr>
+        <w:t>distraction</w:t>
+      </w:r>
+      <w:r>
+        <w:rPr>
+          <w:b w:val="0"/>
+        </w:rPr>
+        <w:t>.</w:t>
+      </w:r>
+    </w:p>
+    <w:p>
+      <w:pPr>
+        <w:pStyle w:val="Heading3"/>
+      </w:pPr>
+      <w:r>
+        <w:t>The case to investigate</w:t>
+      </w:r>
+    </w:p>
+    <w:p>
+      <w:pPr>
+        <w:spacing w:line="336" w:lineRule="auto" w:after="180"/>
+        <w:shd w:fill="F1F6FC"/>
+      </w:pPr>
+      <w:r>
+        <w:rPr>
+          <w:b w:val="0"/>
+        </w:rPr>
+        <w:t xml:space="preserve">CASE 4 — Grass background  Clue: accidental setting pattern. Meaning: </w:t>
+      </w:r>
+      <w:r>
+        <w:rPr>
+          <w:b/>
+        </w:rPr>
+        <w:t>spurious clue</w:t>
+      </w:r>
+      <w:r>
+        <w:rPr>
+          <w:b w:val="0"/>
+        </w:rPr>
+        <w:t>.</w:t>
+      </w:r>
+    </w:p>
+    <w:p>
+      <w:pPr>
+        <w:pStyle w:val="Heading3"/>
+      </w:pPr>
+      <w:r>
+        <w:t>Keep this boundary clear</w:t>
+      </w:r>
+    </w:p>
+    <w:p>
+      <w:pPr>
+        <w:spacing w:line="336" w:lineRule="auto" w:after="180"/>
+        <w:shd w:fill="FFF5E6"/>
+      </w:pPr>
+      <w:r>
+        <w:rPr>
+          <w:b w:val="0"/>
+        </w:rPr>
+        <w:t>BOUNDARY  A clue can be observable yet still be ir</w:t>
+      </w:r>
+      <w:r>
+        <w:rPr>
+          <w:b/>
+        </w:rPr>
+        <w:t>relevant</w:t>
+      </w:r>
+      <w:r>
+        <w:rPr>
+          <w:b w:val="0"/>
+        </w:rPr>
+        <w:t>, unfair, or fragile.</w:t>
+      </w:r>
+    </w:p>
+    <w:p>
+      <w:pPr>
+        <w:spacing w:line="336" w:lineRule="auto" w:after="180"/>
+        <w:shd w:fill="F5F1FB"/>
+      </w:pPr>
+      <w:r>
+        <w:rPr>
+          <w:b w:val="0"/>
+        </w:rPr>
+        <w:t xml:space="preserve">Which two pictures are easiest to confuse? What </w:t>
+      </w:r>
+      <w:r>
+        <w:rPr>
+          <w:b/>
+        </w:rPr>
+        <w:t>evidence</w:t>
+      </w:r>
+      <w:r>
+        <w:rPr>
+          <w:b w:val="0"/>
+        </w:rPr>
+        <w:t xml:space="preserve"> separates them?</w:t>
+      </w:r>
+    </w:p>
+    <w:p>
+      <w:pPr>
+        <w:pStyle w:val="Heading3"/>
+      </w:pPr>
+      <w:r>
         <w:t>Change one thing in the pictured case</w:t>
       </w:r>
     </w:p>
     <w:p>
-      <w:r>
+      <w:pPr>
+        <w:pStyle w:val="Heading3"/>
+      </w:pPr>
+      <w:r>
+        <w:t>Change one thing</w:t>
+      </w:r>
+    </w:p>
+    <w:p>
+      <w:pPr>
+        <w:spacing w:line="336" w:lineRule="auto" w:after="180"/>
+        <w:shd w:fill="F5F1FB"/>
+      </w:pPr>
+      <w:r>
+        <w:rPr>
+          <w:b w:val="0"/>
+        </w:rPr>
         <w:t>Change: Change Q’s width to 6 without changing its height.</w:t>
       </w:r>
     </w:p>
     <w:p>
-      <w:r>
-        <w:t>Prediction: Q fits the shelf.</w:t>
-      </w:r>
-    </w:p>
-    <w:p>
-      <w:r>
+      <w:pPr>
+        <w:pStyle w:val="Heading3"/>
+      </w:pPr>
+      <w:r>
+        <w:t>Predicted result</w:t>
+      </w:r>
+    </w:p>
+    <w:p>
+      <w:pPr>
+        <w:spacing w:line="336" w:lineRule="auto" w:after="180"/>
+        <w:shd w:fill="F1F6FC"/>
+      </w:pPr>
+      <w:r>
+        <w:rPr>
+          <w:b/>
+        </w:rPr>
+        <w:t>Prediction</w:t>
+      </w:r>
+      <w:r>
+        <w:rPr>
+          <w:b w:val="0"/>
+        </w:rPr>
+        <w:t>: Q fits the shelf.</w:t>
+      </w:r>
+    </w:p>
+    <w:p>
+      <w:pPr>
+        <w:pStyle w:val="Heading3"/>
+      </w:pPr>
+      <w:r>
+        <w:t>Why the result follows</w:t>
+      </w:r>
+    </w:p>
+    <w:p>
+      <w:pPr>
+        <w:spacing w:line="336" w:lineRule="auto" w:after="180"/>
+        <w:shd w:fill="F1F6FC"/>
+      </w:pPr>
+      <w:r>
+        <w:rPr>
+          <w:b w:val="0"/>
+        </w:rPr>
         <w:t>Reason: Both dimensions now meet their including equality limits; stripe pattern does not change the rule.</w:t>
       </w:r>
     </w:p>
@@ -923,6 +1896,17 @@
     </w:p>
     <w:p>
       <w:r>
+        <w:t>Use the vocabulary of Features: Useful Clues to explain a concrete decision, rather than only memorising definitions.</w:t>
+      </w:r>
+    </w:p>
+    <w:p>
+      <w:pPr>
+        <w:spacing w:line="336" w:lineRule="auto" w:after="180"/>
+      </w:pPr>
+      <w:r>
+        <w:rPr>
+          <w:b/>
+        </w:rPr>
         <w:t>VOCABULARY</w:t>
       </w:r>
     </w:p>
@@ -935,7 +1919,13 @@
       </w:r>
     </w:p>
     <w:p>
-      <w:r>
+      <w:pPr>
+        <w:spacing w:line="336" w:lineRule="auto" w:after="180"/>
+      </w:pPr>
+      <w:r>
+        <w:rPr>
+          <w:b w:val="0"/>
+        </w:rPr>
         <w:t>The badge is a memory cue; the definition does the real thinking work.</w:t>
       </w:r>
     </w:p>
@@ -1259,17 +2249,69 @@
       </w:r>
     </w:p>
     <w:p>
-      <w:r>
-        <w:t>CLAIM TO REPAIR  Use every available clue because more information is always better.</w:t>
-      </w:r>
-    </w:p>
-    <w:p>
-      <w:r>
-        <w:t>Use one vocabulary word and one piece of evidence to repair it:</w:t>
-      </w:r>
-    </w:p>
-    <w:p>
-      <w:r>
+      <w:pPr>
+        <w:pStyle w:val="Heading3"/>
+      </w:pPr>
+      <w:r>
+        <w:t>Find the unsupported claim</w:t>
+      </w:r>
+    </w:p>
+    <w:p>
+      <w:pPr>
+        <w:spacing w:line="336" w:lineRule="auto" w:after="180"/>
+        <w:shd w:fill="F5F1FB"/>
+      </w:pPr>
+      <w:r>
+        <w:rPr>
+          <w:b w:val="0"/>
+        </w:rPr>
+        <w:t xml:space="preserve">CLAIM TO REPAIR  Use every available clue because </w:t>
+      </w:r>
+      <w:r>
+        <w:rPr>
+          <w:b/>
+        </w:rPr>
+        <w:t>more information</w:t>
+      </w:r>
+      <w:r>
+        <w:rPr>
+          <w:b w:val="0"/>
+        </w:rPr>
+        <w:t xml:space="preserve"> is always better.</w:t>
+      </w:r>
+    </w:p>
+    <w:p>
+      <w:pPr>
+        <w:spacing w:line="336" w:lineRule="auto" w:after="180"/>
+      </w:pPr>
+      <w:r>
+        <w:rPr>
+          <w:b w:val="0"/>
+        </w:rPr>
+        <w:t xml:space="preserve">Use one vocabulary word and one piece of </w:t>
+      </w:r>
+      <w:r>
+        <w:rPr>
+          <w:b/>
+        </w:rPr>
+        <w:t>evidence</w:t>
+      </w:r>
+      <w:r>
+        <w:rPr>
+          <w:b w:val="0"/>
+        </w:rPr>
+        <w:t xml:space="preserve"> to repair it:</w:t>
+      </w:r>
+    </w:p>
+    <w:p>
+      <w:pPr>
+        <w:spacing w:line="336" w:lineRule="auto" w:after="180"/>
+        <w:shd w:fill="EDF7F3"/>
+      </w:pPr>
+      <w:r>
+        <w:rPr>
+          <w:b w:val="0"/>
+        </w:rPr>
         <w:t>WORD POWER  A strong definition helps you decide something in a new case.</w:t>
       </w:r>
     </w:p>
@@ -1415,6 +2457,17 @@
     </w:p>
     <w:p>
       <w:r>
+        <w:t>Follow the worked trace for Features: Useful Clues, predict a step, then compare with its explanation.</w:t>
+      </w:r>
+    </w:p>
+    <w:p>
+      <w:pPr>
+        <w:spacing w:line="336" w:lineRule="auto" w:after="180"/>
+      </w:pPr>
+      <w:r>
+        <w:rPr>
+          <w:b/>
+        </w:rPr>
         <w:t>WORKED EXAMPLE</w:t>
       </w:r>
     </w:p>
@@ -1427,8 +2480,26 @@
       </w:r>
     </w:p>
     <w:p>
-      <w:r>
-        <w:t>Every step connects a claim to observable evidence.</w:t>
+      <w:pPr>
+        <w:spacing w:line="336" w:lineRule="auto" w:after="180"/>
+      </w:pPr>
+      <w:r>
+        <w:rPr>
+          <w:b w:val="0"/>
+        </w:rPr>
+        <w:t xml:space="preserve">Every step connects a claim to observable </w:t>
+      </w:r>
+      <w:r>
+        <w:rPr>
+          <w:b/>
+        </w:rPr>
+        <w:t>evidence</w:t>
+      </w:r>
+      <w:r>
+        <w:rPr>
+          <w:b w:val="0"/>
+        </w:rPr>
+        <w:t>.</w:t>
       </w:r>
     </w:p>
     <w:p>
@@ -1468,38 +2539,201 @@
       </w:r>
     </w:p>
     <w:p>
-      <w:r>
+      <w:pPr>
+        <w:pStyle w:val="Heading3"/>
+      </w:pPr>
+      <w:r>
+        <w:t>The case to investigate</w:t>
+      </w:r>
+    </w:p>
+    <w:p>
+      <w:pPr>
+        <w:spacing w:line="336" w:lineRule="auto" w:after="180"/>
+        <w:shd w:fill="F1F6FC"/>
+      </w:pPr>
+      <w:r>
+        <w:rPr>
+          <w:b w:val="0"/>
+        </w:rPr>
         <w:t>CASE  Ear shape, muzzle length, and paw shape may help distinguish cats from dogs; background color and photo border usually do not.</w:t>
       </w:r>
     </w:p>
     <w:p>
-      <w:r>
+      <w:pPr>
+        <w:pStyle w:val="Heading3"/>
+      </w:pPr>
+      <w:r>
+        <w:t>Step 1</w:t>
+      </w:r>
+    </w:p>
+    <w:p>
+      <w:pPr>
+        <w:spacing w:line="336" w:lineRule="auto" w:after="180"/>
+        <w:shd w:fill="F4F9FC"/>
+      </w:pPr>
+      <w:r>
+        <w:rPr>
+          <w:b w:val="0"/>
+        </w:rPr>
         <w:t>STEP 1 — OBSERVE  measured candidate clues</w:t>
       </w:r>
     </w:p>
     <w:p>
-      <w:r>
-        <w:t>STEP 2 — TRACE  compare useful patterns and ignore distractions</w:t>
-      </w:r>
-    </w:p>
-    <w:p>
-      <w:r>
-        <w:t>STEP 3 — CONCLUDE  predicted cat/dog label with evidence</w:t>
-      </w:r>
-    </w:p>
-    <w:p>
-      <w:r>
-        <w:t>MODEL REASONING  Useful features describe the animal and remain available across settings. Borders and backgrounds describe the photo setup. Even ear shape may fail for unusual breeds or blocked views, so multiple clues and uncertainty are needed.</w:t>
-      </w:r>
-    </w:p>
-    <w:p>
-      <w:r>
-        <w:t>DO NOT OVERCLAIM  A clue can be observable yet still be irrelevant, unfair, or fragile.</w:t>
-      </w:r>
-    </w:p>
-    <w:p>
-      <w:r>
-        <w:t>What new evidence could change this answer?</w:t>
+      <w:pPr>
+        <w:pStyle w:val="Heading3"/>
+      </w:pPr>
+      <w:r>
+        <w:t>Step 2</w:t>
+      </w:r>
+    </w:p>
+    <w:p>
+      <w:pPr>
+        <w:spacing w:line="336" w:lineRule="auto" w:after="180"/>
+        <w:shd w:fill="F4F9FC"/>
+      </w:pPr>
+      <w:r>
+        <w:rPr>
+          <w:b w:val="0"/>
+        </w:rPr>
+        <w:t xml:space="preserve">STEP 2 — TRACE  compare useful patterns and ignore </w:t>
+      </w:r>
+      <w:r>
+        <w:rPr>
+          <w:b/>
+        </w:rPr>
+        <w:t>distraction</w:t>
+      </w:r>
+      <w:r>
+        <w:rPr>
+          <w:b w:val="0"/>
+        </w:rPr>
+        <w:t>s</w:t>
+      </w:r>
+    </w:p>
+    <w:p>
+      <w:pPr>
+        <w:pStyle w:val="Heading3"/>
+      </w:pPr>
+      <w:r>
+        <w:t>Step 3</w:t>
+      </w:r>
+    </w:p>
+    <w:p>
+      <w:pPr>
+        <w:spacing w:line="336" w:lineRule="auto" w:after="180"/>
+        <w:shd w:fill="F4F9FC"/>
+      </w:pPr>
+      <w:r>
+        <w:rPr>
+          <w:b w:val="0"/>
+        </w:rPr>
+        <w:t xml:space="preserve">STEP 3 — CONCLUDE  predicted cat/dog label with </w:t>
+      </w:r>
+      <w:r>
+        <w:rPr>
+          <w:b/>
+        </w:rPr>
+        <w:t>evidence</w:t>
+      </w:r>
+    </w:p>
+    <w:p>
+      <w:pPr>
+        <w:pStyle w:val="Heading3"/>
+      </w:pPr>
+      <w:r>
+        <w:t>Model answer</w:t>
+      </w:r>
+    </w:p>
+    <w:p>
+      <w:pPr>
+        <w:spacing w:line="336" w:lineRule="auto" w:after="180"/>
+        <w:shd w:fill="F1F6FC"/>
+      </w:pPr>
+      <w:r>
+        <w:rPr>
+          <w:b w:val="0"/>
+        </w:rPr>
+        <w:t xml:space="preserve">MODEL REASONING  Useful </w:t>
+      </w:r>
+      <w:r>
+        <w:rPr>
+          <w:b/>
+        </w:rPr>
+        <w:t>feature</w:t>
+      </w:r>
+      <w:r>
+        <w:rPr>
+          <w:b w:val="0"/>
+        </w:rPr>
+        <w:t>s describe the animal and remain available across settings. Borders and backgrounds describe the photo setup.</w:t>
+      </w:r>
+    </w:p>
+    <w:p>
+      <w:pPr>
+        <w:spacing w:line="336" w:lineRule="auto" w:after="180"/>
+        <w:shd w:fill="F1F6FC"/>
+      </w:pPr>
+      <w:r>
+        <w:rPr>
+          <w:b w:val="0"/>
+        </w:rPr>
+        <w:t>Even ear shape may fail for unusual breeds or blocked views, so multiple clues and uncertainty are needed.</w:t>
+      </w:r>
+    </w:p>
+    <w:p>
+      <w:pPr>
+        <w:pStyle w:val="Heading3"/>
+      </w:pPr>
+      <w:r>
+        <w:t>A claim to avoid</w:t>
+      </w:r>
+    </w:p>
+    <w:p>
+      <w:pPr>
+        <w:spacing w:line="336" w:lineRule="auto" w:after="180"/>
+        <w:shd w:fill="FFF5E6"/>
+      </w:pPr>
+      <w:r>
+        <w:rPr>
+          <w:b w:val="0"/>
+        </w:rPr>
+        <w:t>DO NOT OVERCLAIM  A clue can be observable yet still be ir</w:t>
+      </w:r>
+      <w:r>
+        <w:rPr>
+          <w:b/>
+        </w:rPr>
+        <w:t>relevant</w:t>
+      </w:r>
+      <w:r>
+        <w:rPr>
+          <w:b w:val="0"/>
+        </w:rPr>
+        <w:t>, unfair, or fragile.</w:t>
+      </w:r>
+    </w:p>
+    <w:p>
+      <w:pPr>
+        <w:spacing w:line="336" w:lineRule="auto" w:after="180"/>
+        <w:shd w:fill="F5F1FB"/>
+      </w:pPr>
+      <w:r>
+        <w:rPr>
+          <w:b w:val="0"/>
+        </w:rPr>
+        <w:t xml:space="preserve">What new </w:t>
+      </w:r>
+      <w:r>
+        <w:rPr>
+          <w:b/>
+        </w:rPr>
+        <w:t>evidence</w:t>
+      </w:r>
+      <w:r>
+        <w:rPr>
+          <w:b w:val="0"/>
+        </w:rPr>
+        <w:t xml:space="preserve"> could change this answer?</w:t>
       </w:r>
     </w:p>
     <w:p>
@@ -1686,25 +2920,109 @@
       </w:tr>
     </w:tbl>
     <w:p>
-      <w:r>
-        <w:t>The first two cards show why width matters. The first and third show why length matters. The first and fourth show that colour has no part in this particular rule. That is a statement about our task, not a claim that colour is useless for every task. For sorting red and blue cards, colour would be essential.</w:t>
-      </w:r>
-    </w:p>
-    <w:p>
-      <w:r>
-        <w:t>Suppose every fitting card in a small practice set is blue and every oversized card is red. Colour would appear to predict the labels perfectly in that set. A red 10 by 7 card and a blue 13 by 7 card expose the shortcut. Check a proposed feature on deliberately different cases before trusting the practice score.</w:t>
-      </w:r>
-    </w:p>
-    <w:p>
       <w:pPr>
         <w:pStyle w:val="Heading3"/>
       </w:pPr>
       <w:r>
+        <w:t>Worked explanation · Features: Useful Clues</w:t>
+      </w:r>
+    </w:p>
+    <w:p>
+      <w:pPr>
+        <w:spacing w:line="336" w:lineRule="auto" w:after="180"/>
+        <w:shd w:fill="F1F6FC"/>
+      </w:pPr>
+      <w:r>
+        <w:rPr>
+          <w:b w:val="0"/>
+        </w:rPr>
+        <w:t>The first two cards show why width matters. The first and third show why length matters. The first and fourth show that colour has no part in this particular rule.</w:t>
+      </w:r>
+    </w:p>
+    <w:p>
+      <w:pPr>
+        <w:spacing w:line="336" w:lineRule="auto" w:after="180"/>
+        <w:shd w:fill="F1F6FC"/>
+      </w:pPr>
+      <w:r>
+        <w:rPr>
+          <w:b w:val="0"/>
+        </w:rPr>
+        <w:t>That is a statement about our task, not a claim that colour is useless for every task. For sorting red and blue cards, colour would be essential.</w:t>
+      </w:r>
+    </w:p>
+    <w:p>
+      <w:pPr>
+        <w:pStyle w:val="Heading3"/>
+      </w:pPr>
+      <w:r>
+        <w:t>Worked explanation · Features: Useful Clues</w:t>
+      </w:r>
+    </w:p>
+    <w:p>
+      <w:pPr>
+        <w:spacing w:line="336" w:lineRule="auto" w:after="180"/>
+        <w:shd w:fill="F1F6FC"/>
+      </w:pPr>
+      <w:r>
+        <w:rPr>
+          <w:b w:val="0"/>
+        </w:rPr>
+        <w:t xml:space="preserve">Suppose every </w:t>
+      </w:r>
+      <w:r>
+        <w:rPr>
+          <w:b/>
+        </w:rPr>
+        <w:t>fitting</w:t>
+      </w:r>
+      <w:r>
+        <w:rPr>
+          <w:b w:val="0"/>
+        </w:rPr>
+        <w:t xml:space="preserve"> card in a small practice set is blue and every oversized card is red. Colour would appear to predict the labels perfectly in that set. A red 10 by 7 card and a blue 13 by 7 card expose the shortcut.</w:t>
+      </w:r>
+    </w:p>
+    <w:p>
+      <w:pPr>
+        <w:spacing w:line="336" w:lineRule="auto" w:after="180"/>
+        <w:shd w:fill="F1F6FC"/>
+      </w:pPr>
+      <w:r>
+        <w:rPr>
+          <w:b w:val="0"/>
+        </w:rPr>
+        <w:t xml:space="preserve">Check a proposed </w:t>
+      </w:r>
+      <w:r>
+        <w:rPr>
+          <w:b/>
+        </w:rPr>
+        <w:t>feature</w:t>
+      </w:r>
+      <w:r>
+        <w:rPr>
+          <w:b w:val="0"/>
+        </w:rPr>
+        <w:t xml:space="preserve"> on deliberately different cases before trusting the practice score.</w:t>
+      </w:r>
+    </w:p>
+    <w:p>
+      <w:pPr>
+        <w:pStyle w:val="Heading3"/>
+      </w:pPr>
+      <w:r>
         <w:t>Learn from the worked case</w:t>
       </w:r>
     </w:p>
     <w:p>
-      <w:r>
+      <w:pPr>
+        <w:spacing w:line="336" w:lineRule="auto" w:after="180"/>
+      </w:pPr>
+      <w:r>
+        <w:rPr>
+          <w:b w:val="0"/>
+        </w:rPr>
         <w:t>Cover the result before checking it. Say what is given, choose the procedure, and follow one step at a time. Then uncover the result and explain your first mismatch. Ask why a step is allowed, not only what number it produces.</w:t>
       </w:r>
     </w:p>
@@ -1717,7 +3035,13 @@
       </w:r>
     </w:p>
     <w:p>
-      <w:r>
+      <w:pPr>
+        <w:spacing w:line="336" w:lineRule="auto" w:after="180"/>
+      </w:pPr>
+      <w:r>
+        <w:rPr>
+          <w:b w:val="0"/>
+        </w:rPr>
         <w:t>A fictional shelf accepts a craft box only if width is at most 6 cm and height at most 4 cm.</w:t>
       </w:r>
     </w:p>
@@ -1730,12 +3054,42 @@
       </w:r>
     </w:p>
     <w:p>
-      <w:r>
+      <w:pPr>
+        <w:pStyle w:val="Heading3"/>
+      </w:pPr>
+      <w:r>
+        <w:t>Supplied facts</w:t>
+      </w:r>
+    </w:p>
+    <w:p>
+      <w:pPr>
+        <w:spacing w:line="336" w:lineRule="auto" w:after="180"/>
+        <w:shd w:fill="F1F6FC"/>
+      </w:pPr>
+      <w:r>
+        <w:rPr>
+          <w:b w:val="0"/>
+        </w:rPr>
         <w:t>Boxes P=(6,4,stripes), Q=(7,4,stripes), R=(6,5,dots), S=(6,4,dots).</w:t>
       </w:r>
     </w:p>
     <w:p>
-      <w:r>
+      <w:pPr>
+        <w:pStyle w:val="Heading3"/>
+      </w:pPr>
+      <w:r>
+        <w:t>Supplied facts</w:t>
+      </w:r>
+    </w:p>
+    <w:p>
+      <w:pPr>
+        <w:spacing w:line="336" w:lineRule="auto" w:after="180"/>
+        <w:shd w:fill="F1F6FC"/>
+      </w:pPr>
+      <w:r>
+        <w:rPr>
+          <w:b w:val="0"/>
+        </w:rPr>
         <w:t>A green acceptance sticker is attached only after the shelf check.</w:t>
       </w:r>
     </w:p>
@@ -1957,30 +3311,126 @@
       </w:r>
     </w:p>
     <w:p>
-      <w:r>
-        <w:t>Comparing P with Q isolates width; comparing P with R isolates height. Comparing P with S changes pattern while both remain accepted. Under this declared policy, pattern is not a deciding feature. A later acceptance sticker leaks the very answer the system should produce.</w:t>
-      </w:r>
-    </w:p>
-    <w:p>
       <w:pPr>
         <w:pStyle w:val="Heading3"/>
       </w:pPr>
       <w:r>
+        <w:t>Why the result follows</w:t>
+      </w:r>
+    </w:p>
+    <w:p>
+      <w:pPr>
+        <w:spacing w:line="336" w:lineRule="auto" w:after="180"/>
+        <w:shd w:fill="F1F6FC"/>
+      </w:pPr>
+      <w:r>
+        <w:rPr>
+          <w:b w:val="0"/>
+        </w:rPr>
+        <w:t xml:space="preserve">Comparing P with Q isolates width; comparing P with R isolates height. Comparing P with S changes pattern while both remain accepted. Under this declared policy, pattern is not a deciding </w:t>
+      </w:r>
+      <w:r>
+        <w:rPr>
+          <w:b/>
+        </w:rPr>
+        <w:t>feature</w:t>
+      </w:r>
+      <w:r>
+        <w:rPr>
+          <w:b w:val="0"/>
+        </w:rPr>
+        <w:t>.</w:t>
+      </w:r>
+    </w:p>
+    <w:p>
+      <w:pPr>
+        <w:spacing w:line="336" w:lineRule="auto" w:after="180"/>
+        <w:shd w:fill="F1F6FC"/>
+      </w:pPr>
+      <w:r>
+        <w:rPr>
+          <w:b w:val="0"/>
+        </w:rPr>
+        <w:t>A later acceptance sticker leaks the very answer the system should produce.</w:t>
+      </w:r>
+    </w:p>
+    <w:p>
+      <w:pPr>
+        <w:pStyle w:val="Heading3"/>
+      </w:pPr>
+      <w:r>
         <w:t>What this example does not establish</w:t>
       </w:r>
     </w:p>
     <w:p>
-      <w:r>
+      <w:pPr>
+        <w:pStyle w:val="Heading3"/>
+      </w:pPr>
+      <w:r>
+        <w:t>Keep the stated limit</w:t>
+      </w:r>
+    </w:p>
+    <w:p>
+      <w:pPr>
+        <w:spacing w:line="336" w:lineRule="auto" w:after="180"/>
+        <w:shd w:fill="FFF5E6"/>
+      </w:pPr>
+      <w:r>
+        <w:rPr>
+          <w:b w:val="0"/>
+        </w:rPr>
         <w:t>These comparisons establish the written shelf rule, not the importance of pattern for unrelated tasks.</w:t>
       </w:r>
     </w:p>
     <w:p>
-      <w:r>
-        <w:t>Read the labelled picture: Point to the pair that tests pattern, then explain why the sticker is a bad early input.</w:t>
-      </w:r>
-    </w:p>
-    <w:p>
-      <w:r>
+      <w:pPr>
+        <w:pStyle w:val="Heading3"/>
+      </w:pPr>
+      <w:r>
+        <w:t>Keep the stated limit</w:t>
+      </w:r>
+    </w:p>
+    <w:p>
+      <w:pPr>
+        <w:spacing w:line="336" w:lineRule="auto" w:after="180"/>
+        <w:shd w:fill="FFF5E6"/>
+      </w:pPr>
+      <w:r>
+        <w:rPr>
+          <w:b w:val="0"/>
+        </w:rPr>
+        <w:t xml:space="preserve">Read the labelled picture: Point to the pair that tests pattern, then explain why the sticker is a bad early </w:t>
+      </w:r>
+      <w:r>
+        <w:rPr>
+          <w:b/>
+        </w:rPr>
+        <w:t>input</w:t>
+      </w:r>
+      <w:r>
+        <w:rPr>
+          <w:b w:val="0"/>
+        </w:rPr>
+        <w:t>.</w:t>
+      </w:r>
+    </w:p>
+    <w:p>
+      <w:pPr>
+        <w:pStyle w:val="Heading3"/>
+      </w:pPr>
+      <w:r>
+        <w:t>Keep the stated limit</w:t>
+      </w:r>
+    </w:p>
+    <w:p>
+      <w:pPr>
+        <w:spacing w:line="336" w:lineRule="auto" w:after="180"/>
+        <w:shd w:fill="FFF5E6"/>
+      </w:pPr>
+      <w:r>
+        <w:rPr>
+          <w:b w:val="0"/>
+        </w:rPr>
         <w:t>Change one thing: Change Q’s width to 6 without changing its height. Predict the result before checking the explanation. What remains the same?</w:t>
       </w:r>
     </w:p>
@@ -1994,6 +3444,17 @@
     </w:p>
     <w:p>
       <w:r>
+        <w:t>Find the unsupported step in the Features: Useful Clues claim and explain a repair using the supplied evidence.</w:t>
+      </w:r>
+    </w:p>
+    <w:p>
+      <w:pPr>
+        <w:spacing w:line="336" w:lineRule="auto" w:after="180"/>
+      </w:pPr>
+      <w:r>
+        <w:rPr>
+          <w:b/>
+        </w:rPr>
         <w:t>COMPARE</w:t>
       </w:r>
     </w:p>
@@ -2006,7 +3467,13 @@
       </w:r>
     </w:p>
     <w:p>
-      <w:r>
+      <w:pPr>
+        <w:spacing w:line="336" w:lineRule="auto" w:after="180"/>
+      </w:pPr>
+      <w:r>
+        <w:rPr>
+          <w:b w:val="0"/>
+        </w:rPr>
         <w:t>A comparison helps reveal the true concept boundary.</w:t>
       </w:r>
     </w:p>
@@ -2194,53 +3661,284 @@
       </w:r>
     </w:p>
     <w:p>
-      <w:r>
-        <w:t>CLAIM A  Use every available clue because more information is always better.</w:t>
-      </w:r>
-    </w:p>
-    <w:p>
-      <w:r>
+      <w:pPr>
+        <w:pStyle w:val="Heading3"/>
+      </w:pPr>
+      <w:r>
+        <w:t>Challenge claim A</w:t>
+      </w:r>
+    </w:p>
+    <w:p>
+      <w:pPr>
+        <w:spacing w:line="336" w:lineRule="auto" w:after="180"/>
+        <w:shd w:fill="F5F1FB"/>
+      </w:pPr>
+      <w:r>
+        <w:rPr>
+          <w:b w:val="0"/>
+        </w:rPr>
+        <w:t xml:space="preserve">CLAIM A  Use every available clue because </w:t>
+      </w:r>
+      <w:r>
+        <w:rPr>
+          <w:b/>
+        </w:rPr>
+        <w:t>more information</w:t>
+      </w:r>
+      <w:r>
+        <w:rPr>
+          <w:b w:val="0"/>
+        </w:rPr>
+        <w:t xml:space="preserve"> is always better.</w:t>
+      </w:r>
+    </w:p>
+    <w:p>
+      <w:pPr>
+        <w:spacing w:line="336" w:lineRule="auto" w:after="180"/>
+      </w:pPr>
+      <w:r>
+        <w:rPr>
+          <w:b w:val="0"/>
+        </w:rPr>
         <w:t>Repair:</w:t>
       </w:r>
     </w:p>
     <w:p>
-      <w:r>
-        <w:t>CLAIM B  A feature that worked once will always work.</w:t>
-      </w:r>
-    </w:p>
-    <w:p>
-      <w:r>
+      <w:pPr>
+        <w:pStyle w:val="Heading3"/>
+      </w:pPr>
+      <w:r>
+        <w:t>Challenge claim B</w:t>
+      </w:r>
+    </w:p>
+    <w:p>
+      <w:pPr>
+        <w:spacing w:line="336" w:lineRule="auto" w:after="180"/>
+        <w:shd w:fill="F5F1FB"/>
+      </w:pPr>
+      <w:r>
+        <w:rPr>
+          <w:b w:val="0"/>
+        </w:rPr>
+        <w:t xml:space="preserve">CLAIM B  A </w:t>
+      </w:r>
+      <w:r>
+        <w:rPr>
+          <w:b/>
+        </w:rPr>
+        <w:t>feature</w:t>
+      </w:r>
+      <w:r>
+        <w:rPr>
+          <w:b w:val="0"/>
+        </w:rPr>
+        <w:t xml:space="preserve"> that worked once will always work.</w:t>
+      </w:r>
+    </w:p>
+    <w:p>
+      <w:pPr>
+        <w:spacing w:line="336" w:lineRule="auto" w:after="180"/>
+      </w:pPr>
+      <w:r>
+        <w:rPr>
+          <w:b w:val="0"/>
+        </w:rPr>
         <w:t>Repair:</w:t>
       </w:r>
     </w:p>
     <w:p>
-      <w:r>
-        <w:t>STRONG ANSWER FRAME  I claim ______ because the evidence shows ______. The process is ______. One limit is ______.</w:t>
-      </w:r>
-    </w:p>
-    <w:p>
       <w:pPr>
         <w:pStyle w:val="Heading3"/>
       </w:pPr>
       <w:r>
+        <w:t>A frame for explaining</w:t>
+      </w:r>
+    </w:p>
+    <w:p>
+      <w:pPr>
+        <w:spacing w:line="336" w:lineRule="auto" w:after="180"/>
+        <w:shd w:fill="F1F6FC"/>
+      </w:pPr>
+      <w:r>
+        <w:rPr>
+          <w:b w:val="0"/>
+        </w:rPr>
+        <w:t xml:space="preserve">STRONG ANSWER FRAME  I claim ______ because the </w:t>
+      </w:r>
+      <w:r>
+        <w:rPr>
+          <w:b/>
+        </w:rPr>
+        <w:t>evidence</w:t>
+      </w:r>
+      <w:r>
+        <w:rPr>
+          <w:b w:val="0"/>
+        </w:rPr>
+        <w:t xml:space="preserve"> shows ______. The </w:t>
+      </w:r>
+      <w:r>
+        <w:rPr>
+          <w:b/>
+        </w:rPr>
+        <w:t>process</w:t>
+      </w:r>
+      <w:r>
+        <w:rPr>
+          <w:b w:val="0"/>
+        </w:rPr>
+        <w:t xml:space="preserve"> is ______. One limit is ______.</w:t>
+      </w:r>
+    </w:p>
+    <w:p>
+      <w:pPr>
+        <w:pStyle w:val="Heading3"/>
+      </w:pPr>
+      <w:r>
         <w:t>A closer explanation</w:t>
       </w:r>
     </w:p>
     <w:p>
-      <w:r>
-        <w:t>Before adopting a feature set, state the task, name the inputs with units, and ask whether two different answers can share the same input record. Construct such a pair if you can. Then check that each input is available at the time the answer is needed. These checks can reveal a broken representation before any model is trained.</w:t>
-      </w:r>
-    </w:p>
-    <w:p>
-      <w:r>
-        <w:t>For our known measurements and fixed orientation, length and width are sufficient to apply the paper rule exactly. That does not establish whether a real parcel will fit through a real opening: thickness, shape and measurement error were excluded. If the task changes, review the features again. More columns are not automatically better; each one needs a reason to be collected and used.</w:t>
-      </w:r>
-    </w:p>
-    <w:p>
       <w:pPr>
         <w:pStyle w:val="Heading3"/>
       </w:pPr>
       <w:r>
+        <w:t>Check the claim against the facts</w:t>
+      </w:r>
+    </w:p>
+    <w:p>
+      <w:pPr>
+        <w:spacing w:line="336" w:lineRule="auto" w:after="180"/>
+        <w:shd w:fill="FFF5E6"/>
+      </w:pPr>
+      <w:r>
+        <w:rPr>
+          <w:b w:val="0"/>
+        </w:rPr>
+        <w:t xml:space="preserve">Before adopting a </w:t>
+      </w:r>
+      <w:r>
+        <w:rPr>
+          <w:b/>
+        </w:rPr>
+        <w:t>feature</w:t>
+      </w:r>
+      <w:r>
+        <w:rPr>
+          <w:b w:val="0"/>
+        </w:rPr>
+        <w:t xml:space="preserve"> set, state the task, name the </w:t>
+      </w:r>
+      <w:r>
+        <w:rPr>
+          <w:b/>
+        </w:rPr>
+        <w:t>input</w:t>
+      </w:r>
+      <w:r>
+        <w:rPr>
+          <w:b w:val="0"/>
+        </w:rPr>
+        <w:t xml:space="preserve">s with units, and ask whether two different answers can share the same </w:t>
+      </w:r>
+      <w:r>
+        <w:rPr>
+          <w:b/>
+        </w:rPr>
+        <w:t>input</w:t>
+      </w:r>
+      <w:r>
+        <w:rPr>
+          <w:b w:val="0"/>
+        </w:rPr>
+        <w:t xml:space="preserve"> record. Construct such a pair if you can.</w:t>
+      </w:r>
+    </w:p>
+    <w:p>
+      <w:pPr>
+        <w:spacing w:line="336" w:lineRule="auto" w:after="180"/>
+        <w:shd w:fill="FFF5E6"/>
+      </w:pPr>
+      <w:r>
+        <w:rPr>
+          <w:b w:val="0"/>
+        </w:rPr>
+        <w:t xml:space="preserve">Then check that each </w:t>
+      </w:r>
+      <w:r>
+        <w:rPr>
+          <w:b/>
+        </w:rPr>
+        <w:t>input</w:t>
+      </w:r>
+      <w:r>
+        <w:rPr>
+          <w:b w:val="0"/>
+        </w:rPr>
+        <w:t xml:space="preserve"> is available at the time the answer is needed. These checks can reveal a broken representation before any model is trained.</w:t>
+      </w:r>
+    </w:p>
+    <w:p>
+      <w:pPr>
+        <w:pStyle w:val="Heading3"/>
+      </w:pPr>
+      <w:r>
+        <w:t>Check the claim against the facts</w:t>
+      </w:r>
+    </w:p>
+    <w:p>
+      <w:pPr>
+        <w:spacing w:line="336" w:lineRule="auto" w:after="180"/>
+        <w:shd w:fill="FFF5E6"/>
+      </w:pPr>
+      <w:r>
+        <w:rPr>
+          <w:b w:val="0"/>
+        </w:rPr>
+        <w:t>For our known measurements and fixed orientation, length and width are sufficient to apply the paper rule exactly.</w:t>
+      </w:r>
+    </w:p>
+    <w:p>
+      <w:pPr>
+        <w:spacing w:line="336" w:lineRule="auto" w:after="180"/>
+        <w:shd w:fill="FFF5E6"/>
+      </w:pPr>
+      <w:r>
+        <w:rPr>
+          <w:b w:val="0"/>
+        </w:rPr>
+        <w:t xml:space="preserve">That does not establish whether a real parcel will fit through a real opening: thickness, shape and measurement error were excluded. If the task changes, review the </w:t>
+      </w:r>
+      <w:r>
+        <w:rPr>
+          <w:b/>
+        </w:rPr>
+        <w:t>feature</w:t>
+      </w:r>
+      <w:r>
+        <w:rPr>
+          <w:b w:val="0"/>
+        </w:rPr>
+        <w:t>s again.</w:t>
+      </w:r>
+    </w:p>
+    <w:p>
+      <w:pPr>
+        <w:spacing w:line="336" w:lineRule="auto" w:after="180"/>
+        <w:shd w:fill="FFF5E6"/>
+      </w:pPr>
+      <w:r>
+        <w:rPr>
+          <w:b w:val="0"/>
+        </w:rPr>
+        <w:t>More columns are not automatically better; each one needs a reason to be collected and used.</w:t>
+      </w:r>
+    </w:p>
+    <w:p>
+      <w:pPr>
+        <w:pStyle w:val="Heading3"/>
+      </w:pPr>
+      <w:r>
         <w:t>Someone claims that a model using only card colour is reliable because it matches every practice label. Give a new card that challenges this claim and explain what should be checked instead</w:t>
       </w:r>
     </w:p>
@@ -2274,6 +3972,17 @@
     </w:p>
     <w:p>
       <w:r>
+        <w:t>Practise Features: Useful Clues with support, then explain the deciding step in your own words.</w:t>
+      </w:r>
+    </w:p>
+    <w:p>
+      <w:pPr>
+        <w:spacing w:line="336" w:lineRule="auto" w:after="180"/>
+      </w:pPr>
+      <w:r>
+        <w:rPr>
+          <w:b/>
+        </w:rPr>
         <w:t>GUIDED PRACTICE</w:t>
       </w:r>
     </w:p>
@@ -2286,7 +3995,13 @@
       </w:r>
     </w:p>
     <w:p>
-      <w:r>
+      <w:pPr>
+        <w:spacing w:line="336" w:lineRule="auto" w:after="180"/>
+      </w:pPr>
+      <w:r>
+        <w:rPr>
+          <w:b w:val="0"/>
+        </w:rPr>
         <w:t>Use support now so you can succeed independently later.</w:t>
       </w:r>
     </w:p>
@@ -2327,51 +4042,262 @@
       </w:r>
     </w:p>
     <w:p>
-      <w:r>
+      <w:pPr>
+        <w:spacing w:line="336" w:lineRule="auto" w:after="180"/>
+      </w:pPr>
+      <w:r>
+        <w:rPr>
+          <w:b w:val="0"/>
+        </w:rPr>
         <w:t>Explain how the picture story demonstrates this idea: Some observable clues help a decision more than others.</w:t>
       </w:r>
     </w:p>
     <w:p>
-      <w:r>
-        <w:t>Use a fresh example to explain feature.</w:t>
-      </w:r>
-    </w:p>
-    <w:p>
-      <w:r>
-        <w:t>Trace a new input → process → output example.</w:t>
-      </w:r>
-    </w:p>
-    <w:p>
-      <w:r>
-        <w:t>Find and repair the error in: A feature that worked once will always work.</w:t>
-      </w:r>
-    </w:p>
-    <w:p>
-      <w:r>
+      <w:pPr>
+        <w:spacing w:line="336" w:lineRule="auto" w:after="180"/>
+      </w:pPr>
+      <w:r>
+        <w:rPr>
+          <w:b w:val="0"/>
+        </w:rPr>
+        <w:t xml:space="preserve">Use a fresh example to explain </w:t>
+      </w:r>
+      <w:r>
+        <w:rPr>
+          <w:b/>
+        </w:rPr>
+        <w:t>feature</w:t>
+      </w:r>
+      <w:r>
+        <w:rPr>
+          <w:b w:val="0"/>
+        </w:rPr>
+        <w:t>.</w:t>
+      </w:r>
+    </w:p>
+    <w:p>
+      <w:pPr>
+        <w:spacing w:line="336" w:lineRule="auto" w:after="180"/>
+      </w:pPr>
+      <w:r>
+        <w:rPr>
+          <w:b w:val="0"/>
+        </w:rPr>
+        <w:t xml:space="preserve">Trace a new </w:t>
+      </w:r>
+      <w:r>
+        <w:rPr>
+          <w:b/>
+        </w:rPr>
+        <w:t>input</w:t>
+      </w:r>
+      <w:r>
+        <w:rPr>
+          <w:b w:val="0"/>
+        </w:rPr>
+        <w:t xml:space="preserve"> → </w:t>
+      </w:r>
+      <w:r>
+        <w:rPr>
+          <w:b/>
+        </w:rPr>
+        <w:t>process</w:t>
+      </w:r>
+      <w:r>
+        <w:rPr>
+          <w:b w:val="0"/>
+        </w:rPr>
+        <w:t xml:space="preserve"> → </w:t>
+      </w:r>
+      <w:r>
+        <w:rPr>
+          <w:b/>
+        </w:rPr>
+        <w:t>output</w:t>
+      </w:r>
+      <w:r>
+        <w:rPr>
+          <w:b w:val="0"/>
+        </w:rPr>
+        <w:t xml:space="preserve"> example.</w:t>
+      </w:r>
+    </w:p>
+    <w:p>
+      <w:pPr>
+        <w:spacing w:line="336" w:lineRule="auto" w:after="180"/>
+      </w:pPr>
+      <w:r>
+        <w:rPr>
+          <w:b w:val="0"/>
+        </w:rPr>
+        <w:t xml:space="preserve">Find and repair the error in: A </w:t>
+      </w:r>
+      <w:r>
+        <w:rPr>
+          <w:b/>
+        </w:rPr>
+        <w:t>feature</w:t>
+      </w:r>
+      <w:r>
+        <w:rPr>
+          <w:b w:val="0"/>
+        </w:rPr>
+        <w:t xml:space="preserve"> that worked once will always work.</w:t>
+      </w:r>
+    </w:p>
+    <w:p>
+      <w:pPr>
+        <w:spacing w:line="336" w:lineRule="auto" w:after="180"/>
+      </w:pPr>
+      <w:r>
+        <w:rPr>
+          <w:b w:val="0"/>
+        </w:rPr>
         <w:t>Invent one edge case and name the safe response.</w:t>
       </w:r>
     </w:p>
     <w:p>
-      <w:r>
-        <w:t>PARTNER CHECK  Point to the evidence. Do not accept an answer that only repeats the vocabulary word.</w:t>
-      </w:r>
-    </w:p>
-    <w:p>
       <w:pPr>
         <w:pStyle w:val="Heading3"/>
       </w:pPr>
       <w:r>
+        <w:t>Check with a partner</w:t>
+      </w:r>
+    </w:p>
+    <w:p>
+      <w:pPr>
+        <w:spacing w:line="336" w:lineRule="auto" w:after="180"/>
+        <w:shd w:fill="F5F1FB"/>
+      </w:pPr>
+      <w:r>
+        <w:rPr>
+          <w:b w:val="0"/>
+        </w:rPr>
+        <w:t xml:space="preserve">PARTNER CHECK  Point to the </w:t>
+      </w:r>
+      <w:r>
+        <w:rPr>
+          <w:b/>
+        </w:rPr>
+        <w:t>evidence</w:t>
+      </w:r>
+      <w:r>
+        <w:rPr>
+          <w:b w:val="0"/>
+        </w:rPr>
+        <w:t>. Do not accept an answer that only repeats the vocabulary word.</w:t>
+      </w:r>
+    </w:p>
+    <w:p>
+      <w:pPr>
+        <w:pStyle w:val="Heading3"/>
+      </w:pPr>
+      <w:r>
         <w:t>A closer explanation</w:t>
       </w:r>
     </w:p>
     <w:p>
-      <w:r>
-        <w:t>After measuring a card, a teacher adds a sticker saying fits or too large. A learner proposes using sticker text as an input to predict the label before that inspection. The sticker seems excellent in the completed records because it contains the answer. But it does not exist at the time of the intended prediction. This is leakage: development has used information the real task cannot provide.</w:t>
-      </w:r>
-    </w:p>
-    <w:p>
-      <w:r>
-        <w:t>Draw a line at the moment the system must answer. On the before side, put the permitted measurements available then. On the after side, put the final label sticker. Keep labels available for teaching and checking predictions, but do not feed the sticker back in as an input for this task.</w:t>
+      <w:pPr>
+        <w:spacing w:line="336" w:lineRule="auto" w:after="180"/>
+      </w:pPr>
+      <w:r>
+        <w:rPr>
+          <w:b w:val="0"/>
+        </w:rPr>
+        <w:t xml:space="preserve">After measuring a card, a teacher adds a sticker saying fits or too large. A learner proposes using sticker text as an </w:t>
+      </w:r>
+      <w:r>
+        <w:rPr>
+          <w:b/>
+        </w:rPr>
+        <w:t>input</w:t>
+      </w:r>
+      <w:r>
+        <w:rPr>
+          <w:b w:val="0"/>
+        </w:rPr>
+        <w:t xml:space="preserve"> to predict the label before that inspection.</w:t>
+      </w:r>
+    </w:p>
+    <w:p>
+      <w:pPr>
+        <w:spacing w:line="336" w:lineRule="auto" w:after="180"/>
+      </w:pPr>
+      <w:r>
+        <w:rPr>
+          <w:b w:val="0"/>
+        </w:rPr>
+        <w:t xml:space="preserve">The sticker seems excellent in the completed records because it contains the answer. But it does not exist at the time of the intended </w:t>
+      </w:r>
+      <w:r>
+        <w:rPr>
+          <w:b/>
+        </w:rPr>
+        <w:t>prediction</w:t>
+      </w:r>
+      <w:r>
+        <w:rPr>
+          <w:b w:val="0"/>
+        </w:rPr>
+        <w:t xml:space="preserve">. This is </w:t>
+      </w:r>
+      <w:r>
+        <w:rPr>
+          <w:b/>
+        </w:rPr>
+        <w:t>leakage</w:t>
+      </w:r>
+      <w:r>
+        <w:rPr>
+          <w:b w:val="0"/>
+        </w:rPr>
+        <w:t>: development has used information the real task cannot provide.</w:t>
+      </w:r>
+    </w:p>
+    <w:p>
+      <w:pPr>
+        <w:spacing w:line="336" w:lineRule="auto" w:after="180"/>
+      </w:pPr>
+      <w:r>
+        <w:rPr>
+          <w:b w:val="0"/>
+        </w:rPr>
+        <w:t>Draw a line at the moment the system must answer. On the before side, put the permitted measurements available then. On the after side, put the final label sticker.</w:t>
+      </w:r>
+    </w:p>
+    <w:p>
+      <w:pPr>
+        <w:spacing w:line="336" w:lineRule="auto" w:after="180"/>
+      </w:pPr>
+      <w:r>
+        <w:rPr>
+          <w:b w:val="0"/>
+        </w:rPr>
+        <w:t xml:space="preserve">Keep labels available for teaching and checking </w:t>
+      </w:r>
+      <w:r>
+        <w:rPr>
+          <w:b/>
+        </w:rPr>
+        <w:t>prediction</w:t>
+      </w:r>
+      <w:r>
+        <w:rPr>
+          <w:b w:val="0"/>
+        </w:rPr>
+        <w:t xml:space="preserve">s, but do not feed the sticker back in as an </w:t>
+      </w:r>
+      <w:r>
+        <w:rPr>
+          <w:b/>
+        </w:rPr>
+        <w:t>input</w:t>
+      </w:r>
+      <w:r>
+        <w:rPr>
+          <w:b w:val="0"/>
+        </w:rPr>
+        <w:t xml:space="preserve"> for this task.</w:t>
       </w:r>
     </w:p>
     <w:p>
@@ -2421,8 +4347,38 @@
       </w:r>
     </w:p>
     <w:p>
-      <w:r>
-        <w:t>Use workbook W2 for the connected example “Features and useful distinctions”. First fill the input and rule boxes. Try the middle steps before asking for a hint. After a hint, try the next step yourself.</w:t>
+      <w:pPr>
+        <w:spacing w:line="336" w:lineRule="auto" w:after="180"/>
+      </w:pPr>
+      <w:r>
+        <w:rPr>
+          <w:b w:val="0"/>
+        </w:rPr>
+        <w:t>Use workbook W2 for the connected example “</w:t>
+      </w:r>
+      <w:r>
+        <w:rPr>
+          <w:b/>
+        </w:rPr>
+        <w:t>Feature</w:t>
+      </w:r>
+      <w:r>
+        <w:rPr>
+          <w:b w:val="0"/>
+        </w:rPr>
+        <w:t xml:space="preserve">s and useful distinctions”. First fill the </w:t>
+      </w:r>
+      <w:r>
+        <w:rPr>
+          <w:b/>
+        </w:rPr>
+        <w:t>input</w:t>
+      </w:r>
+      <w:r>
+        <w:rPr>
+          <w:b w:val="0"/>
+        </w:rPr>
+        <w:t xml:space="preserve"> and rule boxes. Try the middle steps before asking for a hint. After a hint, try the next step yourself.</w:t>
       </w:r>
     </w:p>
     <w:tbl>
@@ -2505,7 +4461,13 @@
       </w:tr>
     </w:tbl>
     <w:p>
-      <w:r>
+      <w:pPr>
+        <w:spacing w:line="336" w:lineRule="auto" w:after="180"/>
+      </w:pPr>
+      <w:r>
+        <w:rPr>
+          <w:b w:val="0"/>
+        </w:rPr>
         <w:t>Explain your trace to a partner. Your partner points to one step to check. Swap roles on the next case. Each person writes their own explanation.</w:t>
       </w:r>
     </w:p>
@@ -2518,12 +4480,47 @@
       </w:r>
     </w:p>
     <w:p>
-      <w:r>
-        <w:t>Use the worked case for Features and useful distinctions. Proposed explanation: “A stronger model can always recover an omitted measurement”. Decide whether this explanation is supported. Point to the step or supplied fact that decides; explain your repair if needed.</w:t>
-      </w:r>
-    </w:p>
-    <w:p>
-      <w:r>
+      <w:pPr>
+        <w:spacing w:line="336" w:lineRule="auto" w:after="180"/>
+      </w:pPr>
+      <w:r>
+        <w:rPr>
+          <w:b w:val="0"/>
+        </w:rPr>
+        <w:t xml:space="preserve">Use the worked case for </w:t>
+      </w:r>
+      <w:r>
+        <w:rPr>
+          <w:b/>
+        </w:rPr>
+        <w:t>Feature</w:t>
+      </w:r>
+      <w:r>
+        <w:rPr>
+          <w:b w:val="0"/>
+        </w:rPr>
+        <w:t>s and useful distinctions. Proposed explanation: “A stronger model can always recover an omitted measurement”. Decide whether this explanation is supported.</w:t>
+      </w:r>
+    </w:p>
+    <w:p>
+      <w:pPr>
+        <w:spacing w:line="336" w:lineRule="auto" w:after="180"/>
+      </w:pPr>
+      <w:r>
+        <w:rPr>
+          <w:b w:val="0"/>
+        </w:rPr>
+        <w:t>Point to the step or supplied fact that decides; explain your repair if needed.</w:t>
+      </w:r>
+    </w:p>
+    <w:p>
+      <w:pPr>
+        <w:spacing w:line="336" w:lineRule="auto" w:after="180"/>
+      </w:pPr>
+      <w:r>
+        <w:rPr>
+          <w:b w:val="0"/>
+        </w:rPr>
         <w:t>Answer on your own before discussion. If you are unsure, say which step you need help with.</w:t>
       </w:r>
     </w:p>
@@ -2536,8 +4533,26 @@
       </w:r>
     </w:p>
     <w:p>
-      <w:r>
-        <w:t>Point to the pair that tests pattern, then explain why the sticker is a bad early input.</w:t>
+      <w:pPr>
+        <w:spacing w:line="336" w:lineRule="auto" w:after="180"/>
+      </w:pPr>
+      <w:r>
+        <w:rPr>
+          <w:b w:val="0"/>
+        </w:rPr>
+        <w:t xml:space="preserve">Point to the pair that tests pattern, then explain why the sticker is a bad early </w:t>
+      </w:r>
+      <w:r>
+        <w:rPr>
+          <w:b/>
+        </w:rPr>
+        <w:t>input</w:t>
+      </w:r>
+      <w:r>
+        <w:rPr>
+          <w:b w:val="0"/>
+        </w:rPr>
+        <w:t>.</w:t>
       </w:r>
     </w:p>
     <w:p>
@@ -2569,7 +4584,13 @@
       </w:r>
     </w:p>
     <w:p>
-      <w:r>
+      <w:pPr>
+        <w:spacing w:line="336" w:lineRule="auto" w:after="180"/>
+      </w:pPr>
+      <w:r>
+        <w:rPr>
+          <w:b w:val="0"/>
+        </w:rPr>
         <w:t>This is supported practice. Keep the separately named independent case for an attempt before feedback.</w:t>
       </w:r>
     </w:p>
@@ -2583,6 +4604,17 @@
     </w:p>
     <w:p>
       <w:r>
+        <w:t>Investigate Features: Useful Clues. Record the prediction, actual observation or labelled paper trace, explanation and next test separately.</w:t>
+      </w:r>
+    </w:p>
+    <w:p>
+      <w:pPr>
+        <w:spacing w:line="336" w:lineRule="auto" w:after="180"/>
+      </w:pPr>
+      <w:r>
+        <w:rPr>
+          <w:b/>
+        </w:rPr>
         <w:t>EXPLORER LAB</w:t>
       </w:r>
     </w:p>
@@ -2595,8 +4627,26 @@
       </w:r>
     </w:p>
     <w:p>
-      <w:r>
-        <w:t>Predict first, test honestly, and explain what the evidence means.</w:t>
+      <w:pPr>
+        <w:spacing w:line="336" w:lineRule="auto" w:after="180"/>
+      </w:pPr>
+      <w:r>
+        <w:rPr>
+          <w:b w:val="0"/>
+        </w:rPr>
+        <w:t xml:space="preserve">Predict first, test honestly, and explain what the </w:t>
+      </w:r>
+      <w:r>
+        <w:rPr>
+          <w:b/>
+        </w:rPr>
+        <w:t>evidence</w:t>
+      </w:r>
+      <w:r>
+        <w:rPr>
+          <w:b w:val="0"/>
+        </w:rPr>
+        <w:t xml:space="preserve"> means.</w:t>
       </w:r>
     </w:p>
     <w:p>
@@ -2636,27 +4686,138 @@
       </w:r>
     </w:p>
     <w:p>
-      <w:r>
-        <w:t>State your prediction before the result is known.</w:t>
-      </w:r>
-    </w:p>
-    <w:p>
-      <w:r>
-        <w:t>Complete the task: Choose three clues for cat/dog sorting; reject distractions.</w:t>
-      </w:r>
-    </w:p>
-    <w:p>
-      <w:r>
+      <w:pPr>
+        <w:pStyle w:val="Heading3"/>
+      </w:pPr>
+      <w:r>
+        <w:t>1. Predict</w:t>
+      </w:r>
+    </w:p>
+    <w:p>
+      <w:pPr>
+        <w:spacing w:line="336" w:lineRule="auto" w:after="180"/>
+        <w:shd w:fill="F4F9FC"/>
+      </w:pPr>
+      <w:r>
+        <w:rPr>
+          <w:b w:val="0"/>
+        </w:rPr>
+        <w:t xml:space="preserve">State your </w:t>
+      </w:r>
+      <w:r>
+        <w:rPr>
+          <w:b/>
+        </w:rPr>
+        <w:t>prediction</w:t>
+      </w:r>
+      <w:r>
+        <w:rPr>
+          <w:b w:val="0"/>
+        </w:rPr>
+        <w:t xml:space="preserve"> before the result is known.</w:t>
+      </w:r>
+    </w:p>
+    <w:p>
+      <w:pPr>
+        <w:pStyle w:val="Heading3"/>
+      </w:pPr>
+      <w:r>
+        <w:t>2. Investigate</w:t>
+      </w:r>
+    </w:p>
+    <w:p>
+      <w:pPr>
+        <w:spacing w:line="336" w:lineRule="auto" w:after="180"/>
+        <w:shd w:fill="F4F9FC"/>
+      </w:pPr>
+      <w:r>
+        <w:rPr>
+          <w:b w:val="0"/>
+        </w:rPr>
+        <w:t xml:space="preserve">Complete the task: Choose three clues for cat/dog sorting; reject </w:t>
+      </w:r>
+      <w:r>
+        <w:rPr>
+          <w:b/>
+        </w:rPr>
+        <w:t>distraction</w:t>
+      </w:r>
+      <w:r>
+        <w:rPr>
+          <w:b w:val="0"/>
+        </w:rPr>
+        <w:t>s.</w:t>
+      </w:r>
+    </w:p>
+    <w:p>
+      <w:pPr>
+        <w:pStyle w:val="Heading3"/>
+      </w:pPr>
+      <w:r>
+        <w:t>3. Compare cases</w:t>
+      </w:r>
+    </w:p>
+    <w:p>
+      <w:pPr>
+        <w:spacing w:line="336" w:lineRule="auto" w:after="180"/>
+        <w:shd w:fill="F4F9FC"/>
+      </w:pPr>
+      <w:r>
+        <w:rPr>
+          <w:b w:val="0"/>
+        </w:rPr>
         <w:t>Keep a normal case and an edge case clearly separated.</w:t>
       </w:r>
     </w:p>
     <w:p>
-      <w:r>
-        <w:t>Record what happened—even when it does not match your prediction.</w:t>
-      </w:r>
-    </w:p>
-    <w:p>
-      <w:r>
+      <w:pPr>
+        <w:pStyle w:val="Heading3"/>
+      </w:pPr>
+      <w:r>
+        <w:t>4. Record honestly</w:t>
+      </w:r>
+    </w:p>
+    <w:p>
+      <w:pPr>
+        <w:spacing w:line="336" w:lineRule="auto" w:after="180"/>
+        <w:shd w:fill="F4F9FC"/>
+      </w:pPr>
+      <w:r>
+        <w:rPr>
+          <w:b w:val="0"/>
+        </w:rPr>
+        <w:t xml:space="preserve">Record what happened—even when it does not match your </w:t>
+      </w:r>
+      <w:r>
+        <w:rPr>
+          <w:b/>
+        </w:rPr>
+        <w:t>prediction</w:t>
+      </w:r>
+      <w:r>
+        <w:rPr>
+          <w:b w:val="0"/>
+        </w:rPr>
+        <w:t>.</w:t>
+      </w:r>
+    </w:p>
+    <w:p>
+      <w:pPr>
+        <w:pStyle w:val="Heading3"/>
+      </w:pPr>
+      <w:r>
+        <w:t>5. Explain and plan the next test</w:t>
+      </w:r>
+    </w:p>
+    <w:p>
+      <w:pPr>
+        <w:spacing w:line="336" w:lineRule="auto" w:after="180"/>
+        <w:shd w:fill="F4F9FC"/>
+      </w:pPr>
+      <w:r>
+        <w:rPr>
+          <w:b w:val="0"/>
+        </w:rPr>
         <w:t>Explain the result, one limitation, and the next useful test.</w:t>
       </w:r>
     </w:p>
@@ -2791,7 +4952,22 @@
       </w:tr>
     </w:tbl>
     <w:p>
-      <w:r>
+      <w:pPr>
+        <w:pStyle w:val="Heading3"/>
+      </w:pPr>
+      <w:r>
+        <w:t>Use a fresh case after support</w:t>
+      </w:r>
+    </w:p>
+    <w:p>
+      <w:pPr>
+        <w:spacing w:line="336" w:lineRule="auto" w:after="180"/>
+        <w:shd w:fill="FFF5E6"/>
+      </w:pPr>
+      <w:r>
+        <w:rPr>
+          <w:b w:val="0"/>
+        </w:rPr>
         <w:t>INDEPENDENCE  After support is removed, repeat the proof with a fresh case.</w:t>
       </w:r>
     </w:p>
@@ -2804,7 +4980,13 @@
       </w:r>
     </w:p>
     <w:p>
-      <w:r>
+      <w:pPr>
+        <w:spacing w:line="336" w:lineRule="auto" w:after="180"/>
+      </w:pPr>
+      <w:r>
+        <w:rPr>
+          <w:b w:val="0"/>
+        </w:rPr>
         <w:t>Before trying: what do I expect, and why? While trying: which step could first go wrong? Afterwards: what did I actually observe, and what should change? Keep “not run” if you only traced the procedure.</w:t>
       </w:r>
     </w:p>
@@ -2818,6 +5000,17 @@
     </w:p>
     <w:p>
       <w:r>
+        <w:t>Move from recall to tracing, diagnosis and transfer in Features: Useful Clues. Explain why each step is justified.</w:t>
+      </w:r>
+    </w:p>
+    <w:p>
+      <w:pPr>
+        <w:spacing w:line="336" w:lineRule="auto" w:after="180"/>
+      </w:pPr>
+      <w:r>
+        <w:rPr>
+          <w:b/>
+        </w:rPr>
         <w:t>PRACTICE LADDER</w:t>
       </w:r>
     </w:p>
@@ -2830,7 +5023,13 @@
       </w:r>
     </w:p>
     <w:p>
-      <w:r>
+      <w:pPr>
+        <w:spacing w:line="336" w:lineRule="auto" w:after="180"/>
+      </w:pPr>
+      <w:r>
+        <w:rPr>
+          <w:b w:val="0"/>
+        </w:rPr>
         <w:t>Each step asks for a stronger kind of understanding.</w:t>
       </w:r>
     </w:p>
@@ -2871,42 +5070,190 @@
       </w:r>
     </w:p>
     <w:p>
-      <w:r>
-        <w:t>RECALL  Define feature.</w:t>
-      </w:r>
-    </w:p>
-    <w:p>
-      <w:r>
+      <w:pPr>
+        <w:spacing w:line="336" w:lineRule="auto" w:after="180"/>
+        <w:shd w:fill="F4F9FC"/>
+      </w:pPr>
+      <w:r>
+        <w:rPr>
+          <w:b w:val="0"/>
+        </w:rPr>
+        <w:t xml:space="preserve">RECALL  Define </w:t>
+      </w:r>
+      <w:r>
+        <w:rPr>
+          <w:b/>
+        </w:rPr>
+        <w:t>feature</w:t>
+      </w:r>
+      <w:r>
+        <w:rPr>
+          <w:b w:val="0"/>
+        </w:rPr>
+        <w:t>.</w:t>
+      </w:r>
+    </w:p>
+    <w:p>
+      <w:pPr>
+        <w:spacing w:line="336" w:lineRule="auto" w:after="180"/>
+        <w:shd w:fill="F4F9FC"/>
+      </w:pPr>
+      <w:r>
+        <w:rPr>
+          <w:b w:val="0"/>
+        </w:rPr>
         <w:t>EXPLAIN  Some observable clues help a decision more than others.</w:t>
       </w:r>
     </w:p>
     <w:p>
-      <w:r>
-        <w:t>TRACE  Show the input, process, and output.</w:t>
-      </w:r>
-    </w:p>
-    <w:p>
-      <w:r>
-        <w:t>DIAGNOSE  Repair: Use every available clue because more information is always better.</w:t>
-      </w:r>
-    </w:p>
-    <w:p>
-      <w:r>
+      <w:pPr>
+        <w:spacing w:line="336" w:lineRule="auto" w:after="180"/>
+        <w:shd w:fill="F4F9FC"/>
+      </w:pPr>
+      <w:r>
+        <w:rPr>
+          <w:b w:val="0"/>
+        </w:rPr>
+        <w:t xml:space="preserve">TRACE  Show the </w:t>
+      </w:r>
+      <w:r>
+        <w:rPr>
+          <w:b/>
+        </w:rPr>
+        <w:t>input</w:t>
+      </w:r>
+      <w:r>
+        <w:rPr>
+          <w:b w:val="0"/>
+        </w:rPr>
+        <w:t xml:space="preserve">, </w:t>
+      </w:r>
+      <w:r>
+        <w:rPr>
+          <w:b/>
+        </w:rPr>
+        <w:t>process</w:t>
+      </w:r>
+      <w:r>
+        <w:rPr>
+          <w:b w:val="0"/>
+        </w:rPr>
+        <w:t xml:space="preserve">, and </w:t>
+      </w:r>
+      <w:r>
+        <w:rPr>
+          <w:b/>
+        </w:rPr>
+        <w:t>output</w:t>
+      </w:r>
+      <w:r>
+        <w:rPr>
+          <w:b w:val="0"/>
+        </w:rPr>
+        <w:t>.</w:t>
+      </w:r>
+    </w:p>
+    <w:p>
+      <w:pPr>
+        <w:spacing w:line="336" w:lineRule="auto" w:after="180"/>
+        <w:shd w:fill="F4F9FC"/>
+      </w:pPr>
+      <w:r>
+        <w:rPr>
+          <w:b w:val="0"/>
+        </w:rPr>
+        <w:t xml:space="preserve">DIAGNOSE  Repair: Use every available clue because </w:t>
+      </w:r>
+      <w:r>
+        <w:rPr>
+          <w:b/>
+        </w:rPr>
+        <w:t>more information</w:t>
+      </w:r>
+      <w:r>
+        <w:rPr>
+          <w:b w:val="0"/>
+        </w:rPr>
+        <w:t xml:space="preserve"> is always better.</w:t>
+      </w:r>
+    </w:p>
+    <w:p>
+      <w:pPr>
+        <w:spacing w:line="336" w:lineRule="auto" w:after="180"/>
+        <w:shd w:fill="F4F9FC"/>
+      </w:pPr>
+      <w:r>
+        <w:rPr>
+          <w:b w:val="0"/>
+        </w:rPr>
         <w:t>TRANSFER  Apply the idea to a new home or classroom case.</w:t>
       </w:r>
     </w:p>
     <w:p>
-      <w:r>
+      <w:pPr>
+        <w:spacing w:line="336" w:lineRule="auto" w:after="180"/>
+        <w:shd w:fill="F4F9FC"/>
+      </w:pPr>
+      <w:r>
+        <w:rPr>
+          <w:b w:val="0"/>
+        </w:rPr>
         <w:t>CREATE  Design one revealing test.</w:t>
       </w:r>
     </w:p>
     <w:p>
-      <w:r>
-        <w:t>DEFEND  Give a claim, evidence, mechanism, limit, and safe action.</w:t>
-      </w:r>
-    </w:p>
-    <w:p>
-      <w:r>
+      <w:pPr>
+        <w:spacing w:line="336" w:lineRule="auto" w:after="180"/>
+        <w:shd w:fill="F4F9FC"/>
+      </w:pPr>
+      <w:r>
+        <w:rPr>
+          <w:b w:val="0"/>
+        </w:rPr>
+        <w:t xml:space="preserve">DEFEND  Give a claim, </w:t>
+      </w:r>
+      <w:r>
+        <w:rPr>
+          <w:b/>
+        </w:rPr>
+        <w:t>evidence</w:t>
+      </w:r>
+      <w:r>
+        <w:rPr>
+          <w:b w:val="0"/>
+        </w:rPr>
+        <w:t xml:space="preserve">, </w:t>
+      </w:r>
+      <w:r>
+        <w:rPr>
+          <w:b/>
+        </w:rPr>
+        <w:t>mechanism</w:t>
+      </w:r>
+      <w:r>
+        <w:rPr>
+          <w:b w:val="0"/>
+        </w:rPr>
+        <w:t>, limit, and safe action.</w:t>
+      </w:r>
+    </w:p>
+    <w:p>
+      <w:pPr>
+        <w:pStyle w:val="Heading3"/>
+      </w:pPr>
+      <w:r>
+        <w:t>When to retry</w:t>
+      </w:r>
+    </w:p>
+    <w:p>
+      <w:pPr>
+        <w:spacing w:line="336" w:lineRule="auto" w:after="180"/>
+        <w:shd w:fill="F1F6F8"/>
+      </w:pPr>
+      <w:r>
+        <w:rPr>
+          <w:b w:val="0"/>
+        </w:rPr>
         <w:t>RETRY RULE  A coached answer becomes mastery only after you solve a different case independently.</w:t>
       </w:r>
     </w:p>
@@ -2920,6 +5267,17 @@
     </w:p>
     <w:p>
       <w:r>
+        <w:t>Apply this week’s idea to Helpful Classroom Sorter. Keep an annotated decision and the evidence supporting it.</w:t>
+      </w:r>
+    </w:p>
+    <w:p>
+      <w:pPr>
+        <w:spacing w:line="336" w:lineRule="auto" w:after="180"/>
+      </w:pPr>
+      <w:r>
+        <w:rPr>
+          <w:b/>
+        </w:rPr>
         <w:t>PROJECT</w:t>
       </w:r>
     </w:p>
@@ -2932,8 +5290,26 @@
       </w:r>
     </w:p>
     <w:p>
-      <w:r>
-        <w:t>Build one coherent system across the year, one evidence-based decision at a time.</w:t>
+      <w:pPr>
+        <w:spacing w:line="336" w:lineRule="auto" w:after="180"/>
+      </w:pPr>
+      <w:r>
+        <w:rPr>
+          <w:b w:val="0"/>
+        </w:rPr>
+        <w:t xml:space="preserve">Build one coherent system across the year, one </w:t>
+      </w:r>
+      <w:r>
+        <w:rPr>
+          <w:b/>
+        </w:rPr>
+        <w:t>evidence</w:t>
+      </w:r>
+      <w:r>
+        <w:rPr>
+          <w:b w:val="0"/>
+        </w:rPr>
+        <w:t>-based decision at a time.</w:t>
       </w:r>
     </w:p>
     <w:p>
@@ -2973,32 +5349,98 @@
       </w:r>
     </w:p>
     <w:p>
-      <w:r>
-        <w:t>THIS WEEK'S CHECKPOINT  Select the smallest useful features for lost-and-found sorting and reject clues tied to a particular classroom or owner.</w:t>
-      </w:r>
-    </w:p>
-    <w:p>
-      <w:r>
+      <w:pPr>
+        <w:spacing w:line="336" w:lineRule="auto" w:after="180"/>
+        <w:shd w:fill="EDF7F3"/>
+      </w:pPr>
+      <w:r>
+        <w:rPr>
+          <w:b w:val="0"/>
+        </w:rPr>
+        <w:t xml:space="preserve">THIS WEEK'S CHECKPOINT  Select the smallest useful </w:t>
+      </w:r>
+      <w:r>
+        <w:rPr>
+          <w:b/>
+        </w:rPr>
+        <w:t>feature</w:t>
+      </w:r>
+      <w:r>
+        <w:rPr>
+          <w:b w:val="0"/>
+        </w:rPr>
+        <w:t>s for lost-and-found sorting and reject clues tied to a particular classroom or owner.</w:t>
+      </w:r>
+    </w:p>
+    <w:p>
+      <w:pPr>
+        <w:spacing w:line="336" w:lineRule="auto" w:after="180"/>
+        <w:shd w:fill="F5F1FB"/>
+      </w:pPr>
+      <w:r>
+        <w:rPr>
+          <w:b w:val="0"/>
+        </w:rPr>
         <w:t>What real classroom need does this serve?</w:t>
       </w:r>
     </w:p>
     <w:p>
-      <w:r>
+      <w:pPr>
+        <w:spacing w:line="336" w:lineRule="auto" w:after="180"/>
+        <w:shd w:fill="F5F1FB"/>
+      </w:pPr>
+      <w:r>
+        <w:rPr>
+          <w:b w:val="0"/>
+        </w:rPr>
         <w:t>What information is necessary—and what should stay private?</w:t>
       </w:r>
     </w:p>
     <w:p>
-      <w:r>
-        <w:t>What happens inside the process?</w:t>
-      </w:r>
-    </w:p>
-    <w:p>
-      <w:r>
+      <w:pPr>
+        <w:spacing w:line="336" w:lineRule="auto" w:after="180"/>
+        <w:shd w:fill="F5F1FB"/>
+      </w:pPr>
+      <w:r>
+        <w:rPr>
+          <w:b w:val="0"/>
+        </w:rPr>
+        <w:t xml:space="preserve">What happens inside the </w:t>
+      </w:r>
+      <w:r>
+        <w:rPr>
+          <w:b/>
+        </w:rPr>
+        <w:t>process</w:t>
+      </w:r>
+      <w:r>
+        <w:rPr>
+          <w:b w:val="0"/>
+        </w:rPr>
+        <w:t>?</w:t>
+      </w:r>
+    </w:p>
+    <w:p>
+      <w:pPr>
+        <w:spacing w:line="336" w:lineRule="auto" w:after="180"/>
+        <w:shd w:fill="F5F1FB"/>
+      </w:pPr>
+      <w:r>
+        <w:rPr>
+          <w:b w:val="0"/>
+        </w:rPr>
         <w:t>What normal and edge cases will you test?</w:t>
       </w:r>
     </w:p>
     <w:p>
-      <w:r>
+      <w:pPr>
+        <w:spacing w:line="336" w:lineRule="auto" w:after="180"/>
+        <w:shd w:fill="F5F1FB"/>
+      </w:pPr>
+      <w:r>
+        <w:rPr>
+          <w:b w:val="0"/>
+        </w:rPr>
         <w:t>When should it say not sure or ask a person?</w:t>
       </w:r>
     </w:p>
@@ -3039,12 +5481,45 @@
       </w:r>
     </w:p>
     <w:p>
-      <w:r>
-        <w:t>RESPONSIBLE DESIGN  A clue can be observable yet still be irrelevant, unfair, or fragile.</w:t>
-      </w:r>
-    </w:p>
-    <w:p>
-      <w:r>
+      <w:pPr>
+        <w:pStyle w:val="Heading3"/>
+      </w:pPr>
+      <w:r>
+        <w:t>Responsible design</w:t>
+      </w:r>
+    </w:p>
+    <w:p>
+      <w:pPr>
+        <w:spacing w:line="336" w:lineRule="auto" w:after="180"/>
+        <w:shd w:fill="FFF5E6"/>
+      </w:pPr>
+      <w:r>
+        <w:rPr>
+          <w:b w:val="0"/>
+        </w:rPr>
+        <w:t>RESPONSIBLE DESIGN  A clue can be observable yet still be ir</w:t>
+      </w:r>
+      <w:r>
+        <w:rPr>
+          <w:b/>
+        </w:rPr>
+        <w:t>relevant</w:t>
+      </w:r>
+      <w:r>
+        <w:rPr>
+          <w:b w:val="0"/>
+        </w:rPr>
+        <w:t>, unfair, or fragile.</w:t>
+      </w:r>
+    </w:p>
+    <w:p>
+      <w:pPr>
+        <w:spacing w:line="336" w:lineRule="auto" w:after="180"/>
+      </w:pPr>
+      <w:r>
+        <w:rPr>
+          <w:b w:val="0"/>
+        </w:rPr>
         <w:t>My project decision:</w:t>
       </w:r>
     </w:p>
@@ -3057,8 +5532,26 @@
       </w:r>
     </w:p>
     <w:p>
-      <w:r>
-        <w:t>Choose sorter features that exist at decision time and actually connect to the stated classroom requirement.</w:t>
+      <w:pPr>
+        <w:spacing w:line="336" w:lineRule="auto" w:after="180"/>
+      </w:pPr>
+      <w:r>
+        <w:rPr>
+          <w:b w:val="0"/>
+        </w:rPr>
+        <w:t xml:space="preserve">Choose sorter </w:t>
+      </w:r>
+      <w:r>
+        <w:rPr>
+          <w:b/>
+        </w:rPr>
+        <w:t>feature</w:t>
+      </w:r>
+      <w:r>
+        <w:rPr>
+          <w:b w:val="0"/>
+        </w:rPr>
+        <w:t>s that exist at decision time and actually connect to the stated classroom requirement.</w:t>
       </w:r>
     </w:p>
     <w:p>
@@ -3071,6 +5564,17 @@
     </w:p>
     <w:p>
       <w:r>
+        <w:t>Use a genuinely new case for independent evidence. Previously discussed examples remain practice; use the separately named independent case before feedback.</w:t>
+      </w:r>
+    </w:p>
+    <w:p>
+      <w:pPr>
+        <w:spacing w:line="336" w:lineRule="auto" w:after="180"/>
+      </w:pPr>
+      <w:r>
+        <w:rPr>
+          <w:b/>
+        </w:rPr>
         <w:t>MASTERY</w:t>
       </w:r>
     </w:p>
@@ -3083,7 +5587,13 @@
       </w:r>
     </w:p>
     <w:p>
-      <w:r>
+      <w:pPr>
+        <w:spacing w:line="336" w:lineRule="auto" w:after="180"/>
+      </w:pPr>
+      <w:r>
+        <w:rPr>
+          <w:b w:val="0"/>
+        </w:rPr>
         <w:t>Complete this after teaching and guided practice have ended.</w:t>
       </w:r>
     </w:p>
@@ -3124,53 +5634,272 @@
       </w:r>
     </w:p>
     <w:p>
-      <w:r>
-        <w:t>REQUIRED PROOF  Select three features for new cat/dog cards, reject two distractions, and predict one case where a chosen feature would fail.</w:t>
-      </w:r>
-    </w:p>
-    <w:p>
-      <w:r>
+      <w:pPr>
+        <w:pStyle w:val="Heading3"/>
+      </w:pPr>
+      <w:r>
+        <w:t>What success looks like</w:t>
+      </w:r>
+    </w:p>
+    <w:p>
+      <w:pPr>
+        <w:spacing w:line="336" w:lineRule="auto" w:after="180"/>
+        <w:shd w:fill="EDF7F3"/>
+      </w:pPr>
+      <w:r>
+        <w:rPr>
+          <w:b w:val="0"/>
+        </w:rPr>
+        <w:t xml:space="preserve">REQUIRED PROOF  Select three </w:t>
+      </w:r>
+      <w:r>
+        <w:rPr>
+          <w:b/>
+        </w:rPr>
+        <w:t>feature</w:t>
+      </w:r>
+      <w:r>
+        <w:rPr>
+          <w:b w:val="0"/>
+        </w:rPr>
+        <w:t xml:space="preserve">s for new cat/dog cards, reject two </w:t>
+      </w:r>
+      <w:r>
+        <w:rPr>
+          <w:b/>
+        </w:rPr>
+        <w:t>distraction</w:t>
+      </w:r>
+      <w:r>
+        <w:rPr>
+          <w:b w:val="0"/>
+        </w:rPr>
+        <w:t xml:space="preserve">s, and predict one case where a chosen </w:t>
+      </w:r>
+      <w:r>
+        <w:rPr>
+          <w:b/>
+        </w:rPr>
+        <w:t>feature</w:t>
+      </w:r>
+      <w:r>
+        <w:rPr>
+          <w:b w:val="0"/>
+        </w:rPr>
+        <w:t xml:space="preserve"> would fail.</w:t>
+      </w:r>
+    </w:p>
+    <w:p>
+      <w:pPr>
+        <w:spacing w:line="336" w:lineRule="auto" w:after="180"/>
+      </w:pPr>
+      <w:r>
+        <w:rPr>
+          <w:b w:val="0"/>
+        </w:rPr>
         <w:t>□ Name or draw the fresh case.</w:t>
       </w:r>
     </w:p>
     <w:p>
-      <w:r>
-        <w:t>□ Trace input, process, and output.</w:t>
-      </w:r>
-    </w:p>
-    <w:p>
-      <w:r>
-        <w:t>□ State the conclusion and strongest evidence.</w:t>
-      </w:r>
-    </w:p>
-    <w:p>
-      <w:r>
+      <w:pPr>
+        <w:spacing w:line="336" w:lineRule="auto" w:after="180"/>
+      </w:pPr>
+      <w:r>
+        <w:rPr>
+          <w:b w:val="0"/>
+        </w:rPr>
+        <w:t xml:space="preserve">□ Trace </w:t>
+      </w:r>
+      <w:r>
+        <w:rPr>
+          <w:b/>
+        </w:rPr>
+        <w:t>input</w:t>
+      </w:r>
+      <w:r>
+        <w:rPr>
+          <w:b w:val="0"/>
+        </w:rPr>
+        <w:t xml:space="preserve">, </w:t>
+      </w:r>
+      <w:r>
+        <w:rPr>
+          <w:b/>
+        </w:rPr>
+        <w:t>process</w:t>
+      </w:r>
+      <w:r>
+        <w:rPr>
+          <w:b w:val="0"/>
+        </w:rPr>
+        <w:t xml:space="preserve">, and </w:t>
+      </w:r>
+      <w:r>
+        <w:rPr>
+          <w:b/>
+        </w:rPr>
+        <w:t>output</w:t>
+      </w:r>
+      <w:r>
+        <w:rPr>
+          <w:b w:val="0"/>
+        </w:rPr>
+        <w:t>.</w:t>
+      </w:r>
+    </w:p>
+    <w:p>
+      <w:pPr>
+        <w:spacing w:line="336" w:lineRule="auto" w:after="180"/>
+      </w:pPr>
+      <w:r>
+        <w:rPr>
+          <w:b w:val="0"/>
+        </w:rPr>
+        <w:t xml:space="preserve">□ State the conclusion and strongest </w:t>
+      </w:r>
+      <w:r>
+        <w:rPr>
+          <w:b/>
+        </w:rPr>
+        <w:t>evidence</w:t>
+      </w:r>
+      <w:r>
+        <w:rPr>
+          <w:b w:val="0"/>
+        </w:rPr>
+        <w:t>.</w:t>
+      </w:r>
+    </w:p>
+    <w:p>
+      <w:pPr>
+        <w:spacing w:line="336" w:lineRule="auto" w:after="180"/>
+      </w:pPr>
+      <w:r>
+        <w:rPr>
+          <w:b w:val="0"/>
+        </w:rPr>
         <w:t>□ Name one limit, failure, missing clue, or fairness/privacy concern.</w:t>
       </w:r>
     </w:p>
     <w:p>
-      <w:r>
+      <w:pPr>
+        <w:spacing w:line="336" w:lineRule="auto" w:after="180"/>
+      </w:pPr>
+      <w:r>
+        <w:rPr>
+          <w:b w:val="0"/>
+        </w:rPr>
         <w:t>□ Explain one safe next action or improvement.</w:t>
       </w:r>
     </w:p>
     <w:p>
-      <w:r>
-        <w:t>Independent evidence:</w:t>
-      </w:r>
-    </w:p>
-    <w:p>
-      <w:r>
-        <w:t>SELF-CHECK  Useful features describe the animal and remain available across settings. Borders and backgrounds describe the photo setup. Even ear shape may fail for unusual breeds or blocked views, so multiple clues and uncertainty are needed.</w:t>
-      </w:r>
-    </w:p>
-    <w:p>
-      <w:r>
+      <w:pPr>
+        <w:spacing w:line="336" w:lineRule="auto" w:after="180"/>
+      </w:pPr>
+      <w:r>
+        <w:rPr>
+          <w:b w:val="0"/>
+        </w:rPr>
+        <w:t xml:space="preserve">Independent </w:t>
+      </w:r>
+      <w:r>
+        <w:rPr>
+          <w:b/>
+        </w:rPr>
+        <w:t>evidence</w:t>
+      </w:r>
+      <w:r>
+        <w:rPr>
+          <w:b w:val="0"/>
+        </w:rPr>
+        <w:t>:</w:t>
+      </w:r>
+    </w:p>
+    <w:p>
+      <w:pPr>
+        <w:pStyle w:val="Heading3"/>
+      </w:pPr>
+      <w:r>
+        <w:t>Check your explanation</w:t>
+      </w:r>
+    </w:p>
+    <w:p>
+      <w:pPr>
+        <w:spacing w:line="336" w:lineRule="auto" w:after="180"/>
+        <w:shd w:fill="F5F1FB"/>
+      </w:pPr>
+      <w:r>
+        <w:rPr>
+          <w:b w:val="0"/>
+        </w:rPr>
+        <w:t xml:space="preserve">SELF-CHECK  Useful </w:t>
+      </w:r>
+      <w:r>
+        <w:rPr>
+          <w:b/>
+        </w:rPr>
+        <w:t>feature</w:t>
+      </w:r>
+      <w:r>
+        <w:rPr>
+          <w:b w:val="0"/>
+        </w:rPr>
+        <w:t>s describe the animal and remain available across settings. Borders and backgrounds describe the photo setup.</w:t>
+      </w:r>
+    </w:p>
+    <w:p>
+      <w:pPr>
+        <w:spacing w:line="336" w:lineRule="auto" w:after="180"/>
+        <w:shd w:fill="F5F1FB"/>
+      </w:pPr>
+      <w:r>
+        <w:rPr>
+          <w:b w:val="0"/>
+        </w:rPr>
+        <w:t>Even ear shape may fail for unusual breeds or blocked views, so multiple clues and uncertainty are needed.</w:t>
+      </w:r>
+    </w:p>
+    <w:p>
+      <w:pPr>
+        <w:spacing w:line="336" w:lineRule="auto" w:after="180"/>
+      </w:pPr>
+      <w:r>
+        <w:rPr>
+          <w:b w:val="0"/>
+        </w:rPr>
         <w:t>My level:  □ Not yet  □ With one hint  □ Independently  □ I can teach it</w:t>
       </w:r>
     </w:p>
     <w:p>
-      <w:r>
-        <w:t>NEXT BRIDGE  Carry today's evidence habit into: Algorithms as Recipes.</w:t>
+      <w:pPr>
+        <w:pStyle w:val="Heading3"/>
+      </w:pPr>
+      <w:r>
+        <w:t>Connect to the next lesson</w:t>
+      </w:r>
+    </w:p>
+    <w:p>
+      <w:pPr>
+        <w:spacing w:line="336" w:lineRule="auto" w:after="180"/>
+        <w:shd w:fill="F1F6F8"/>
+      </w:pPr>
+      <w:r>
+        <w:rPr>
+          <w:b w:val="0"/>
+        </w:rPr>
+        <w:t xml:space="preserve">NEXT BRIDGE  Carry today's </w:t>
+      </w:r>
+      <w:r>
+        <w:rPr>
+          <w:b/>
+        </w:rPr>
+        <w:t>evidence</w:t>
+      </w:r>
+      <w:r>
+        <w:rPr>
+          <w:b w:val="0"/>
+        </w:rPr>
+        <w:t xml:space="preserve"> habit into: Algorithms as Recipes.</w:t>
       </w:r>
     </w:p>
     <w:p>
@@ -3182,6 +5911,11 @@
       </w:r>
     </w:p>
     <w:p>
+      <w:r>
+        <w:t>Revisit the complete Features: Useful Clues case for supported practice. Repeated examples do not become fresh assessments.</w:t>
+      </w:r>
+    </w:p>
+    <w:p>
       <w:pPr>
         <w:pStyle w:val="Heading3"/>
       </w:pPr>
@@ -3190,7 +5924,13 @@
       </w:r>
     </w:p>
     <w:p>
-      <w:r>
+      <w:pPr>
+        <w:spacing w:line="336" w:lineRule="auto" w:after="180"/>
+      </w:pPr>
+      <w:r>
+        <w:rPr>
+          <w:b w:val="0"/>
+        </w:rPr>
         <w:t>Use the supplied details to practise the weekly concept before attempting the independent question. This case extends the illustrated lesson.</w:t>
       </w:r>
     </w:p>
@@ -3203,7 +5943,13 @@
       </w:r>
     </w:p>
     <w:p>
-      <w:r>
+      <w:pPr>
+        <w:spacing w:line="336" w:lineRule="auto" w:after="180"/>
+      </w:pPr>
+      <w:r>
+        <w:rPr>
+          <w:b w:val="0"/>
+        </w:rPr>
         <w:t>Two green leaves have smooth and toothed edges. The task is to distinguish edge types.</w:t>
       </w:r>
     </w:p>
@@ -3216,8 +5962,26 @@
       </w:r>
     </w:p>
     <w:p>
-      <w:r>
-        <w:t>Choose the relevant feature and explain why size is insufficient.</w:t>
+      <w:pPr>
+        <w:spacing w:line="336" w:lineRule="auto" w:after="180"/>
+      </w:pPr>
+      <w:r>
+        <w:rPr>
+          <w:b w:val="0"/>
+        </w:rPr>
+        <w:t xml:space="preserve">Choose the </w:t>
+      </w:r>
+      <w:r>
+        <w:rPr>
+          <w:b/>
+        </w:rPr>
+        <w:t>relevant feature</w:t>
+      </w:r>
+      <w:r>
+        <w:rPr>
+          <w:b w:val="0"/>
+        </w:rPr>
+        <w:t xml:space="preserve"> and explain why size is insufficient.</w:t>
       </w:r>
     </w:p>
     <w:p>
@@ -3229,8 +5993,26 @@
       </w:r>
     </w:p>
     <w:p>
-      <w:r>
-        <w:t>Edge shape directly addresses the target. Size can vary within both categories. Feature usefulness depends on the task.</w:t>
+      <w:pPr>
+        <w:spacing w:line="336" w:lineRule="auto" w:after="180"/>
+      </w:pPr>
+      <w:r>
+        <w:rPr>
+          <w:b w:val="0"/>
+        </w:rPr>
+        <w:t xml:space="preserve">Edge shape directly addresses the target. Size can vary within both categories. </w:t>
+      </w:r>
+      <w:r>
+        <w:rPr>
+          <w:b/>
+        </w:rPr>
+        <w:t>Feature</w:t>
+      </w:r>
+      <w:r>
+        <w:rPr>
+          <w:b w:val="0"/>
+        </w:rPr>
+        <w:t xml:space="preserve"> usefulness depends on the task.</w:t>
       </w:r>
     </w:p>
     <w:p>
@@ -3242,7 +6024,14 @@
       </w:r>
     </w:p>
     <w:p>
-      <w:r>
+      <w:pPr>
+        <w:spacing w:line="336" w:lineRule="auto" w:after="180"/>
+        <w:shd w:fill="F5F1FB"/>
+      </w:pPr>
+      <w:r>
+        <w:rPr>
+          <w:b w:val="0"/>
+        </w:rPr>
         <w:t>Which detail supports the answer, and why does it matter?</w:t>
       </w:r>
     </w:p>
@@ -3398,18 +6187,60 @@
       </w:tr>
     </w:tbl>
     <w:p>
-      <w:r>
+      <w:pPr>
+        <w:spacing w:line="336" w:lineRule="auto" w:after="180"/>
+      </w:pPr>
+      <w:r>
+        <w:rPr>
+          <w:b w:val="0"/>
+        </w:rPr>
         <w:t>Two green leaves have smooth and toothed edges. The task is to distinguish edge types.</w:t>
       </w:r>
     </w:p>
     <w:p>
-      <w:r>
-        <w:t>Choose the relevant feature and explain why size is insufficient.</w:t>
-      </w:r>
-    </w:p>
-    <w:p>
-      <w:r>
-        <w:t>Edge shape directly addresses the target. Size can vary within both categories. Feature usefulness depends on the task.</w:t>
+      <w:pPr>
+        <w:spacing w:line="336" w:lineRule="auto" w:after="180"/>
+      </w:pPr>
+      <w:r>
+        <w:rPr>
+          <w:b w:val="0"/>
+        </w:rPr>
+        <w:t xml:space="preserve">Choose the </w:t>
+      </w:r>
+      <w:r>
+        <w:rPr>
+          <w:b/>
+        </w:rPr>
+        <w:t>relevant feature</w:t>
+      </w:r>
+      <w:r>
+        <w:rPr>
+          <w:b w:val="0"/>
+        </w:rPr>
+        <w:t xml:space="preserve"> and explain why size is insufficient.</w:t>
+      </w:r>
+    </w:p>
+    <w:p>
+      <w:pPr>
+        <w:spacing w:line="336" w:lineRule="auto" w:after="180"/>
+      </w:pPr>
+      <w:r>
+        <w:rPr>
+          <w:b w:val="0"/>
+        </w:rPr>
+        <w:t xml:space="preserve">Edge shape directly addresses the target. Size can vary within both categories. </w:t>
+      </w:r>
+      <w:r>
+        <w:rPr>
+          <w:b/>
+        </w:rPr>
+        <w:t>Feature</w:t>
+      </w:r>
+      <w:r>
+        <w:rPr>
+          <w:b w:val="0"/>
+        </w:rPr>
+        <w:t xml:space="preserve"> usefulness depends on the task.</w:t>
       </w:r>
     </w:p>
     <w:p>
@@ -3421,6 +6252,11 @@
       </w:r>
     </w:p>
     <w:p>
+      <w:r>
+        <w:t>Attempt the reserved new case before feedback. Record support; the earlier examples below remain additional practice.</w:t>
+      </w:r>
+    </w:p>
+    <w:p>
       <w:pPr>
         <w:pStyle w:val="Heading3"/>
       </w:pPr>
@@ -3429,8 +6265,60 @@
       </w:r>
     </w:p>
     <w:p>
-      <w:r>
-        <w:t>A fictional display tray accepts a tile if its height is at most 9 cm and its thickness is at most 2 cm, including equality. Other dimensions are fixed. Before checking, you can record height, thickness and pattern name. A pass sticker is added afterward. Choose inputs with units. Construct two tiles with the same height but different labels. Then label a 9 cm high, 2 cm thick striped tile and explain why the sticker is unsuitable as an input before checking.</w:t>
+      <w:pPr>
+        <w:spacing w:line="336" w:lineRule="auto" w:after="180"/>
+      </w:pPr>
+      <w:r>
+        <w:rPr>
+          <w:b w:val="0"/>
+        </w:rPr>
+        <w:t>A fictional display tray accepts a tile if its height is at most 9 cm and its thickness is at most 2 cm, including equality. Other dimensions are fixed. Before checking, you can record height, thickness and pattern name.</w:t>
+      </w:r>
+    </w:p>
+    <w:p>
+      <w:pPr>
+        <w:spacing w:line="336" w:lineRule="auto" w:after="180"/>
+      </w:pPr>
+      <w:r>
+        <w:rPr>
+          <w:b w:val="0"/>
+        </w:rPr>
+        <w:t xml:space="preserve">A pass sticker is added afterward. Choose </w:t>
+      </w:r>
+      <w:r>
+        <w:rPr>
+          <w:b/>
+        </w:rPr>
+        <w:t>input</w:t>
+      </w:r>
+      <w:r>
+        <w:rPr>
+          <w:b w:val="0"/>
+        </w:rPr>
+        <w:t>s with units. Construct two tiles with the same height but different labels.</w:t>
+      </w:r>
+    </w:p>
+    <w:p>
+      <w:pPr>
+        <w:spacing w:line="336" w:lineRule="auto" w:after="180"/>
+      </w:pPr>
+      <w:r>
+        <w:rPr>
+          <w:b w:val="0"/>
+        </w:rPr>
+        <w:t xml:space="preserve">Then label a 9 cm high, 2 cm thick striped tile and explain why the sticker is unsuitable as an </w:t>
+      </w:r>
+      <w:r>
+        <w:rPr>
+          <w:b/>
+        </w:rPr>
+        <w:t>input</w:t>
+      </w:r>
+      <w:r>
+        <w:rPr>
+          <w:b w:val="0"/>
+        </w:rPr>
+        <w:t xml:space="preserve"> before checking.</w:t>
       </w:r>
     </w:p>
     <w:p>
@@ -3477,7 +6365,13 @@
       </w:r>
     </w:p>
     <w:p>
-      <w:r>
+      <w:pPr>
+        <w:spacing w:line="336" w:lineRule="auto" w:after="180"/>
+      </w:pPr>
+      <w:r>
+        <w:rPr>
+          <w:b w:val="0"/>
+        </w:rPr>
         <w:t>Attempt this case before feedback. Record any help. Earlier examples below are further practice; a case already practised with feedback cannot establish fresh transfer.</w:t>
       </w:r>
     </w:p>
@@ -3490,18 +6384,66 @@
       </w:r>
     </w:p>
     <w:p>
-      <w:r>
+      <w:pPr>
+        <w:spacing w:line="336" w:lineRule="auto" w:after="180"/>
+      </w:pPr>
+      <w:r>
+        <w:rPr>
+          <w:b w:val="0"/>
+        </w:rPr>
         <w:t>Close the worked explanation. Apply the idea to this different question without copying.</w:t>
       </w:r>
     </w:p>
     <w:p>
-      <w:r>
-        <w:t>A sorter separates round and square tiles. Both shapes come in red and blue. Choose a useful feature and a distracting feature. Test your choice on a blue circle.</w:t>
-      </w:r>
-    </w:p>
-    <w:p>
-      <w:r>
-        <w:t>My answer, with a trace, calculation or supporting evidence</w:t>
+      <w:pPr>
+        <w:spacing w:line="336" w:lineRule="auto" w:after="180"/>
+      </w:pPr>
+      <w:r>
+        <w:rPr>
+          <w:b w:val="0"/>
+        </w:rPr>
+        <w:t xml:space="preserve">A sorter separates round and square tiles. Both shapes come in red and blue. Choose a useful </w:t>
+      </w:r>
+      <w:r>
+        <w:rPr>
+          <w:b/>
+        </w:rPr>
+        <w:t>feature</w:t>
+      </w:r>
+      <w:r>
+        <w:rPr>
+          <w:b w:val="0"/>
+        </w:rPr>
+        <w:t xml:space="preserve"> and a distracting </w:t>
+      </w:r>
+      <w:r>
+        <w:rPr>
+          <w:b/>
+        </w:rPr>
+        <w:t>feature</w:t>
+      </w:r>
+      <w:r>
+        <w:rPr>
+          <w:b w:val="0"/>
+        </w:rPr>
+        <w:t>. Test your choice on a blue circle.</w:t>
+      </w:r>
+    </w:p>
+    <w:p>
+      <w:pPr>
+        <w:spacing w:line="336" w:lineRule="auto" w:after="180"/>
+      </w:pPr>
+      <w:r>
+        <w:rPr>
+          <w:b w:val="0"/>
+        </w:rPr>
+        <w:t xml:space="preserve">My answer, with a trace, calculation or supporting </w:t>
+      </w:r>
+      <w:r>
+        <w:rPr>
+          <w:b/>
+        </w:rPr>
+        <w:t>evidence</w:t>
       </w:r>
     </w:p>
     <w:p>
@@ -3546,13 +6488,49 @@
       </w:r>
     </w:p>
     <w:p>
-      <w:r>
-        <w:t>Change one relevant detail. Predict the result before testing. Include a boundary or missing-information case when it helps reveal a limit.</w:t>
-      </w:r>
-    </w:p>
-    <w:p>
-      <w:r>
-        <w:t>My changed input and expected result</w:t>
+      <w:pPr>
+        <w:spacing w:line="336" w:lineRule="auto" w:after="180"/>
+      </w:pPr>
+      <w:r>
+        <w:rPr>
+          <w:b w:val="0"/>
+        </w:rPr>
+        <w:t xml:space="preserve">Change one </w:t>
+      </w:r>
+      <w:r>
+        <w:rPr>
+          <w:b/>
+        </w:rPr>
+        <w:t>relevant</w:t>
+      </w:r>
+      <w:r>
+        <w:rPr>
+          <w:b w:val="0"/>
+        </w:rPr>
+        <w:t xml:space="preserve"> detail. Predict the result before testing. Include a boundary or missing-information case when it helps reveal a limit.</w:t>
+      </w:r>
+    </w:p>
+    <w:p>
+      <w:pPr>
+        <w:spacing w:line="336" w:lineRule="auto" w:after="180"/>
+      </w:pPr>
+      <w:r>
+        <w:rPr>
+          <w:b w:val="0"/>
+        </w:rPr>
+        <w:t xml:space="preserve">My changed </w:t>
+      </w:r>
+      <w:r>
+        <w:rPr>
+          <w:b/>
+        </w:rPr>
+        <w:t>input</w:t>
+      </w:r>
+      <w:r>
+        <w:rPr>
+          <w:b w:val="0"/>
+        </w:rPr>
+        <w:t xml:space="preserve"> and expected result</w:t>
       </w:r>
     </w:p>
     <w:p>
@@ -3597,13 +6575,49 @@
       </w:r>
     </w:p>
     <w:p>
-      <w:r>
-        <w:t>Select the smallest useful features for lost-and-found sorting and reject clues tied to a particular classroom or owner.</w:t>
-      </w:r>
-    </w:p>
-    <w:p>
-      <w:r>
-        <w:t>The evidence I will keep</w:t>
+      <w:pPr>
+        <w:spacing w:line="336" w:lineRule="auto" w:after="180"/>
+      </w:pPr>
+      <w:r>
+        <w:rPr>
+          <w:b w:val="0"/>
+        </w:rPr>
+        <w:t xml:space="preserve">Select the smallest useful </w:t>
+      </w:r>
+      <w:r>
+        <w:rPr>
+          <w:b/>
+        </w:rPr>
+        <w:t>feature</w:t>
+      </w:r>
+      <w:r>
+        <w:rPr>
+          <w:b w:val="0"/>
+        </w:rPr>
+        <w:t>s for lost-and-found sorting and reject clues tied to a particular classroom or owner.</w:t>
+      </w:r>
+    </w:p>
+    <w:p>
+      <w:pPr>
+        <w:spacing w:line="336" w:lineRule="auto" w:after="180"/>
+      </w:pPr>
+      <w:r>
+        <w:rPr>
+          <w:b w:val="0"/>
+        </w:rPr>
+        <w:t xml:space="preserve">The </w:t>
+      </w:r>
+      <w:r>
+        <w:rPr>
+          <w:b/>
+        </w:rPr>
+        <w:t>evidence</w:t>
+      </w:r>
+      <w:r>
+        <w:rPr>
+          <w:b w:val="0"/>
+        </w:rPr>
+        <w:t xml:space="preserve"> I will keep</w:t>
       </w:r>
     </w:p>
     <w:p>
@@ -3640,8 +6654,26 @@
       </w:r>
     </w:p>
     <w:p>
-      <w:r>
-        <w:t>Your teacher has the independent answer and scoring criteria. Complete the matching workbook week to keep your practice evidence together.</w:t>
+      <w:pPr>
+        <w:spacing w:line="336" w:lineRule="auto" w:after="180"/>
+      </w:pPr>
+      <w:r>
+        <w:rPr>
+          <w:b w:val="0"/>
+        </w:rPr>
+        <w:t xml:space="preserve">Your teacher has the independent answer and scoring criteria. Complete the matching workbook week to keep your practice </w:t>
+      </w:r>
+      <w:r>
+        <w:rPr>
+          <w:b/>
+        </w:rPr>
+        <w:t>evidence</w:t>
+      </w:r>
+      <w:r>
+        <w:rPr>
+          <w:b w:val="0"/>
+        </w:rPr>
+        <w:t xml:space="preserve"> together.</w:t>
       </w:r>
     </w:p>
     <w:p>
@@ -3653,7 +6685,13 @@
       </w:r>
     </w:p>
     <w:p>
-      <w:r>
+      <w:pPr>
+        <w:spacing w:line="336" w:lineRule="auto" w:after="180"/>
+      </w:pPr>
+      <w:r>
+        <w:rPr>
+          <w:b w:val="0"/>
+        </w:rPr>
         <w:t>A dataset contains only small smooth leaves and large toothed leaves. A model separates them by size. Design two fresh examples that distinguish a size shortcut from an edge-based rule.</w:t>
       </w:r>
     </w:p>
@@ -3709,8 +6747,25 @@
       </w:r>
     </w:p>
     <w:p>
-      <w:r>
-        <w:t>Attempt the independent case before hints. Record whether you worked alone, used a hint or followed a model. After feedback, fix the first unsupported step and explain why it changed. A later check uses a changed case, not a copied answer.</w:t>
+      <w:pPr>
+        <w:spacing w:line="336" w:lineRule="auto" w:after="180"/>
+      </w:pPr>
+      <w:r>
+        <w:rPr>
+          <w:b w:val="0"/>
+        </w:rPr>
+        <w:t>Attempt the independent case before hints. Record whether you worked alone, used a hint or followed a model. After feedback, fix the first unsupported step and explain why it changed.</w:t>
+      </w:r>
+    </w:p>
+    <w:p>
+      <w:pPr>
+        <w:spacing w:line="336" w:lineRule="auto" w:after="180"/>
+      </w:pPr>
+      <w:r>
+        <w:rPr>
+          <w:b w:val="0"/>
+        </w:rPr>
+        <w:t>A later check uses a changed case, not a copied answer.</w:t>
       </w:r>
     </w:p>
     <w:p>
@@ -3723,6 +6778,17 @@
     </w:p>
     <w:p>
       <w:r>
+        <w:t>Use this map to navigate Features: Useful Clues, connect the goals to tasks and keep one evidence record for each attempt.</w:t>
+      </w:r>
+    </w:p>
+    <w:p>
+      <w:pPr>
+        <w:spacing w:line="336" w:lineRule="auto" w:after="180"/>
+      </w:pPr>
+      <w:r>
+        <w:rPr>
+          <w:b w:val="0"/>
+        </w:rPr>
         <w:t>Start with this question: A fictional shelf accepts a craft box only if width is at most 6 cm and height at most 4 cm.</w:t>
       </w:r>
     </w:p>
@@ -3829,13 +6895,61 @@
       </w:tr>
     </w:tbl>
     <w:p>
-      <w:r>
-        <w:t>Remember → watch and explain → try with help → investigate → try independently → keep project evidence. Your teacher may spread this lesson across several classes.</w:t>
-      </w:r>
-    </w:p>
-    <w:p>
-      <w:r>
-        <w:t>Keep your first prediction. Compare it with what the evidence shows and explain any change.</w:t>
+      <w:pPr>
+        <w:spacing w:line="336" w:lineRule="auto" w:after="180"/>
+      </w:pPr>
+      <w:r>
+        <w:rPr>
+          <w:b w:val="0"/>
+        </w:rPr>
+        <w:t xml:space="preserve">Remember → watch and explain → try with help → investigate → try independently → keep project </w:t>
+      </w:r>
+      <w:r>
+        <w:rPr>
+          <w:b/>
+        </w:rPr>
+        <w:t>evidence</w:t>
+      </w:r>
+      <w:r>
+        <w:rPr>
+          <w:b w:val="0"/>
+        </w:rPr>
+        <w:t>. Your teacher may spread this lesson across several classes.</w:t>
+      </w:r>
+    </w:p>
+    <w:p>
+      <w:pPr>
+        <w:spacing w:line="336" w:lineRule="auto" w:after="180"/>
+      </w:pPr>
+      <w:r>
+        <w:rPr>
+          <w:b w:val="0"/>
+        </w:rPr>
+        <w:t xml:space="preserve">Keep your first </w:t>
+      </w:r>
+      <w:r>
+        <w:rPr>
+          <w:b/>
+        </w:rPr>
+        <w:t>prediction</w:t>
+      </w:r>
+      <w:r>
+        <w:rPr>
+          <w:b w:val="0"/>
+        </w:rPr>
+        <w:t xml:space="preserve">. Compare it with what the </w:t>
+      </w:r>
+      <w:r>
+        <w:rPr>
+          <w:b/>
+        </w:rPr>
+        <w:t>evidence</w:t>
+      </w:r>
+      <w:r>
+        <w:rPr>
+          <w:b w:val="0"/>
+        </w:rPr>
+        <w:t xml:space="preserve"> shows and explain any change.</w:t>
       </w:r>
     </w:p>
     <w:p>
@@ -3848,6 +6962,17 @@
     </w:p>
     <w:p>
       <w:r>
+        <w:t>Explain Features: Useful Clues without notes, identify a remaining question and plan a later check with a changed case.</w:t>
+      </w:r>
+    </w:p>
+    <w:p>
+      <w:pPr>
+        <w:spacing w:line="336" w:lineRule="auto" w:after="180"/>
+      </w:pPr>
+      <w:r>
+        <w:rPr>
+          <w:b w:val="0"/>
+        </w:rPr>
         <w:t>Close your notes. Explain this goal in your own words: Choose recorded properties that preserve distinctions needed for a stated task</w:t>
       </w:r>
     </w:p>
@@ -3885,13 +7010,61 @@
       </w:r>
     </w:p>
     <w:p>
-      <w:r>
-        <w:t>If you are unsure, return to the worked picture and explain one arrow. If you are ready, change an input or assumption and justify your prediction.</w:t>
-      </w:r>
-    </w:p>
-    <w:p>
-      <w:r>
-        <w:t>Save your workbook evidence. At the next review, try a different case before opening your old answer.</w:t>
+      <w:pPr>
+        <w:spacing w:line="336" w:lineRule="auto" w:after="180"/>
+      </w:pPr>
+      <w:r>
+        <w:rPr>
+          <w:b w:val="0"/>
+        </w:rPr>
+        <w:t xml:space="preserve">If you are unsure, return to the worked picture and explain one arrow. If you are ready, change an </w:t>
+      </w:r>
+      <w:r>
+        <w:rPr>
+          <w:b/>
+        </w:rPr>
+        <w:t>input</w:t>
+      </w:r>
+      <w:r>
+        <w:rPr>
+          <w:b w:val="0"/>
+        </w:rPr>
+        <w:t xml:space="preserve"> or assumption and justify your </w:t>
+      </w:r>
+      <w:r>
+        <w:rPr>
+          <w:b/>
+        </w:rPr>
+        <w:t>prediction</w:t>
+      </w:r>
+      <w:r>
+        <w:rPr>
+          <w:b w:val="0"/>
+        </w:rPr>
+        <w:t>.</w:t>
+      </w:r>
+    </w:p>
+    <w:p>
+      <w:pPr>
+        <w:spacing w:line="336" w:lineRule="auto" w:after="180"/>
+      </w:pPr>
+      <w:r>
+        <w:rPr>
+          <w:b w:val="0"/>
+        </w:rPr>
+        <w:t xml:space="preserve">Save your workbook </w:t>
+      </w:r>
+      <w:r>
+        <w:rPr>
+          <w:b/>
+        </w:rPr>
+        <w:t>evidence</w:t>
+      </w:r>
+      <w:r>
+        <w:rPr>
+          <w:b w:val="0"/>
+        </w:rPr>
+        <w:t>. At the next review, try a different case before opening your old answer.</w:t>
       </w:r>
     </w:p>
     <w:p>
@@ -3904,11 +7077,28 @@
     </w:p>
     <w:p>
       <w:r>
+        <w:t>Attempt supported questions before using hints or feedback. Review a missing building block, then keep the completed work.</w:t>
+      </w:r>
+    </w:p>
+    <w:p>
+      <w:pPr>
+        <w:spacing w:line="336" w:lineRule="auto" w:after="180"/>
+      </w:pPr>
+      <w:r>
+        <w:rPr>
+          <w:b w:val="0"/>
+        </w:rPr>
         <w:t>Use this supported practice once, in the browser or on paper. Keep the reserved independent assessment for a separate first attempt before teacher feedback.</w:t>
       </w:r>
     </w:p>
     <w:p>
-      <w:r>
+      <w:pPr>
+        <w:spacing w:line="336" w:lineRule="auto" w:after="180"/>
+      </w:pPr>
+      <w:r>
+        <w:rPr>
+          <w:b w:val="0"/>
+        </w:rPr>
         <w:t>A fictional shelf accepts a craft box only if width is at most 6 cm and height at most 4 cm.</w:t>
       </w:r>
     </w:p>
@@ -3921,27 +7111,73 @@
       </w:r>
     </w:p>
     <w:p>
-      <w:r>
-        <w:t>Which labelled step matches this detail? The later sticker cannot be an input available before checking.</w:t>
-      </w:r>
-    </w:p>
-    <w:p>
-      <w:r>
+      <w:pPr>
+        <w:spacing w:line="336" w:lineRule="auto" w:after="180"/>
+      </w:pPr>
+      <w:r>
+        <w:rPr>
+          <w:b w:val="0"/>
+        </w:rPr>
+        <w:t xml:space="preserve">Which labelled step matches this detail? The later sticker cannot be an </w:t>
+      </w:r>
+      <w:r>
+        <w:rPr>
+          <w:b/>
+        </w:rPr>
+        <w:t>input</w:t>
+      </w:r>
+      <w:r>
+        <w:rPr>
+          <w:b w:val="0"/>
+        </w:rPr>
+        <w:t xml:space="preserve"> available before checking.</w:t>
+      </w:r>
+    </w:p>
+    <w:p>
+      <w:pPr>
+        <w:spacing w:line="336" w:lineRule="auto" w:after="180"/>
+        <w:shd w:fill="F4F9FC"/>
+      </w:pPr>
+      <w:r>
+        <w:rPr>
+          <w:b w:val="0"/>
+        </w:rPr>
         <w:t>1. Apply both limits</w:t>
       </w:r>
     </w:p>
     <w:p>
-      <w:r>
+      <w:pPr>
+        <w:spacing w:line="336" w:lineRule="auto" w:after="180"/>
+        <w:shd w:fill="F4F9FC"/>
+      </w:pPr>
+      <w:r>
+        <w:rPr>
+          <w:b w:val="0"/>
+        </w:rPr>
         <w:t>2. Reject a shortcut</w:t>
       </w:r>
     </w:p>
     <w:p>
-      <w:r>
+      <w:pPr>
+        <w:spacing w:line="336" w:lineRule="auto" w:after="180"/>
+        <w:shd w:fill="F4F9FC"/>
+      </w:pPr>
+      <w:r>
+        <w:rPr>
+          <w:b w:val="0"/>
+        </w:rPr>
         <w:t>3. Height check</w:t>
       </w:r>
     </w:p>
     <w:p>
-      <w:r>
+      <w:pPr>
+        <w:spacing w:line="336" w:lineRule="auto" w:after="180"/>
+        <w:shd w:fill="F4F9FC"/>
+      </w:pPr>
+      <w:r>
+        <w:rPr>
+          <w:b w:val="0"/>
+        </w:rPr>
         <w:t>4. Width check</w:t>
       </w:r>
     </w:p>
@@ -3979,40 +7215,166 @@
       </w:r>
     </w:p>
     <w:p>
-      <w:r>
+      <w:pPr>
+        <w:pStyle w:val="Heading3"/>
+      </w:pPr>
+      <w:r>
+        <w:t>Hint · try first</w:t>
+      </w:r>
+    </w:p>
+    <w:p>
+      <w:pPr>
+        <w:spacing w:line="336" w:lineRule="auto" w:after="180"/>
+        <w:shd w:fill="F1F6F8"/>
+      </w:pPr>
+      <w:r>
+        <w:rPr>
+          <w:b w:val="0"/>
+        </w:rPr>
         <w:t>Hint if needed: Read the steps in the pictorial case. Match the supplied detail to the stage that performs or records it.</w:t>
       </w:r>
     </w:p>
     <w:p>
-      <w:r>
-        <w:t>After your attempt, compare with the supported explanation: Reject a shortcut The later sticker cannot be an input available before checking. Comparing P with Q isolates width; comparing P with R isolates height. Comparing P with S changes pattern while both remain accepted. Under this declared policy, pattern is not a deciding feature. A later acceptance sticker leaks the very answer the system should produce.</w:t>
-      </w:r>
-    </w:p>
-    <w:p>
       <w:pPr>
         <w:pStyle w:val="Heading3"/>
       </w:pPr>
       <w:r>
+        <w:t>Feedback · compare after trying</w:t>
+      </w:r>
+    </w:p>
+    <w:p>
+      <w:pPr>
+        <w:spacing w:line="336" w:lineRule="auto" w:after="180"/>
+        <w:shd w:fill="F1F6FC"/>
+      </w:pPr>
+      <w:r>
+        <w:rPr>
+          <w:b w:val="0"/>
+        </w:rPr>
+        <w:t xml:space="preserve">After your attempt, compare with the supported explanation: Reject a shortcut The later sticker cannot be an </w:t>
+      </w:r>
+      <w:r>
+        <w:rPr>
+          <w:b/>
+        </w:rPr>
+        <w:t>input</w:t>
+      </w:r>
+      <w:r>
+        <w:rPr>
+          <w:b w:val="0"/>
+        </w:rPr>
+        <w:t xml:space="preserve"> available before checking. Comparing P with Q isolates width; comparing P with R isolates height.</w:t>
+      </w:r>
+    </w:p>
+    <w:p>
+      <w:pPr>
+        <w:spacing w:line="336" w:lineRule="auto" w:after="180"/>
+        <w:shd w:fill="F1F6FC"/>
+      </w:pPr>
+      <w:r>
+        <w:rPr>
+          <w:b w:val="0"/>
+        </w:rPr>
+        <w:t xml:space="preserve">Comparing P with S changes pattern while both remain accepted. Under this declared policy, pattern is not a deciding </w:t>
+      </w:r>
+      <w:r>
+        <w:rPr>
+          <w:b/>
+        </w:rPr>
+        <w:t>feature</w:t>
+      </w:r>
+      <w:r>
+        <w:rPr>
+          <w:b w:val="0"/>
+        </w:rPr>
+        <w:t>. A later acceptance sticker leaks the very answer the system should produce.</w:t>
+      </w:r>
+    </w:p>
+    <w:p>
+      <w:pPr>
+        <w:pStyle w:val="Heading3"/>
+      </w:pPr>
+      <w:r>
         <w:t>Practice 2: explain the deciding evidence</w:t>
       </w:r>
     </w:p>
     <w:p>
-      <w:r>
+      <w:pPr>
+        <w:pStyle w:val="Heading3"/>
+      </w:pPr>
+      <w:r>
+        <w:t>Changed case · predict first</w:t>
+      </w:r>
+    </w:p>
+    <w:p>
+      <w:pPr>
+        <w:spacing w:line="336" w:lineRule="auto" w:after="180"/>
+        <w:shd w:fill="F5F1FB"/>
+      </w:pPr>
+      <w:r>
+        <w:rPr>
+          <w:b w:val="0"/>
+        </w:rPr>
         <w:t>Changed-case practice: Change Q’s width to 6 without changing its height. Which conclusion is supported by the supplied facts?</w:t>
       </w:r>
     </w:p>
     <w:p>
-      <w:r>
-        <w:t>1. We can decide the result without examining the changed input or the procedure.</w:t>
-      </w:r>
-    </w:p>
-    <w:p>
-      <w:r>
-        <w:t>2. This one example guarantees correct results for every future input.</w:t>
-      </w:r>
-    </w:p>
-    <w:p>
-      <w:r>
+      <w:pPr>
+        <w:spacing w:line="336" w:lineRule="auto" w:after="180"/>
+        <w:shd w:fill="F4F9FC"/>
+      </w:pPr>
+      <w:r>
+        <w:rPr>
+          <w:b w:val="0"/>
+        </w:rPr>
+        <w:t xml:space="preserve">1. We can decide the result without examining the changed </w:t>
+      </w:r>
+      <w:r>
+        <w:rPr>
+          <w:b/>
+        </w:rPr>
+        <w:t>input</w:t>
+      </w:r>
+      <w:r>
+        <w:rPr>
+          <w:b w:val="0"/>
+        </w:rPr>
+        <w:t xml:space="preserve"> or the procedure.</w:t>
+      </w:r>
+    </w:p>
+    <w:p>
+      <w:pPr>
+        <w:spacing w:line="336" w:lineRule="auto" w:after="180"/>
+        <w:shd w:fill="F4F9FC"/>
+      </w:pPr>
+      <w:r>
+        <w:rPr>
+          <w:b w:val="0"/>
+        </w:rPr>
+        <w:t xml:space="preserve">2. This one example guarantees correct results for every future </w:t>
+      </w:r>
+      <w:r>
+        <w:rPr>
+          <w:b/>
+        </w:rPr>
+        <w:t>input</w:t>
+      </w:r>
+      <w:r>
+        <w:rPr>
+          <w:b w:val="0"/>
+        </w:rPr>
+        <w:t>.</w:t>
+      </w:r>
+    </w:p>
+    <w:p>
+      <w:pPr>
+        <w:spacing w:line="336" w:lineRule="auto" w:after="180"/>
+        <w:shd w:fill="F4F9FC"/>
+      </w:pPr>
+      <w:r>
+        <w:rPr>
+          <w:b w:val="0"/>
+        </w:rPr>
         <w:t>3. Q fits the shelf.</w:t>
       </w:r>
     </w:p>
@@ -4050,12 +7412,42 @@
       </w:r>
     </w:p>
     <w:p>
-      <w:r>
+      <w:pPr>
+        <w:pStyle w:val="Heading3"/>
+      </w:pPr>
+      <w:r>
+        <w:t>Hint · try first</w:t>
+      </w:r>
+    </w:p>
+    <w:p>
+      <w:pPr>
+        <w:spacing w:line="336" w:lineRule="auto" w:after="180"/>
+        <w:shd w:fill="F1F6F8"/>
+      </w:pPr>
+      <w:r>
+        <w:rPr>
+          <w:b w:val="0"/>
+        </w:rPr>
         <w:t>Hint if needed: Use the changed condition and the deciding step in the pictorial trace. The answer must say what follows from those facts.</w:t>
       </w:r>
     </w:p>
     <w:p>
-      <w:r>
+      <w:pPr>
+        <w:pStyle w:val="Heading3"/>
+      </w:pPr>
+      <w:r>
+        <w:t>Feedback · compare after trying</w:t>
+      </w:r>
+    </w:p>
+    <w:p>
+      <w:pPr>
+        <w:spacing w:line="336" w:lineRule="auto" w:after="180"/>
+        <w:shd w:fill="F1F6FC"/>
+      </w:pPr>
+      <w:r>
+        <w:rPr>
+          <w:b w:val="0"/>
+        </w:rPr>
         <w:t>After your attempt, compare with the supported explanation: Q fits the shelf. Both dimensions now meet their including equality limits; stripe pattern does not change the rule.</w:t>
       </w:r>
     </w:p>
@@ -4068,18 +7460,117 @@
       </w:r>
     </w:p>
     <w:p>
-      <w:r>
-        <w:t>Review Categories and Labels (ai-1/7). Goal: Apply a category definition using explicit evidence and boundary rules. Short practice: Explain why B originally was revise rather than review, then label its changed version.. Return to this week and explain what you changed.</w:t>
-      </w:r>
-    </w:p>
-    <w:p>
-      <w:r>
-        <w:t>Review Pictures Become Numbers (ai-1/5). Goal: Encode and reconstruct a small image using an explicit grid convention. Short practice: Find a position where the original badges differ, then read the changed A back as a picture.. Return to this week and explain what you changed.</w:t>
-      </w:r>
-    </w:p>
-    <w:p>
-      <w:r>
-        <w:t>Review Input, Process, Output (ai-1/2). Goal: Trace information through a system without confusing information with a physical action. Short practice: Use the richer record to find blue pencils in Box B. Explain why total alone was insufficient.. Return to this week and explain what you changed.</w:t>
+      <w:pPr>
+        <w:spacing w:line="336" w:lineRule="auto" w:after="180"/>
+      </w:pPr>
+      <w:r>
+        <w:rPr>
+          <w:b w:val="0"/>
+        </w:rPr>
+        <w:t xml:space="preserve">Review Categories and Labels (ai-1/7). Goal: Apply a category definition using explicit </w:t>
+      </w:r>
+      <w:r>
+        <w:rPr>
+          <w:b/>
+        </w:rPr>
+        <w:t>evidence</w:t>
+      </w:r>
+      <w:r>
+        <w:rPr>
+          <w:b w:val="0"/>
+        </w:rPr>
+        <w:t xml:space="preserve"> and boundary rules. Short practice: Explain why B originally was revise rather than review, then label its changed version..</w:t>
+      </w:r>
+    </w:p>
+    <w:p>
+      <w:pPr>
+        <w:spacing w:line="336" w:lineRule="auto" w:after="180"/>
+      </w:pPr>
+      <w:r>
+        <w:rPr>
+          <w:b w:val="0"/>
+        </w:rPr>
+        <w:t>Return to this week and explain what you changed.</w:t>
+      </w:r>
+    </w:p>
+    <w:p>
+      <w:pPr>
+        <w:spacing w:line="336" w:lineRule="auto" w:after="180"/>
+      </w:pPr>
+      <w:r>
+        <w:rPr>
+          <w:b w:val="0"/>
+        </w:rPr>
+        <w:t>Review Pictures Become Numbers (ai-1/5). Goal: Encode and reconstruct a small image using an explicit grid convention.</w:t>
+      </w:r>
+    </w:p>
+    <w:p>
+      <w:pPr>
+        <w:spacing w:line="336" w:lineRule="auto" w:after="180"/>
+      </w:pPr>
+      <w:r>
+        <w:rPr>
+          <w:b w:val="0"/>
+        </w:rPr>
+        <w:t>Short practice: Find a position where the original badges differ, then read the changed A back as a picture.. Return to this week and explain what you changed.</w:t>
+      </w:r>
+    </w:p>
+    <w:p>
+      <w:pPr>
+        <w:spacing w:line="336" w:lineRule="auto" w:after="180"/>
+      </w:pPr>
+      <w:r>
+        <w:rPr>
+          <w:b w:val="0"/>
+        </w:rPr>
+        <w:t xml:space="preserve">Review </w:t>
+      </w:r>
+      <w:r>
+        <w:rPr>
+          <w:b/>
+        </w:rPr>
+        <w:t>Input</w:t>
+      </w:r>
+      <w:r>
+        <w:rPr>
+          <w:b w:val="0"/>
+        </w:rPr>
+        <w:t xml:space="preserve">, </w:t>
+      </w:r>
+      <w:r>
+        <w:rPr>
+          <w:b/>
+        </w:rPr>
+        <w:t>Process</w:t>
+      </w:r>
+      <w:r>
+        <w:rPr>
+          <w:b w:val="0"/>
+        </w:rPr>
+        <w:t xml:space="preserve">, </w:t>
+      </w:r>
+      <w:r>
+        <w:rPr>
+          <w:b/>
+        </w:rPr>
+        <w:t>Output</w:t>
+      </w:r>
+      <w:r>
+        <w:rPr>
+          <w:b w:val="0"/>
+        </w:rPr>
+        <w:t xml:space="preserve"> (ai-1/2). Goal: Trace information through a system without confusing information with a physical action. Short practice: Use the richer record to find blue pencils in Box B.</w:t>
+      </w:r>
+    </w:p>
+    <w:p>
+      <w:pPr>
+        <w:spacing w:line="336" w:lineRule="auto" w:after="180"/>
+      </w:pPr>
+      <w:r>
+        <w:rPr>
+          <w:b w:val="0"/>
+        </w:rPr>
+        <w:t>Explain why total alone was insufficient.. Return to this week and explain what you changed.</w:t>
       </w:r>
     </w:p>
     <w:p>
@@ -4091,8 +7582,603 @@
       </w:r>
     </w:p>
     <w:p>
-      <w:r>
-        <w:t>Use Download completed work in the hosted lesson to export your answers, reflections, practice feedback and code-run evidence. Open the HTML copy to read or print it. Drafts stay in this browser when storage is available; clear drafts on a shared device.</w:t>
+      <w:pPr>
+        <w:spacing w:line="336" w:lineRule="auto" w:after="180"/>
+      </w:pPr>
+      <w:r>
+        <w:rPr>
+          <w:b w:val="0"/>
+        </w:rPr>
+        <w:t xml:space="preserve">Use Download completed work in the hosted lesson to export your answers, reflections, practice feedback and code-run </w:t>
+      </w:r>
+      <w:r>
+        <w:rPr>
+          <w:b/>
+        </w:rPr>
+        <w:t>evidence</w:t>
+      </w:r>
+      <w:r>
+        <w:rPr>
+          <w:b w:val="0"/>
+        </w:rPr>
+        <w:t>. Open the HTML copy to read or print it.</w:t>
+      </w:r>
+    </w:p>
+    <w:p>
+      <w:pPr>
+        <w:spacing w:line="336" w:lineRule="auto" w:after="180"/>
+      </w:pPr>
+      <w:r>
+        <w:rPr>
+          <w:b w:val="0"/>
+        </w:rPr>
+        <w:t>Drafts stay in this browser when storage is available; clear drafts on a shared device.</w:t>
+      </w:r>
+    </w:p>
+    <w:p>
+      <w:pPr>
+        <w:pStyle w:val="Heading1"/>
+      </w:pPr>
+      <w:r>
+        <w:t>18. Visual concept journey</w:t>
+      </w:r>
+    </w:p>
+    <w:p>
+      <w:r>
+        <w:t>Explain each Features: Useful Clues graphic using its labels, deciding evidence and relevant limitation.</w:t>
+      </w:r>
+    </w:p>
+    <w:p>
+      <w:pPr>
+        <w:pStyle w:val="Heading3"/>
+      </w:pPr>
+      <w:r>
+        <w:t>01. Features: Useful Clues: the case</w:t>
+      </w:r>
+    </w:p>
+    <w:p>
+      <w:r>
+        <w:drawing>
+          <wp:inline xmlns:a="http://schemas.openxmlformats.org/drawingml/2006/main" xmlns:pic="http://schemas.openxmlformats.org/drawingml/2006/picture">
+            <wp:extent cx="5486400" cy="2834640"/>
+            <wp:docPr id="23" name="Picture 23" descr="A fictional shelf accepts a craft box only if width is at most 6 cm and height at most 4 cm. Supplied facts: Boxes P=(6,4,stripes), Q=(7,4,stripes), R=(6,5,dots), S=(6,4,dots). A green acceptance sticker is attached only after the shelf check."/>
+            <wp:cNvGraphicFramePr>
+              <a:graphicFrameLocks noChangeAspect="1"/>
+            </wp:cNvGraphicFramePr>
+            <a:graphic>
+              <a:graphicData uri="http://schemas.openxmlformats.org/drawingml/2006/picture">
+                <pic:pic>
+                  <pic:nvPicPr>
+                    <pic:cNvPr id="0" name="academy-story-ai-1-8-01.png"/>
+                    <pic:cNvPicPr/>
+                  </pic:nvPicPr>
+                  <pic:blipFill>
+                    <a:blip r:embed="rId31"/>
+                    <a:stretch>
+                      <a:fillRect/>
+                    </a:stretch>
+                  </pic:blipFill>
+                  <pic:spPr>
+                    <a:xfrm>
+                      <a:off x="0" y="0"/>
+                      <a:ext cx="5486400" cy="2834640"/>
+                    </a:xfrm>
+                    <a:prstGeom prst="rect"/>
+                  </pic:spPr>
+                </pic:pic>
+              </a:graphicData>
+            </a:graphic>
+          </wp:inline>
+        </w:drawing>
+      </w:r>
+    </w:p>
+    <w:p>
+      <w:pPr>
+        <w:spacing w:line="336" w:lineRule="auto" w:after="180"/>
+      </w:pPr>
+      <w:r>
+        <w:rPr>
+          <w:b w:val="0"/>
+        </w:rPr>
+        <w:t>A fictional shelf accepts a craft box only if width is at most 6 cm and height at most 4 cm. Supplied facts: Boxes P=(6,4,stripes), Q=(7,4,stripes), R=(6,5,dots), S=(6,4,dots).</w:t>
+      </w:r>
+    </w:p>
+    <w:p>
+      <w:pPr>
+        <w:spacing w:line="336" w:lineRule="auto" w:after="180"/>
+      </w:pPr>
+      <w:r>
+        <w:rPr>
+          <w:b w:val="0"/>
+        </w:rPr>
+        <w:t>A green acceptance sticker is attached only after the shelf check.</w:t>
+      </w:r>
+    </w:p>
+    <w:p>
+      <w:pPr>
+        <w:spacing w:line="336" w:lineRule="auto" w:after="180"/>
+        <w:shd w:fill="F5F1FB"/>
+      </w:pPr>
+      <w:r>
+        <w:rPr>
+          <w:b w:val="0"/>
+        </w:rPr>
+        <w:t>Point to the given fact that matters most. Explain why it matters.</w:t>
+      </w:r>
+    </w:p>
+    <w:p>
+      <w:pPr>
+        <w:pStyle w:val="Heading3"/>
+      </w:pPr>
+      <w:r>
+        <w:t>02. Follow the deciding steps</w:t>
+      </w:r>
+    </w:p>
+    <w:p>
+      <w:r>
+        <w:drawing>
+          <wp:inline xmlns:a="http://schemas.openxmlformats.org/drawingml/2006/main" xmlns:pic="http://schemas.openxmlformats.org/drawingml/2006/picture">
+            <wp:extent cx="5486400" cy="4005072"/>
+            <wp:docPr id="24" name="Picture 24" descr="Width check: P,Q,R,S have widths 6,7,6,6. → Height check: Their heights are 4,4,5,4. → Apply both limits: P and S fit; Q fails width; R fails height. → Reject a shortcut: The later sticker cannot be an input available before checking."/>
+            <wp:cNvGraphicFramePr>
+              <a:graphicFrameLocks noChangeAspect="1"/>
+            </wp:cNvGraphicFramePr>
+            <a:graphic>
+              <a:graphicData uri="http://schemas.openxmlformats.org/drawingml/2006/picture">
+                <pic:pic>
+                  <pic:nvPicPr>
+                    <pic:cNvPr id="0" name="academy-story-ai-1-8-02.png"/>
+                    <pic:cNvPicPr/>
+                  </pic:nvPicPr>
+                  <pic:blipFill>
+                    <a:blip r:embed="rId32"/>
+                    <a:stretch>
+                      <a:fillRect/>
+                    </a:stretch>
+                  </pic:blipFill>
+                  <pic:spPr>
+                    <a:xfrm>
+                      <a:off x="0" y="0"/>
+                      <a:ext cx="5486400" cy="4005072"/>
+                    </a:xfrm>
+                    <a:prstGeom prst="rect"/>
+                  </pic:spPr>
+                </pic:pic>
+              </a:graphicData>
+            </a:graphic>
+          </wp:inline>
+        </w:drawing>
+      </w:r>
+    </w:p>
+    <w:p>
+      <w:pPr>
+        <w:spacing w:line="336" w:lineRule="auto" w:after="180"/>
+      </w:pPr>
+      <w:r>
+        <w:rPr>
+          <w:b w:val="0"/>
+        </w:rPr>
+        <w:t xml:space="preserve">Width check: P,Q,R,S have widths 6,7,6,6. → Height check: Their heights are 4,4,5,4. → Apply both limits: P and S fit; Q fails width; R fails height. → Reject a shortcut: The later sticker cannot be an </w:t>
+      </w:r>
+      <w:r>
+        <w:rPr>
+          <w:b/>
+        </w:rPr>
+        <w:t>input</w:t>
+      </w:r>
+      <w:r>
+        <w:rPr>
+          <w:b w:val="0"/>
+        </w:rPr>
+        <w:t xml:space="preserve"> available before checking.</w:t>
+      </w:r>
+    </w:p>
+    <w:p>
+      <w:pPr>
+        <w:spacing w:line="336" w:lineRule="auto" w:after="180"/>
+        <w:shd w:fill="F5F1FB"/>
+      </w:pPr>
+      <w:r>
+        <w:rPr>
+          <w:b w:val="0"/>
+        </w:rPr>
+        <w:t xml:space="preserve">Point to each numbered stage and explain which recorded </w:t>
+      </w:r>
+      <w:r>
+        <w:rPr>
+          <w:b/>
+        </w:rPr>
+        <w:t>input</w:t>
+      </w:r>
+      <w:r>
+        <w:rPr>
+          <w:b w:val="0"/>
+        </w:rPr>
+        <w:t xml:space="preserve"> it uses.</w:t>
+      </w:r>
+    </w:p>
+    <w:p>
+      <w:pPr>
+        <w:pStyle w:val="Heading3"/>
+      </w:pPr>
+      <w:r>
+        <w:t>03. Dimensions determine shelf acceptance</w:t>
+      </w:r>
+    </w:p>
+    <w:p>
+      <w:r>
+        <w:drawing>
+          <wp:inline xmlns:a="http://schemas.openxmlformats.org/drawingml/2006/main" xmlns:pic="http://schemas.openxmlformats.org/drawingml/2006/picture">
+            <wp:extent cx="5486400" cy="3938016"/>
+            <wp:docPr id="25" name="Picture 25" descr="Dimensions determine shelf acceptance. P stripes: Width cm = 6, Height cm = 4, Outcome = fits. Q stripes: Width cm = 7, Height cm = 4, Outcome = width fails. R dots: Width cm = 6, Height cm = 5, Outcome = height fails. S dots: Width cm = 6, Height cm = 4, Outcome = fits."/>
+            <wp:cNvGraphicFramePr>
+              <a:graphicFrameLocks noChangeAspect="1"/>
+            </wp:cNvGraphicFramePr>
+            <a:graphic>
+              <a:graphicData uri="http://schemas.openxmlformats.org/drawingml/2006/picture">
+                <pic:pic>
+                  <pic:nvPicPr>
+                    <pic:cNvPr id="0" name="academy-story-ai-1-8-03.png"/>
+                    <pic:cNvPicPr/>
+                  </pic:nvPicPr>
+                  <pic:blipFill>
+                    <a:blip r:embed="rId33"/>
+                    <a:stretch>
+                      <a:fillRect/>
+                    </a:stretch>
+                  </pic:blipFill>
+                  <pic:spPr>
+                    <a:xfrm>
+                      <a:off x="0" y="0"/>
+                      <a:ext cx="5486400" cy="3938016"/>
+                    </a:xfrm>
+                    <a:prstGeom prst="rect"/>
+                  </pic:spPr>
+                </pic:pic>
+              </a:graphicData>
+            </a:graphic>
+          </wp:inline>
+        </w:drawing>
+      </w:r>
+    </w:p>
+    <w:p>
+      <w:pPr>
+        <w:spacing w:line="336" w:lineRule="auto" w:after="180"/>
+      </w:pPr>
+      <w:r>
+        <w:rPr>
+          <w:b w:val="0"/>
+        </w:rPr>
+        <w:t>Dimensions determine shelf acceptance. P stripes: Width cm = 6, Height cm = 4, Outcome = fits. Q stripes: Width cm = 7, Height cm = 4, Outcome = width fails. R dots: Width cm = 6, Height cm = 5, Outcome = height fails.</w:t>
+      </w:r>
+    </w:p>
+    <w:p>
+      <w:pPr>
+        <w:spacing w:line="336" w:lineRule="auto" w:after="180"/>
+      </w:pPr>
+      <w:r>
+        <w:rPr>
+          <w:b w:val="0"/>
+        </w:rPr>
+        <w:t>S dots: Width cm = 6, Height cm = 4, Outcome = fits.</w:t>
+      </w:r>
+    </w:p>
+    <w:p>
+      <w:pPr>
+        <w:spacing w:line="336" w:lineRule="auto" w:after="180"/>
+        <w:shd w:fill="F5F1FB"/>
+      </w:pPr>
+      <w:r>
+        <w:rPr>
+          <w:b w:val="0"/>
+        </w:rPr>
+        <w:t>Read the labels and values. Explain the relationship the model shows.</w:t>
+      </w:r>
+    </w:p>
+    <w:p>
+      <w:pPr>
+        <w:pStyle w:val="Heading3"/>
+      </w:pPr>
+      <w:r>
+        <w:t>04. Change one thing. Trace what follows.</w:t>
+      </w:r>
+    </w:p>
+    <w:p>
+      <w:r>
+        <w:drawing>
+          <wp:inline xmlns:a="http://schemas.openxmlformats.org/drawingml/2006/main" xmlns:pic="http://schemas.openxmlformats.org/drawingml/2006/picture">
+            <wp:extent cx="5486400" cy="3179064"/>
+            <wp:docPr id="26" name="Picture 26" descr="Original case: The later sticker cannot be an input available before checking. Changed condition: Change Q’s width to 6 without changing its height. Expected result: Q fits the shelf. Reason: Both dimensions now meet their including equality limits; stripe pattern does not change the rule."/>
+            <wp:cNvGraphicFramePr>
+              <a:graphicFrameLocks noChangeAspect="1"/>
+            </wp:cNvGraphicFramePr>
+            <a:graphic>
+              <a:graphicData uri="http://schemas.openxmlformats.org/drawingml/2006/picture">
+                <pic:pic>
+                  <pic:nvPicPr>
+                    <pic:cNvPr id="0" name="academy-story-ai-1-8-04.png"/>
+                    <pic:cNvPicPr/>
+                  </pic:nvPicPr>
+                  <pic:blipFill>
+                    <a:blip r:embed="rId34"/>
+                    <a:stretch>
+                      <a:fillRect/>
+                    </a:stretch>
+                  </pic:blipFill>
+                  <pic:spPr>
+                    <a:xfrm>
+                      <a:off x="0" y="0"/>
+                      <a:ext cx="5486400" cy="3179064"/>
+                    </a:xfrm>
+                    <a:prstGeom prst="rect"/>
+                  </pic:spPr>
+                </pic:pic>
+              </a:graphicData>
+            </a:graphic>
+          </wp:inline>
+        </w:drawing>
+      </w:r>
+    </w:p>
+    <w:p>
+      <w:pPr>
+        <w:spacing w:line="336" w:lineRule="auto" w:after="180"/>
+      </w:pPr>
+      <w:r>
+        <w:rPr>
+          <w:b w:val="0"/>
+        </w:rPr>
+        <w:t xml:space="preserve">Original case: The later sticker cannot be an </w:t>
+      </w:r>
+      <w:r>
+        <w:rPr>
+          <w:b/>
+        </w:rPr>
+        <w:t>input</w:t>
+      </w:r>
+      <w:r>
+        <w:rPr>
+          <w:b w:val="0"/>
+        </w:rPr>
+        <w:t xml:space="preserve"> available before checking. Changed condition: Change Q’s width to 6 without changing its height. Expected result: Q fits the shelf.</w:t>
+      </w:r>
+    </w:p>
+    <w:p>
+      <w:pPr>
+        <w:spacing w:line="336" w:lineRule="auto" w:after="180"/>
+      </w:pPr>
+      <w:r>
+        <w:rPr>
+          <w:b w:val="0"/>
+        </w:rPr>
+        <w:t>Reason: Both dimensions now meet their including equality limits; stripe pattern does not change the rule.</w:t>
+      </w:r>
+    </w:p>
+    <w:p>
+      <w:pPr>
+        <w:spacing w:line="336" w:lineRule="auto" w:after="180"/>
+        <w:shd w:fill="F5F1FB"/>
+      </w:pPr>
+      <w:r>
+        <w:rPr>
+          <w:b w:val="0"/>
+        </w:rPr>
+        <w:t>Predict before checking the worked changed-case result. Name what changed and what the supplied facts allow you to conclude.</w:t>
+      </w:r>
+    </w:p>
+    <w:p>
+      <w:pPr>
+        <w:pStyle w:val="Heading3"/>
+      </w:pPr>
+      <w:r>
+        <w:t>05. Connect the explanation to its limit</w:t>
+      </w:r>
+    </w:p>
+    <w:p>
+      <w:r>
+        <w:drawing>
+          <wp:inline xmlns:a="http://schemas.openxmlformats.org/drawingml/2006/main" xmlns:pic="http://schemas.openxmlformats.org/drawingml/2006/picture">
+            <wp:extent cx="5486400" cy="2834640"/>
+            <wp:docPr id="27" name="Picture 27" descr="Comparing P with Q isolates width; comparing P with R isolates height. Comparing P with S changes pattern while both remain accepted. Under this declared policy, pattern is not a deciding feature. A later acceptance sticker leaks the very answer the system should produce. Limit: These comparisons establish the written shelf rule, not the importance of pattern for unrelated tasks."/>
+            <wp:cNvGraphicFramePr>
+              <a:graphicFrameLocks noChangeAspect="1"/>
+            </wp:cNvGraphicFramePr>
+            <a:graphic>
+              <a:graphicData uri="http://schemas.openxmlformats.org/drawingml/2006/picture">
+                <pic:pic>
+                  <pic:nvPicPr>
+                    <pic:cNvPr id="0" name="academy-story-ai-1-8-05.png"/>
+                    <pic:cNvPicPr/>
+                  </pic:nvPicPr>
+                  <pic:blipFill>
+                    <a:blip r:embed="rId35"/>
+                    <a:stretch>
+                      <a:fillRect/>
+                    </a:stretch>
+                  </pic:blipFill>
+                  <pic:spPr>
+                    <a:xfrm>
+                      <a:off x="0" y="0"/>
+                      <a:ext cx="5486400" cy="2834640"/>
+                    </a:xfrm>
+                    <a:prstGeom prst="rect"/>
+                  </pic:spPr>
+                </pic:pic>
+              </a:graphicData>
+            </a:graphic>
+          </wp:inline>
+        </w:drawing>
+      </w:r>
+    </w:p>
+    <w:p>
+      <w:pPr>
+        <w:spacing w:line="336" w:lineRule="auto" w:after="180"/>
+      </w:pPr>
+      <w:r>
+        <w:rPr>
+          <w:b w:val="0"/>
+        </w:rPr>
+        <w:t xml:space="preserve">Comparing P with Q isolates width; comparing P with R isolates height. Comparing P with S changes pattern while both remain accepted. Under this declared policy, pattern is not a deciding </w:t>
+      </w:r>
+      <w:r>
+        <w:rPr>
+          <w:b/>
+        </w:rPr>
+        <w:t>feature</w:t>
+      </w:r>
+      <w:r>
+        <w:rPr>
+          <w:b w:val="0"/>
+        </w:rPr>
+        <w:t>.</w:t>
+      </w:r>
+    </w:p>
+    <w:p>
+      <w:pPr>
+        <w:spacing w:line="336" w:lineRule="auto" w:after="180"/>
+      </w:pPr>
+      <w:r>
+        <w:rPr>
+          <w:b w:val="0"/>
+        </w:rPr>
+        <w:t>A later acceptance sticker leaks the very answer the system should produce. Limit: These comparisons establish the written shelf rule, not the importance of pattern for unrelated tasks.</w:t>
+      </w:r>
+    </w:p>
+    <w:p>
+      <w:pPr>
+        <w:spacing w:line="336" w:lineRule="auto" w:after="180"/>
+        <w:shd w:fill="F5F1FB"/>
+      </w:pPr>
+      <w:r>
+        <w:rPr>
+          <w:b w:val="0"/>
+        </w:rPr>
+        <w:t>Explain the case, then point to a limit on the claim.</w:t>
+      </w:r>
+    </w:p>
+    <w:p>
+      <w:pPr>
+        <w:pStyle w:val="Heading3"/>
+      </w:pPr>
+      <w:r>
+        <w:t>06. Make the idea visible in your project</w:t>
+      </w:r>
+    </w:p>
+    <w:p>
+      <w:r>
+        <w:drawing>
+          <wp:inline xmlns:a="http://schemas.openxmlformats.org/drawingml/2006/main" xmlns:pic="http://schemas.openxmlformats.org/drawingml/2006/picture">
+            <wp:extent cx="5486400" cy="3380232"/>
+            <wp:docPr id="28" name="Picture 28" descr="Choose sorter features that exist at decision time and actually connect to the stated classroom requirement. Draw your input, deciding step, result and limit. Supported question: Point to the pair that tests pattern, then explain why the sticker is a bad early input."/>
+            <wp:cNvGraphicFramePr>
+              <a:graphicFrameLocks noChangeAspect="1"/>
+            </wp:cNvGraphicFramePr>
+            <a:graphic>
+              <a:graphicData uri="http://schemas.openxmlformats.org/drawingml/2006/picture">
+                <pic:pic>
+                  <pic:nvPicPr>
+                    <pic:cNvPr id="0" name="academy-story-ai-1-8-06.png"/>
+                    <pic:cNvPicPr/>
+                  </pic:nvPicPr>
+                  <pic:blipFill>
+                    <a:blip r:embed="rId36"/>
+                    <a:stretch>
+                      <a:fillRect/>
+                    </a:stretch>
+                  </pic:blipFill>
+                  <pic:spPr>
+                    <a:xfrm>
+                      <a:off x="0" y="0"/>
+                      <a:ext cx="5486400" cy="3380232"/>
+                    </a:xfrm>
+                    <a:prstGeom prst="rect"/>
+                  </pic:spPr>
+                </pic:pic>
+              </a:graphicData>
+            </a:graphic>
+          </wp:inline>
+        </w:drawing>
+      </w:r>
+    </w:p>
+    <w:p>
+      <w:pPr>
+        <w:spacing w:line="336" w:lineRule="auto" w:after="180"/>
+      </w:pPr>
+      <w:r>
+        <w:rPr>
+          <w:b w:val="0"/>
+        </w:rPr>
+        <w:t xml:space="preserve">Choose sorter </w:t>
+      </w:r>
+      <w:r>
+        <w:rPr>
+          <w:b/>
+        </w:rPr>
+        <w:t>feature</w:t>
+      </w:r>
+      <w:r>
+        <w:rPr>
+          <w:b w:val="0"/>
+        </w:rPr>
+        <w:t xml:space="preserve">s that exist at decision time and actually connect to the stated classroom requirement. Draw your </w:t>
+      </w:r>
+      <w:r>
+        <w:rPr>
+          <w:b/>
+        </w:rPr>
+        <w:t>input</w:t>
+      </w:r>
+      <w:r>
+        <w:rPr>
+          <w:b w:val="0"/>
+        </w:rPr>
+        <w:t>, deciding step, result and limit.</w:t>
+      </w:r>
+    </w:p>
+    <w:p>
+      <w:pPr>
+        <w:spacing w:line="336" w:lineRule="auto" w:after="180"/>
+      </w:pPr>
+      <w:r>
+        <w:rPr>
+          <w:b w:val="0"/>
+        </w:rPr>
+        <w:t xml:space="preserve">Supported question: Point to the pair that tests pattern, then explain why the sticker is a bad early </w:t>
+      </w:r>
+      <w:r>
+        <w:rPr>
+          <w:b/>
+        </w:rPr>
+        <w:t>input</w:t>
+      </w:r>
+      <w:r>
+        <w:rPr>
+          <w:b w:val="0"/>
+        </w:rPr>
+        <w:t>.</w:t>
+      </w:r>
+    </w:p>
+    <w:p>
+      <w:pPr>
+        <w:spacing w:line="336" w:lineRule="auto" w:after="180"/>
+        <w:shd w:fill="F5F1FB"/>
+      </w:pPr>
+      <w:r>
+        <w:rPr>
+          <w:b w:val="0"/>
+        </w:rPr>
+        <w:t xml:space="preserve">Draw your project trace and justify the deciding step using </w:t>
+      </w:r>
+      <w:r>
+        <w:rPr>
+          <w:b/>
+        </w:rPr>
+        <w:t>evidence</w:t>
+      </w:r>
+      <w:r>
+        <w:rPr>
+          <w:b w:val="0"/>
+        </w:rPr>
+        <w:t>.</w:t>
       </w:r>
     </w:p>
     <w:sectPr>

--- a/downloads/student/ai-1-week-08.docx
+++ b/downloads/student/ai-1-week-08.docx
@@ -1883,7 +1883,7 @@
         <w:rPr>
           <w:b w:val="0"/>
         </w:rPr>
-        <w:t>Reason: Both dimensions now meet their including equality limits; stripe pattern does not change the rule.</w:t>
+        <w:t>Reason: Both dimensions now meet their limits, with equality allowed; stripe pattern does not change the rule.</w:t>
       </w:r>
     </w:p>
     <w:p>
@@ -7448,7 +7448,7 @@
         <w:rPr>
           <w:b w:val="0"/>
         </w:rPr>
-        <w:t>After your attempt, compare with the supported explanation: Q fits the shelf. Both dimensions now meet their including equality limits; stripe pattern does not change the rule.</w:t>
+        <w:t>After your attempt, compare with the supported explanation: Q fits the shelf. Both dimensions now meet their limits, with equality allowed; stripe pattern does not change the rule.</w:t>
       </w:r>
     </w:p>
     <w:p>
@@ -7888,7 +7888,7 @@
         <w:drawing>
           <wp:inline xmlns:a="http://schemas.openxmlformats.org/drawingml/2006/main" xmlns:pic="http://schemas.openxmlformats.org/drawingml/2006/picture">
             <wp:extent cx="5486400" cy="3179064"/>
-            <wp:docPr id="26" name="Picture 26" descr="Original case: The later sticker cannot be an input available before checking. Changed condition: Change Q’s width to 6 without changing its height. Expected result: Q fits the shelf. Reason: Both dimensions now meet their including equality limits; stripe pattern does not change the rule."/>
+            <wp:docPr id="26" name="Picture 26" descr="Original case: The later sticker cannot be an input available before checking. Changed condition: Change Q’s width to 6 without changing its height. Expected result: Q fits the shelf. Reason: Both dimensions now meet their limits, with equality allowed; stripe pattern does not change the rule."/>
             <wp:cNvGraphicFramePr>
               <a:graphicFrameLocks noChangeAspect="1"/>
             </wp:cNvGraphicFramePr>
@@ -7950,7 +7950,7 @@
         <w:rPr>
           <w:b w:val="0"/>
         </w:rPr>
-        <w:t>Reason: Both dimensions now meet their including equality limits; stripe pattern does not change the rule.</w:t>
+        <w:t>Reason: Both dimensions now meet their limits, with equality allowed; stripe pattern does not change the rule.</w:t>
       </w:r>
     </w:p>
     <w:p>
